--- a/public/resume/cv-software.docx
+++ b/public/resume/cv-software.docx
@@ -33,7 +33,7 @@
         </w:rPr>
         <w:t xml:space="preserve">✉ </w:t>
       </w:r>
-      <w:hyperlink w:history="1" r:id="rIdycxm_ejvjspeqoh078l_z">
+      <w:hyperlink w:history="1" r:id="rId3v65xbvsda2-ctixxmagk">
         <w:r>
           <w:rPr>
             <w:rFonts w:ascii="Calibri" w:cs="Calibri" w:eastAsia="Calibri" w:hAnsi="Calibri"/>
@@ -63,7 +63,7 @@
         </w:rPr>
         <w:t xml:space="preserve">• </w:t>
       </w:r>
-      <w:hyperlink w:history="1" r:id="rIdglb-47nrdrr7w6fg53ix4">
+      <w:hyperlink w:history="1" r:id="rIdzwcpblg8knyousq4dxcht">
         <w:r>
           <w:rPr>
             <w:rFonts w:ascii="Calibri" w:cs="Calibri" w:eastAsia="Calibri" w:hAnsi="Calibri"/>
@@ -93,7 +93,7 @@
         </w:rPr>
         <w:t xml:space="preserve">⁠in </w:t>
       </w:r>
-      <w:hyperlink w:history="1" r:id="rIdhhzfxg6zpzl6srjfirepq">
+      <w:hyperlink w:history="1" r:id="rIdwkdbvqqjdcnsyjqofphjx">
         <w:r>
           <w:rPr>
             <w:rFonts w:ascii="Calibri" w:cs="Calibri" w:eastAsia="Calibri" w:hAnsi="Calibri"/>
@@ -123,7 +123,7 @@
         </w:rPr>
         <w:t xml:space="preserve">◔ </w:t>
       </w:r>
-      <w:hyperlink w:history="1" r:id="rIdvgutd8xjk6noi8cdtwwyg">
+      <w:hyperlink w:history="1" r:id="rIdj85-rmxbdlodyegm6fjl_">
         <w:r>
           <w:rPr>
             <w:rFonts w:ascii="Calibri" w:cs="Calibri" w:eastAsia="Calibri" w:hAnsi="Calibri"/>
@@ -153,7 +153,7 @@
         </w:rPr>
         <w:t xml:space="preserve">Ⓘ </w:t>
       </w:r>
-      <w:hyperlink w:history="1" r:id="rId3s6kq9xuqec0vwxqqrizh">
+      <w:hyperlink w:history="1" r:id="rIdipdijkvdzwsbclomeasj1">
         <w:r>
           <w:rPr>
             <w:rFonts w:ascii="Calibri" w:cs="Calibri" w:eastAsia="Calibri" w:hAnsi="Calibri"/>
@@ -648,76 +648,6 @@
     </w:p>
     <w:p>
       <w:pPr>
-        <w:spacing w:after="40" w:before="0"/>
-      </w:pPr>
-      <w:r>
-        <w:rPr>
-          <w:rFonts w:ascii="Calibri" w:cs="Calibri" w:eastAsia="Calibri" w:hAnsi="Calibri"/>
-          <w:sz w:val="20"/>
-          <w:szCs w:val="20"/>
-        </w:rPr>
-        <w:t xml:space="preserve">
-        </w:t>
-      </w:r>
-      <w:r>
-        <w:rPr>
-          <w:rFonts w:ascii="Calibri" w:cs="Calibri" w:eastAsia="Calibri" w:hAnsi="Calibri"/>
-          <w:b/>
-          <w:bCs/>
-          <w:sz w:val="20"/>
-          <w:szCs w:val="20"/>
-        </w:rPr>
-        <w:t xml:space="preserve">English</w:t>
-      </w:r>
-      <w:r>
-        <w:rPr>
-          <w:rFonts w:ascii="Calibri" w:cs="Calibri" w:eastAsia="Calibri" w:hAnsi="Calibri"/>
-          <w:sz w:val="20"/>
-          <w:szCs w:val="20"/>
-        </w:rPr>
-        <w:t xml:space="preserve"> (Full professional), </w:t>
-      </w:r>
-      <w:r>
-        <w:rPr>
-          <w:rFonts w:ascii="Calibri" w:cs="Calibri" w:eastAsia="Calibri" w:hAnsi="Calibri"/>
-          <w:b/>
-          <w:bCs/>
-          <w:sz w:val="20"/>
-          <w:szCs w:val="20"/>
-        </w:rPr>
-        <w:t xml:space="preserve">Twi &amp; Ga</w:t>
-      </w:r>
-      <w:r>
-        <w:rPr>
-          <w:rFonts w:ascii="Calibri" w:cs="Calibri" w:eastAsia="Calibri" w:hAnsi="Calibri"/>
-          <w:sz w:val="20"/>
-          <w:szCs w:val="20"/>
-        </w:rPr>
-        <w:t xml:space="preserve"> (Full Native),
-        </w:t>
-      </w:r>
-      <w:r>
-        <w:rPr>
-          <w:rFonts w:ascii="Calibri" w:cs="Calibri" w:eastAsia="Calibri" w:hAnsi="Calibri"/>
-          <w:b/>
-          <w:bCs/>
-          <w:sz w:val="20"/>
-          <w:szCs w:val="20"/>
-        </w:rPr>
-        <w:t xml:space="preserve">French &amp; Spanish</w:t>
-      </w:r>
-      <w:r>
-        <w:rPr>
-          <w:rFonts w:ascii="Calibri" w:cs="Calibri" w:eastAsia="Calibri" w:hAnsi="Calibri"/>
-          <w:sz w:val="20"/>
-          <w:szCs w:val="20"/>
-        </w:rPr>
-        <w:t xml:space="preserve"> (Elementary)
-      </w:t>
-      </w:r>
-    </w:p>
-    <w:p>
-      <w:pPr>
         <w:spacing w:after="60" w:before="0"/>
       </w:pPr>
     </w:p>
@@ -736,7 +666,7 @@
           <w:sz w:val="21"/>
           <w:szCs w:val="21"/>
         </w:rPr>
-        <w:t xml:space="preserve">RESEARCH &amp; PUBLICATIONS</w:t>
+        <w:t xml:space="preserve">PROJECTS</w:t>
       </w:r>
     </w:p>
     <w:p>
@@ -754,8 +684,213 @@
           <w:sz w:val="20"/>
           <w:szCs w:val="20"/>
         </w:rPr>
-        <w:t xml:space="preserve">git-unlocked: An Open-Source Modular Curriculum for Git and Version Control Education</w:t>
-      </w:r>
+        <w:t xml:space="preserve">AstonCV - Full-Stack CV Database</w:t>
+      </w:r>
+      <w:r>
+        <w:rPr>
+          <w:rFonts w:ascii="Calibri" w:cs="Calibri" w:eastAsia="Calibri" w:hAnsi="Calibri"/>
+          <w:sz w:val="20"/>
+          <w:szCs w:val="20"/>
+        </w:rPr>
+        <w:t xml:space="preserve">	2026</w:t>
+      </w:r>
+    </w:p>
+    <w:p>
+      <w:pPr>
+        <w:spacing w:after="10" w:before="0"/>
+      </w:pPr>
+      <w:r>
+        <w:rPr>
+          <w:rFonts w:ascii="Calibri" w:cs="Calibri" w:eastAsia="Calibri" w:hAnsi="Calibri"/>
+          <w:color w:val="444444"/>
+          <w:sz w:val="19"/>
+          <w:szCs w:val="19"/>
+        </w:rPr>
+        <w:t xml:space="preserve">PHP, MySQL, CSS, Apache, Cloudflare</w:t>
+      </w:r>
+      <w:r>
+        <w:rPr>
+          <w:rFonts w:ascii="Calibri" w:cs="Calibri" w:eastAsia="Calibri" w:hAnsi="Calibri"/>
+          <w:sz w:val="19"/>
+          <w:szCs w:val="19"/>
+        </w:rPr>
+        <w:t xml:space="preserve">   </w:t>
+      </w:r>
+      <w:hyperlink w:history="1" r:id="rIdaqsuwyj43ugpcqvelfici">
+        <w:r>
+          <w:rPr>
+            <w:rFonts w:ascii="Calibri" w:cs="Calibri" w:eastAsia="Calibri" w:hAnsi="Calibri"/>
+            <w:color w:val="1a5cc8"/>
+            <w:sz w:val="19"/>
+            <w:szCs w:val="19"/>
+            <w:u w:val="single"/>
+          </w:rPr>
+          <w:t xml:space="preserve">Website ↗</w:t>
+        </w:r>
+      </w:hyperlink>
+      <w:r>
+        <w:rPr>
+          <w:rFonts w:ascii="Calibri" w:cs="Calibri" w:eastAsia="Calibri" w:hAnsi="Calibri"/>
+          <w:sz w:val="19"/>
+          <w:szCs w:val="19"/>
+        </w:rPr>
+        <w:t xml:space="preserve">   </w:t>
+      </w:r>
+      <w:r>
+        <w:rPr>
+          <w:rFonts w:ascii="Calibri" w:cs="Calibri" w:eastAsia="Calibri" w:hAnsi="Calibri"/>
+          <w:sz w:val="19"/>
+          <w:szCs w:val="19"/>
+        </w:rPr>
+        <w:t xml:space="preserve">| </w:t>
+      </w:r>
+      <w:hyperlink w:history="1" r:id="rId8ptdxe6umobd92oeaijbj">
+        <w:r>
+          <w:rPr>
+            <w:rFonts w:ascii="Calibri" w:cs="Calibri" w:eastAsia="Calibri" w:hAnsi="Calibri"/>
+            <w:color w:val="1a5cc8"/>
+            <w:sz w:val="19"/>
+            <w:szCs w:val="19"/>
+            <w:u w:val="single"/>
+          </w:rPr>
+          <w:t xml:space="preserve">GitHub ↗</w:t>
+        </w:r>
+      </w:hyperlink>
+      <w:r>
+        <w:rPr>
+          <w:rFonts w:ascii="Calibri" w:cs="Calibri" w:eastAsia="Calibri" w:hAnsi="Calibri"/>
+          <w:sz w:val="19"/>
+          <w:szCs w:val="19"/>
+        </w:rPr>
+        <w:t xml:space="preserve">   </w:t>
+      </w:r>
+      <w:r>
+        <w:rPr>
+          <w:rFonts w:ascii="Calibri" w:cs="Calibri" w:eastAsia="Calibri" w:hAnsi="Calibri"/>
+          <w:sz w:val="19"/>
+          <w:szCs w:val="19"/>
+        </w:rPr>
+        <w:t xml:space="preserve">| </w:t>
+      </w:r>
+      <w:hyperlink w:history="1" r:id="rIdklum8xexvw0e4nqtdsz6u">
+        <w:r>
+          <w:rPr>
+            <w:rFonts w:ascii="Calibri" w:cs="Calibri" w:eastAsia="Calibri" w:hAnsi="Calibri"/>
+            <w:color w:val="1a5cc8"/>
+            <w:sz w:val="19"/>
+            <w:szCs w:val="19"/>
+            <w:u w:val="single"/>
+          </w:rPr>
+          <w:t xml:space="preserve">Portfolio ↗</w:t>
+        </w:r>
+      </w:hyperlink>
+    </w:p>
+    <w:p>
+      <w:pPr>
+        <w:spacing w:after="20" w:before="0"/>
+        <w:ind w:left="316" w:hanging="259"/>
+      </w:pPr>
+      <w:r>
+        <w:rPr>
+          <w:rFonts w:ascii="Calibri" w:cs="Calibri" w:eastAsia="Calibri" w:hAnsi="Calibri"/>
+          <w:sz w:val="19"/>
+          <w:szCs w:val="19"/>
+        </w:rPr>
+        <w:t xml:space="preserve">•  </w:t>
+      </w:r>
+      <w:r>
+        <w:rPr>
+          <w:rFonts w:ascii="Calibri" w:cs="Calibri" w:eastAsia="Calibri" w:hAnsi="Calibri"/>
+          <w:sz w:val="19"/>
+          <w:szCs w:val="19"/>
+        </w:rPr>
+        <w:t xml:space="preserve">
+            Engineered </w:t>
+      </w:r>
+      <w:r>
+        <w:rPr>
+          <w:rFonts w:ascii="Calibri" w:cs="Calibri" w:eastAsia="Calibri" w:hAnsi="Calibri"/>
+          <w:b/>
+          <w:bCs/>
+          <w:sz w:val="19"/>
+          <w:szCs w:val="19"/>
+        </w:rPr>
+        <w:t xml:space="preserve">12+ security controls</w:t>
+      </w:r>
+      <w:r>
+        <w:rPr>
+          <w:rFonts w:ascii="Calibri" w:cs="Calibri" w:eastAsia="Calibri" w:hAnsi="Calibri"/>
+          <w:sz w:val="19"/>
+          <w:szCs w:val="19"/>
+        </w:rPr>
+        <w:t xml:space="preserve"> including </w:t>
+      </w:r>
+      <w:r>
+        <w:rPr>
+          <w:rFonts w:ascii="Calibri" w:cs="Calibri" w:eastAsia="Calibri" w:hAnsi="Calibri"/>
+          <w:b/>
+          <w:bCs/>
+          <w:sz w:val="19"/>
+          <w:szCs w:val="19"/>
+        </w:rPr>
+        <w:t xml:space="preserve">bcrypt hashing, CSRF tokens, PDO prepared statements and brute-force protection</w:t>
+      </w:r>
+      <w:r>
+        <w:rPr>
+          <w:rFonts w:ascii="Calibri" w:cs="Calibri" w:eastAsia="Calibri" w:hAnsi="Calibri"/>
+          <w:sz w:val="19"/>
+          <w:szCs w:val="19"/>
+        </w:rPr>
+        <w:t xml:space="preserve">
+          </w:t>
+      </w:r>
+    </w:p>
+    <w:p>
+      <w:pPr>
+        <w:spacing w:after="20" w:before="0"/>
+        <w:ind w:left="316" w:hanging="259"/>
+      </w:pPr>
+      <w:r>
+        <w:rPr>
+          <w:rFonts w:ascii="Calibri" w:cs="Calibri" w:eastAsia="Calibri" w:hAnsi="Calibri"/>
+          <w:sz w:val="19"/>
+          <w:szCs w:val="19"/>
+        </w:rPr>
+        <w:t xml:space="preserve">•  </w:t>
+      </w:r>
+      <w:r>
+        <w:rPr>
+          <w:rFonts w:ascii="Calibri" w:cs="Calibri" w:eastAsia="Calibri" w:hAnsi="Calibri"/>
+          <w:sz w:val="19"/>
+          <w:szCs w:val="19"/>
+        </w:rPr>
+        <w:t xml:space="preserve">
+            </w:t>
+      </w:r>
+      <w:r>
+        <w:rPr>
+          <w:rFonts w:ascii="Calibri" w:cs="Calibri" w:eastAsia="Calibri" w:hAnsi="Calibri"/>
+          <w:b/>
+          <w:bCs/>
+          <w:sz w:val="19"/>
+          <w:szCs w:val="19"/>
+        </w:rPr>
+        <w:t xml:space="preserve">Deployed live</w:t>
+      </w:r>
+      <w:r>
+        <w:rPr>
+          <w:rFonts w:ascii="Calibri" w:cs="Calibri" w:eastAsia="Calibri" w:hAnsi="Calibri"/>
+          <w:sz w:val="19"/>
+          <w:szCs w:val="19"/>
+        </w:rPr>
+        <w:t xml:space="preserve"> with searchable profiles, sorting/filtering and server-side PDF export
+          </w:t>
+      </w:r>
+    </w:p>
+    <w:p>
+      <w:pPr>
+        <w:spacing w:after="80" w:before="0"/>
+      </w:pPr>
     </w:p>
     <w:p>
       <w:pPr>
@@ -767,10 +902,1464 @@
       <w:r>
         <w:rPr>
           <w:rFonts w:ascii="Calibri" w:cs="Calibri" w:eastAsia="Calibri" w:hAnsi="Calibri"/>
+          <w:b/>
+          <w:bCs/>
+          <w:sz w:val="20"/>
+          <w:szCs w:val="20"/>
+        </w:rPr>
+        <w:t xml:space="preserve">PHAEMOS: Smart Maintenance Platform</w:t>
+      </w:r>
+      <w:r>
+        <w:rPr>
+          <w:rFonts w:ascii="Calibri" w:cs="Calibri" w:eastAsia="Calibri" w:hAnsi="Calibri"/>
+          <w:sz w:val="20"/>
+          <w:szCs w:val="20"/>
+        </w:rPr>
+        <w:t xml:space="preserve">	2026, ongoing</w:t>
+      </w:r>
+    </w:p>
+    <w:p>
+      <w:pPr>
+        <w:spacing w:after="10" w:before="0"/>
+      </w:pPr>
+      <w:r>
+        <w:rPr>
+          <w:rFonts w:ascii="Calibri" w:cs="Calibri" w:eastAsia="Calibri" w:hAnsi="Calibri"/>
           <w:color w:val="444444"/>
           <w:sz w:val="19"/>
           <w:szCs w:val="19"/>
         </w:rPr>
+        <w:t xml:space="preserve">C++ (ESP32, Arduino), C (STM32 HAL), MicroPython (Pico 2W), FastAPI, Next.js 15, PostgreSQL 15, Redis 7, scikit-learn, Docker, Prometheus, Grafana</w:t>
+      </w:r>
+      <w:r>
+        <w:rPr>
+          <w:rFonts w:ascii="Calibri" w:cs="Calibri" w:eastAsia="Calibri" w:hAnsi="Calibri"/>
+          <w:sz w:val="19"/>
+          <w:szCs w:val="19"/>
+        </w:rPr>
+        <w:t xml:space="preserve">   </w:t>
+      </w:r>
+      <w:hyperlink w:history="1" r:id="rIdwryp8oynrf-ndh-j03s6y">
+        <w:r>
+          <w:rPr>
+            <w:rFonts w:ascii="Calibri" w:cs="Calibri" w:eastAsia="Calibri" w:hAnsi="Calibri"/>
+            <w:color w:val="1a5cc8"/>
+            <w:sz w:val="19"/>
+            <w:szCs w:val="19"/>
+            <w:u w:val="single"/>
+          </w:rPr>
+          <w:t xml:space="preserve">Website ↗</w:t>
+        </w:r>
+      </w:hyperlink>
+      <w:r>
+        <w:rPr>
+          <w:rFonts w:ascii="Calibri" w:cs="Calibri" w:eastAsia="Calibri" w:hAnsi="Calibri"/>
+          <w:sz w:val="19"/>
+          <w:szCs w:val="19"/>
+        </w:rPr>
+        <w:t xml:space="preserve">   </w:t>
+      </w:r>
+      <w:r>
+        <w:rPr>
+          <w:rFonts w:ascii="Calibri" w:cs="Calibri" w:eastAsia="Calibri" w:hAnsi="Calibri"/>
+          <w:sz w:val="19"/>
+          <w:szCs w:val="19"/>
+        </w:rPr>
+        <w:t xml:space="preserve">| </w:t>
+      </w:r>
+      <w:hyperlink w:history="1" r:id="rIdc1rlkp0bup11aqozygt_f">
+        <w:r>
+          <w:rPr>
+            <w:rFonts w:ascii="Calibri" w:cs="Calibri" w:eastAsia="Calibri" w:hAnsi="Calibri"/>
+            <w:color w:val="1a5cc8"/>
+            <w:sz w:val="19"/>
+            <w:szCs w:val="19"/>
+            <w:u w:val="single"/>
+          </w:rPr>
+          <w:t xml:space="preserve">GitHub ↗</w:t>
+        </w:r>
+      </w:hyperlink>
+      <w:r>
+        <w:rPr>
+          <w:rFonts w:ascii="Calibri" w:cs="Calibri" w:eastAsia="Calibri" w:hAnsi="Calibri"/>
+          <w:sz w:val="19"/>
+          <w:szCs w:val="19"/>
+        </w:rPr>
+        <w:t xml:space="preserve">   </w:t>
+      </w:r>
+      <w:r>
+        <w:rPr>
+          <w:rFonts w:ascii="Calibri" w:cs="Calibri" w:eastAsia="Calibri" w:hAnsi="Calibri"/>
+          <w:sz w:val="19"/>
+          <w:szCs w:val="19"/>
+        </w:rPr>
+        <w:t xml:space="preserve">| </w:t>
+      </w:r>
+      <w:hyperlink w:history="1" r:id="rIdni5ywdkrydlhhj72ntksm">
+        <w:r>
+          <w:rPr>
+            <w:rFonts w:ascii="Calibri" w:cs="Calibri" w:eastAsia="Calibri" w:hAnsi="Calibri"/>
+            <w:color w:val="1a5cc8"/>
+            <w:sz w:val="19"/>
+            <w:szCs w:val="19"/>
+            <w:u w:val="single"/>
+          </w:rPr>
+          <w:t xml:space="preserve">Portfolio ↗</w:t>
+        </w:r>
+      </w:hyperlink>
+    </w:p>
+    <w:p>
+      <w:pPr>
+        <w:spacing w:after="20" w:before="0"/>
+        <w:ind w:left="316" w:hanging="259"/>
+      </w:pPr>
+      <w:r>
+        <w:rPr>
+          <w:rFonts w:ascii="Calibri" w:cs="Calibri" w:eastAsia="Calibri" w:hAnsi="Calibri"/>
+          <w:sz w:val="19"/>
+          <w:szCs w:val="19"/>
+        </w:rPr>
+        <w:t xml:space="preserve">•  </w:t>
+      </w:r>
+      <w:r>
+        <w:rPr>
+          <w:rFonts w:ascii="Calibri" w:cs="Calibri" w:eastAsia="Calibri" w:hAnsi="Calibri"/>
+          <w:sz w:val="19"/>
+          <w:szCs w:val="19"/>
+        </w:rPr>
+        <w:t xml:space="preserve">
+            Architected a </w:t>
+      </w:r>
+      <w:r>
+        <w:rPr>
+          <w:rFonts w:ascii="Calibri" w:cs="Calibri" w:eastAsia="Calibri" w:hAnsi="Calibri"/>
+          <w:b/>
+          <w:bCs/>
+          <w:sz w:val="19"/>
+          <w:szCs w:val="19"/>
+        </w:rPr>
+        <w:t xml:space="preserve">4-node IoT platform</w:t>
+      </w:r>
+      <w:r>
+        <w:rPr>
+          <w:rFonts w:ascii="Calibri" w:cs="Calibri" w:eastAsia="Calibri" w:hAnsi="Calibri"/>
+          <w:sz w:val="19"/>
+          <w:szCs w:val="19"/>
+        </w:rPr>
+        <w:t xml:space="preserve"> (ESP32, STM32 Black Pill, Arduino Nano, Pico 2W/MicroPython) collecting </w:t>
+      </w:r>
+      <w:r>
+        <w:rPr>
+          <w:rFonts w:ascii="Calibri" w:cs="Calibri" w:eastAsia="Calibri" w:hAnsi="Calibri"/>
+          <w:b/>
+          <w:bCs/>
+          <w:sz w:val="19"/>
+          <w:szCs w:val="19"/>
+        </w:rPr>
+        <w:t xml:space="preserve">18 real-time sensor streams</w:t>
+      </w:r>
+      <w:r>
+        <w:rPr>
+          <w:rFonts w:ascii="Calibri" w:cs="Calibri" w:eastAsia="Calibri" w:hAnsi="Calibri"/>
+          <w:sz w:val="19"/>
+          <w:szCs w:val="19"/>
+        </w:rPr>
+        <w:t xml:space="preserve"> (vibration, IR, gas, RPM, moisture, sound); </w:t>
+      </w:r>
+      <w:r>
+        <w:rPr>
+          <w:rFonts w:ascii="Calibri" w:cs="Calibri" w:eastAsia="Calibri" w:hAnsi="Calibri"/>
+          <w:b/>
+          <w:bCs/>
+          <w:sz w:val="19"/>
+          <w:szCs w:val="19"/>
+        </w:rPr>
+        <w:t xml:space="preserve">FastAPI + PostgreSQL 15 + Redis 7</w:t>
+      </w:r>
+      <w:r>
+        <w:rPr>
+          <w:rFonts w:ascii="Calibri" w:cs="Calibri" w:eastAsia="Calibri" w:hAnsi="Calibri"/>
+          <w:sz w:val="19"/>
+          <w:szCs w:val="19"/>
+        </w:rPr>
+        <w:t xml:space="preserve"> backend processing telemetry in under </w:t>
+      </w:r>
+      <w:r>
+        <w:rPr>
+          <w:rFonts w:ascii="Calibri" w:cs="Calibri" w:eastAsia="Calibri" w:hAnsi="Calibri"/>
+          <w:b/>
+          <w:bCs/>
+          <w:sz w:val="19"/>
+          <w:szCs w:val="19"/>
+        </w:rPr>
+        <w:t xml:space="preserve">200ms per request</w:t>
+      </w:r>
+      <w:r>
+        <w:rPr>
+          <w:rFonts w:ascii="Calibri" w:cs="Calibri" w:eastAsia="Calibri" w:hAnsi="Calibri"/>
+          <w:sz w:val="19"/>
+          <w:szCs w:val="19"/>
+        </w:rPr>
+        <w:t xml:space="preserve">
+          </w:t>
+      </w:r>
+    </w:p>
+    <w:p>
+      <w:pPr>
+        <w:spacing w:after="20" w:before="0"/>
+        <w:ind w:left="316" w:hanging="259"/>
+      </w:pPr>
+      <w:r>
+        <w:rPr>
+          <w:rFonts w:ascii="Calibri" w:cs="Calibri" w:eastAsia="Calibri" w:hAnsi="Calibri"/>
+          <w:sz w:val="19"/>
+          <w:szCs w:val="19"/>
+        </w:rPr>
+        <w:t xml:space="preserve">•  </w:t>
+      </w:r>
+      <w:r>
+        <w:rPr>
+          <w:rFonts w:ascii="Calibri" w:cs="Calibri" w:eastAsia="Calibri" w:hAnsi="Calibri"/>
+          <w:sz w:val="19"/>
+          <w:szCs w:val="19"/>
+        </w:rPr>
+        <w:t xml:space="preserve">
+            </w:t>
+      </w:r>
+      <w:r>
+        <w:rPr>
+          <w:rFonts w:ascii="Calibri" w:cs="Calibri" w:eastAsia="Calibri" w:hAnsi="Calibri"/>
+          <w:b/>
+          <w:bCs/>
+          <w:sz w:val="19"/>
+          <w:szCs w:val="19"/>
+        </w:rPr>
+        <w:t xml:space="preserve">Isolation Forest anomaly detection</w:t>
+      </w:r>
+      <w:r>
+        <w:rPr>
+          <w:rFonts w:ascii="Calibri" w:cs="Calibri" w:eastAsia="Calibri" w:hAnsi="Calibri"/>
+          <w:sz w:val="19"/>
+          <w:szCs w:val="19"/>
+        </w:rPr>
+        <w:t xml:space="preserve"> on every ingest, auto-generating maintenance tickets with diagnostic recommendations; STM32 runs </w:t>
+      </w:r>
+      <w:r>
+        <w:rPr>
+          <w:rFonts w:ascii="Calibri" w:cs="Calibri" w:eastAsia="Calibri" w:hAnsi="Calibri"/>
+          <w:b/>
+          <w:bCs/>
+          <w:sz w:val="19"/>
+          <w:szCs w:val="19"/>
+        </w:rPr>
+        <w:t xml:space="preserve">100Hz FFT vibration analysis</w:t>
+      </w:r>
+      <w:r>
+        <w:rPr>
+          <w:rFonts w:ascii="Calibri" w:cs="Calibri" w:eastAsia="Calibri" w:hAnsi="Calibri"/>
+          <w:sz w:val="19"/>
+          <w:szCs w:val="19"/>
+        </w:rPr>
+        <w:t xml:space="preserve"> via ARM CMSIS-DSP (</w:t>
+      </w:r>
+      <w:r>
+        <w:rPr>
+          <w:rFonts w:ascii="Calibri" w:cs="Calibri" w:eastAsia="Calibri" w:hAnsi="Calibri"/>
+          <w:b/>
+          <w:bCs/>
+          <w:sz w:val="19"/>
+          <w:szCs w:val="19"/>
+        </w:rPr>
+        <w:t xml:space="preserve">9x speedup</w:t>
+      </w:r>
+      <w:r>
+        <w:rPr>
+          <w:rFonts w:ascii="Calibri" w:cs="Calibri" w:eastAsia="Calibri" w:hAnsi="Calibri"/>
+          <w:sz w:val="19"/>
+          <w:szCs w:val="19"/>
+        </w:rPr>
+        <w:t xml:space="preserve"> over naive DFT)
+          </w:t>
+      </w:r>
+    </w:p>
+    <w:p>
+      <w:pPr>
+        <w:spacing w:after="20" w:before="0"/>
+        <w:ind w:left="316" w:hanging="259"/>
+      </w:pPr>
+      <w:r>
+        <w:rPr>
+          <w:rFonts w:ascii="Calibri" w:cs="Calibri" w:eastAsia="Calibri" w:hAnsi="Calibri"/>
+          <w:sz w:val="19"/>
+          <w:szCs w:val="19"/>
+        </w:rPr>
+        <w:t xml:space="preserve">•  </w:t>
+      </w:r>
+      <w:r>
+        <w:rPr>
+          <w:rFonts w:ascii="Calibri" w:cs="Calibri" w:eastAsia="Calibri" w:hAnsi="Calibri"/>
+          <w:sz w:val="19"/>
+          <w:szCs w:val="19"/>
+        </w:rPr>
+        <w:t xml:space="preserve">
+            </w:t>
+      </w:r>
+      <w:r>
+        <w:rPr>
+          <w:rFonts w:ascii="Calibri" w:cs="Calibri" w:eastAsia="Calibri" w:hAnsi="Calibri"/>
+          <w:b/>
+          <w:bCs/>
+          <w:sz w:val="19"/>
+          <w:szCs w:val="19"/>
+        </w:rPr>
+        <w:t xml:space="preserve">JWT refresh flow, Google/GitHub OAuth, TOTP 2FA</w:t>
+      </w:r>
+      <w:r>
+        <w:rPr>
+          <w:rFonts w:ascii="Calibri" w:cs="Calibri" w:eastAsia="Calibri" w:hAnsi="Calibri"/>
+          <w:sz w:val="19"/>
+          <w:szCs w:val="19"/>
+        </w:rPr>
+        <w:t xml:space="preserve">, multi-tenant </w:t>
+      </w:r>
+      <w:r>
+        <w:rPr>
+          <w:rFonts w:ascii="Calibri" w:cs="Calibri" w:eastAsia="Calibri" w:hAnsi="Calibri"/>
+          <w:b/>
+          <w:bCs/>
+          <w:sz w:val="19"/>
+          <w:szCs w:val="19"/>
+        </w:rPr>
+        <w:t xml:space="preserve">RBAC</w:t>
+      </w:r>
+      <w:r>
+        <w:rPr>
+          <w:rFonts w:ascii="Calibri" w:cs="Calibri" w:eastAsia="Calibri" w:hAnsi="Calibri"/>
+          <w:sz w:val="19"/>
+          <w:szCs w:val="19"/>
+        </w:rPr>
+        <w:t xml:space="preserve">, rate limiting, immutable audit log; </w:t>
+      </w:r>
+      <w:r>
+        <w:rPr>
+          <w:rFonts w:ascii="Calibri" w:cs="Calibri" w:eastAsia="Calibri" w:hAnsi="Calibri"/>
+          <w:b/>
+          <w:bCs/>
+          <w:sz w:val="19"/>
+          <w:szCs w:val="19"/>
+        </w:rPr>
+        <w:t xml:space="preserve">WebSocket</w:t>
+      </w:r>
+      <w:r>
+        <w:rPr>
+          <w:rFonts w:ascii="Calibri" w:cs="Calibri" w:eastAsia="Calibri" w:hAnsi="Calibri"/>
+          <w:sz w:val="19"/>
+          <w:szCs w:val="19"/>
+        </w:rPr>
+        <w:t xml:space="preserve"> live dashboard; </w:t>
+      </w:r>
+      <w:r>
+        <w:rPr>
+          <w:rFonts w:ascii="Calibri" w:cs="Calibri" w:eastAsia="Calibri" w:hAnsi="Calibri"/>
+          <w:b/>
+          <w:bCs/>
+          <w:sz w:val="19"/>
+          <w:szCs w:val="19"/>
+        </w:rPr>
+        <w:t xml:space="preserve">Prometheus + Grafana</w:t>
+      </w:r>
+      <w:r>
+        <w:rPr>
+          <w:rFonts w:ascii="Calibri" w:cs="Calibri" w:eastAsia="Calibri" w:hAnsi="Calibri"/>
+          <w:sz w:val="19"/>
+          <w:szCs w:val="19"/>
+        </w:rPr>
+        <w:t xml:space="preserve"> monitoring; deployed on </w:t>
+      </w:r>
+      <w:r>
+        <w:rPr>
+          <w:rFonts w:ascii="Calibri" w:cs="Calibri" w:eastAsia="Calibri" w:hAnsi="Calibri"/>
+          <w:b/>
+          <w:bCs/>
+          <w:sz w:val="19"/>
+          <w:szCs w:val="19"/>
+        </w:rPr>
+        <w:t xml:space="preserve">DigitalOcean VPS + Nginx</w:t>
+      </w:r>
+      <w:r>
+        <w:rPr>
+          <w:rFonts w:ascii="Calibri" w:cs="Calibri" w:eastAsia="Calibri" w:hAnsi="Calibri"/>
+          <w:sz w:val="19"/>
+          <w:szCs w:val="19"/>
+        </w:rPr>
+        <w:t xml:space="preserve">
+          </w:t>
+      </w:r>
+    </w:p>
+    <w:p>
+      <w:pPr>
+        <w:spacing w:after="80" w:before="0"/>
+      </w:pPr>
+    </w:p>
+    <w:p>
+      <w:pPr>
+        <w:tabs>
+          <w:tab w:val="right" w:pos="9026"/>
+        </w:tabs>
+        <w:spacing w:after="10" w:before="0"/>
+      </w:pPr>
+      <w:r>
+        <w:rPr>
+          <w:rFonts w:ascii="Calibri" w:cs="Calibri" w:eastAsia="Calibri" w:hAnsi="Calibri"/>
+          <w:b/>
+          <w:bCs/>
+          <w:sz w:val="20"/>
+          <w:szCs w:val="20"/>
+        </w:rPr>
+        <w:t xml:space="preserve">git-unlocked - Open Source Git Course</w:t>
+      </w:r>
+      <w:r>
+        <w:rPr>
+          <w:rFonts w:ascii="Calibri" w:cs="Calibri" w:eastAsia="Calibri" w:hAnsi="Calibri"/>
+          <w:sz w:val="20"/>
+          <w:szCs w:val="20"/>
+        </w:rPr>
+        <w:t xml:space="preserve">	2026</w:t>
+      </w:r>
+    </w:p>
+    <w:p>
+      <w:pPr>
+        <w:spacing w:after="10" w:before="0"/>
+      </w:pPr>
+      <w:r>
+        <w:rPr>
+          <w:rFonts w:ascii="Calibri" w:cs="Calibri" w:eastAsia="Calibri" w:hAnsi="Calibri"/>
+          <w:color w:val="444444"/>
+          <w:sz w:val="19"/>
+          <w:szCs w:val="19"/>
+        </w:rPr>
+        <w:t xml:space="preserve">Git, GitHub, GitLab, Markdown, Open Source</w:t>
+      </w:r>
+      <w:r>
+        <w:rPr>
+          <w:rFonts w:ascii="Calibri" w:cs="Calibri" w:eastAsia="Calibri" w:hAnsi="Calibri"/>
+          <w:sz w:val="19"/>
+          <w:szCs w:val="19"/>
+        </w:rPr>
+        <w:t xml:space="preserve">   </w:t>
+      </w:r>
+      <w:hyperlink w:history="1" r:id="rIdnxlte0pgojz5ikz38amf9">
+        <w:r>
+          <w:rPr>
+            <w:rFonts w:ascii="Calibri" w:cs="Calibri" w:eastAsia="Calibri" w:hAnsi="Calibri"/>
+            <w:color w:val="1a5cc8"/>
+            <w:sz w:val="19"/>
+            <w:szCs w:val="19"/>
+            <w:u w:val="single"/>
+          </w:rPr>
+          <w:t xml:space="preserve">GitHub ↗</w:t>
+        </w:r>
+      </w:hyperlink>
+      <w:r>
+        <w:rPr>
+          <w:rFonts w:ascii="Calibri" w:cs="Calibri" w:eastAsia="Calibri" w:hAnsi="Calibri"/>
+          <w:sz w:val="19"/>
+          <w:szCs w:val="19"/>
+        </w:rPr>
+        <w:t xml:space="preserve">   </w:t>
+      </w:r>
+      <w:r>
+        <w:rPr>
+          <w:rFonts w:ascii="Calibri" w:cs="Calibri" w:eastAsia="Calibri" w:hAnsi="Calibri"/>
+          <w:sz w:val="19"/>
+          <w:szCs w:val="19"/>
+        </w:rPr>
+        <w:t xml:space="preserve">| </w:t>
+      </w:r>
+      <w:hyperlink w:history="1" r:id="rIdubhrcl1rcgmpmipejiltd">
+        <w:r>
+          <w:rPr>
+            <w:rFonts w:ascii="Calibri" w:cs="Calibri" w:eastAsia="Calibri" w:hAnsi="Calibri"/>
+            <w:color w:val="1a5cc8"/>
+            <w:sz w:val="19"/>
+            <w:szCs w:val="19"/>
+            <w:u w:val="single"/>
+          </w:rPr>
+          <w:t xml:space="preserve">Portfolio ↗</w:t>
+        </w:r>
+      </w:hyperlink>
+    </w:p>
+    <w:p>
+      <w:pPr>
+        <w:spacing w:after="20" w:before="0"/>
+        <w:ind w:left="316" w:hanging="259"/>
+      </w:pPr>
+      <w:r>
+        <w:rPr>
+          <w:rFonts w:ascii="Calibri" w:cs="Calibri" w:eastAsia="Calibri" w:hAnsi="Calibri"/>
+          <w:sz w:val="19"/>
+          <w:szCs w:val="19"/>
+        </w:rPr>
+        <w:t xml:space="preserve">•  </w:t>
+      </w:r>
+      <w:r>
+        <w:rPr>
+          <w:rFonts w:ascii="Calibri" w:cs="Calibri" w:eastAsia="Calibri" w:hAnsi="Calibri"/>
+          <w:sz w:val="19"/>
+          <w:szCs w:val="19"/>
+        </w:rPr>
+        <w:t xml:space="preserve">
+            Created a structured learning resource with </w:t>
+      </w:r>
+      <w:r>
+        <w:rPr>
+          <w:rFonts w:ascii="Calibri" w:cs="Calibri" w:eastAsia="Calibri" w:hAnsi="Calibri"/>
+          <w:b/>
+          <w:bCs/>
+          <w:sz w:val="19"/>
+          <w:szCs w:val="19"/>
+        </w:rPr>
+        <w:t xml:space="preserve">217+ topic files</w:t>
+      </w:r>
+      <w:r>
+        <w:rPr>
+          <w:rFonts w:ascii="Calibri" w:cs="Calibri" w:eastAsia="Calibri" w:hAnsi="Calibri"/>
+          <w:sz w:val="19"/>
+          <w:szCs w:val="19"/>
+        </w:rPr>
+        <w:t xml:space="preserve"> covering fundamentals to advanced workflows across Git, GitHub, GitLab and 5 other platforms
+          </w:t>
+      </w:r>
+    </w:p>
+    <w:p>
+      <w:pPr>
+        <w:spacing w:after="20" w:before="0"/>
+        <w:ind w:left="316" w:hanging="259"/>
+      </w:pPr>
+      <w:r>
+        <w:rPr>
+          <w:rFonts w:ascii="Calibri" w:cs="Calibri" w:eastAsia="Calibri" w:hAnsi="Calibri"/>
+          <w:sz w:val="19"/>
+          <w:szCs w:val="19"/>
+        </w:rPr>
+        <w:t xml:space="preserve">•  </w:t>
+      </w:r>
+      <w:r>
+        <w:rPr>
+          <w:rFonts w:ascii="Calibri" w:cs="Calibri" w:eastAsia="Calibri" w:hAnsi="Calibri"/>
+          <w:sz w:val="19"/>
+          <w:szCs w:val="19"/>
+        </w:rPr>
+        <w:t xml:space="preserve">Maintained contributor workflow with issue templates, PR standards and CI checks</w:t>
+      </w:r>
+    </w:p>
+    <w:p>
+      <w:pPr>
+        <w:spacing w:after="80" w:before="0"/>
+      </w:pPr>
+    </w:p>
+    <w:p>
+      <w:pPr>
+        <w:tabs>
+          <w:tab w:val="right" w:pos="9026"/>
+        </w:tabs>
+        <w:spacing w:after="10" w:before="0"/>
+      </w:pPr>
+      <w:r>
+        <w:rPr>
+          <w:rFonts w:ascii="Calibri" w:cs="Calibri" w:eastAsia="Calibri" w:hAnsi="Calibri"/>
+          <w:b/>
+          <w:bCs/>
+          <w:sz w:val="20"/>
+          <w:szCs w:val="20"/>
+        </w:rPr>
+        <w:t xml:space="preserve">4x4x4 NeoPixel LED Cube</w:t>
+      </w:r>
+      <w:r>
+        <w:rPr>
+          <w:rFonts w:ascii="Calibri" w:cs="Calibri" w:eastAsia="Calibri" w:hAnsi="Calibri"/>
+          <w:sz w:val="20"/>
+          <w:szCs w:val="20"/>
+        </w:rPr>
+        <w:t xml:space="preserve">	2025</w:t>
+      </w:r>
+    </w:p>
+    <w:p>
+      <w:pPr>
+        <w:spacing w:after="10" w:before="0"/>
+      </w:pPr>
+      <w:r>
+        <w:rPr>
+          <w:rFonts w:ascii="Calibri" w:cs="Calibri" w:eastAsia="Calibri" w:hAnsi="Calibri"/>
+          <w:color w:val="444444"/>
+          <w:sz w:val="19"/>
+          <w:szCs w:val="19"/>
+        </w:rPr>
+        <w:t xml:space="preserve">Arduino, C++, WS2812B, Embedded Systems</w:t>
+      </w:r>
+      <w:r>
+        <w:rPr>
+          <w:rFonts w:ascii="Calibri" w:cs="Calibri" w:eastAsia="Calibri" w:hAnsi="Calibri"/>
+          <w:sz w:val="19"/>
+          <w:szCs w:val="19"/>
+        </w:rPr>
+        <w:t xml:space="preserve">   </w:t>
+      </w:r>
+      <w:hyperlink w:history="1" r:id="rIdcgtftp0s9ijmbbanivofx">
+        <w:r>
+          <w:rPr>
+            <w:rFonts w:ascii="Calibri" w:cs="Calibri" w:eastAsia="Calibri" w:hAnsi="Calibri"/>
+            <w:color w:val="1a5cc8"/>
+            <w:sz w:val="19"/>
+            <w:szCs w:val="19"/>
+            <w:u w:val="single"/>
+          </w:rPr>
+          <w:t xml:space="preserve">GitHub ↗</w:t>
+        </w:r>
+      </w:hyperlink>
+      <w:r>
+        <w:rPr>
+          <w:rFonts w:ascii="Calibri" w:cs="Calibri" w:eastAsia="Calibri" w:hAnsi="Calibri"/>
+          <w:sz w:val="19"/>
+          <w:szCs w:val="19"/>
+        </w:rPr>
+        <w:t xml:space="preserve">   </w:t>
+      </w:r>
+      <w:r>
+        <w:rPr>
+          <w:rFonts w:ascii="Calibri" w:cs="Calibri" w:eastAsia="Calibri" w:hAnsi="Calibri"/>
+          <w:sz w:val="19"/>
+          <w:szCs w:val="19"/>
+        </w:rPr>
+        <w:t xml:space="preserve">| </w:t>
+      </w:r>
+      <w:hyperlink w:history="1" r:id="rIdfc4k8wooepnlos3gq0zki">
+        <w:r>
+          <w:rPr>
+            <w:rFonts w:ascii="Calibri" w:cs="Calibri" w:eastAsia="Calibri" w:hAnsi="Calibri"/>
+            <w:color w:val="1a5cc8"/>
+            <w:sz w:val="19"/>
+            <w:szCs w:val="19"/>
+            <w:u w:val="single"/>
+          </w:rPr>
+          <w:t xml:space="preserve">Portfolio ↗</w:t>
+        </w:r>
+      </w:hyperlink>
+    </w:p>
+    <w:p>
+      <w:pPr>
+        <w:spacing w:after="20" w:before="0"/>
+        <w:ind w:left="316" w:hanging="259"/>
+      </w:pPr>
+      <w:r>
+        <w:rPr>
+          <w:rFonts w:ascii="Calibri" w:cs="Calibri" w:eastAsia="Calibri" w:hAnsi="Calibri"/>
+          <w:sz w:val="19"/>
+          <w:szCs w:val="19"/>
+        </w:rPr>
+        <w:t xml:space="preserve">•  </w:t>
+      </w:r>
+      <w:r>
+        <w:rPr>
+          <w:rFonts w:ascii="Calibri" w:cs="Calibri" w:eastAsia="Calibri" w:hAnsi="Calibri"/>
+          <w:sz w:val="19"/>
+          <w:szCs w:val="19"/>
+        </w:rPr>
+        <w:t xml:space="preserve">
+            Built a 64-LED interactive display with a </w:t>
+      </w:r>
+      <w:r>
+        <w:rPr>
+          <w:rFonts w:ascii="Calibri" w:cs="Calibri" w:eastAsia="Calibri" w:hAnsi="Calibri"/>
+          <w:b/>
+          <w:bCs/>
+          <w:sz w:val="19"/>
+          <w:szCs w:val="19"/>
+        </w:rPr>
+        <w:t xml:space="preserve">non-blocking state machine architecture</w:t>
+      </w:r>
+      <w:r>
+        <w:rPr>
+          <w:rFonts w:ascii="Calibri" w:cs="Calibri" w:eastAsia="Calibri" w:hAnsi="Calibri"/>
+          <w:sz w:val="19"/>
+          <w:szCs w:val="19"/>
+        </w:rPr>
+        <w:t xml:space="preserve"> using
+            millis()
+          </w:t>
+      </w:r>
+    </w:p>
+    <w:p>
+      <w:pPr>
+        <w:spacing w:after="20" w:before="0"/>
+        <w:ind w:left="316" w:hanging="259"/>
+      </w:pPr>
+      <w:r>
+        <w:rPr>
+          <w:rFonts w:ascii="Calibri" w:cs="Calibri" w:eastAsia="Calibri" w:hAnsi="Calibri"/>
+          <w:sz w:val="19"/>
+          <w:szCs w:val="19"/>
+        </w:rPr>
+        <w:t xml:space="preserve">•  </w:t>
+      </w:r>
+      <w:r>
+        <w:rPr>
+          <w:rFonts w:ascii="Calibri" w:cs="Calibri" w:eastAsia="Calibri" w:hAnsi="Calibri"/>
+          <w:sz w:val="19"/>
+          <w:szCs w:val="19"/>
+        </w:rPr>
+        <w:t xml:space="preserve">
+            Introduced four animation modes, ambient-light adaptive brightness and debounced user
+            controls
+          </w:t>
+      </w:r>
+    </w:p>
+    <w:p>
+      <w:pPr>
+        <w:spacing w:after="80" w:before="0"/>
+      </w:pPr>
+    </w:p>
+    <w:p>
+      <w:pPr>
+        <w:tabs>
+          <w:tab w:val="right" w:pos="9026"/>
+        </w:tabs>
+        <w:spacing w:after="10" w:before="0"/>
+      </w:pPr>
+      <w:r>
+        <w:rPr>
+          <w:rFonts w:ascii="Calibri" w:cs="Calibri" w:eastAsia="Calibri" w:hAnsi="Calibri"/>
+          <w:b/>
+          <w:bCs/>
+          <w:sz w:val="20"/>
+          <w:szCs w:val="20"/>
+        </w:rPr>
+        <w:t xml:space="preserve">Two-Stage Audio Amplifier</w:t>
+      </w:r>
+      <w:r>
+        <w:rPr>
+          <w:rFonts w:ascii="Calibri" w:cs="Calibri" w:eastAsia="Calibri" w:hAnsi="Calibri"/>
+          <w:sz w:val="20"/>
+          <w:szCs w:val="20"/>
+        </w:rPr>
+        <w:t xml:space="preserve">	2026</w:t>
+      </w:r>
+    </w:p>
+    <w:p>
+      <w:pPr>
+        <w:spacing w:after="10" w:before="0"/>
+      </w:pPr>
+      <w:r>
+        <w:rPr>
+          <w:rFonts w:ascii="Calibri" w:cs="Calibri" w:eastAsia="Calibri" w:hAnsi="Calibri"/>
+          <w:color w:val="444444"/>
+          <w:sz w:val="19"/>
+          <w:szCs w:val="19"/>
+        </w:rPr>
+        <w:t xml:space="preserve">Analogue Design, PCB Design, KiCad, Proteus, Electronics</w:t>
+      </w:r>
+      <w:r>
+        <w:rPr>
+          <w:rFonts w:ascii="Calibri" w:cs="Calibri" w:eastAsia="Calibri" w:hAnsi="Calibri"/>
+          <w:sz w:val="19"/>
+          <w:szCs w:val="19"/>
+        </w:rPr>
+        <w:t xml:space="preserve">   </w:t>
+      </w:r>
+      <w:hyperlink w:history="1" r:id="rIdkacnno4xd6tinlnxyneus">
+        <w:r>
+          <w:rPr>
+            <w:rFonts w:ascii="Calibri" w:cs="Calibri" w:eastAsia="Calibri" w:hAnsi="Calibri"/>
+            <w:color w:val="1a5cc8"/>
+            <w:sz w:val="19"/>
+            <w:szCs w:val="19"/>
+            <w:u w:val="single"/>
+          </w:rPr>
+          <w:t xml:space="preserve">Portfolio ↗</w:t>
+        </w:r>
+      </w:hyperlink>
+    </w:p>
+    <w:p>
+      <w:pPr>
+        <w:spacing w:after="20" w:before="0"/>
+        <w:ind w:left="316" w:hanging="259"/>
+      </w:pPr>
+      <w:r>
+        <w:rPr>
+          <w:rFonts w:ascii="Calibri" w:cs="Calibri" w:eastAsia="Calibri" w:hAnsi="Calibri"/>
+          <w:sz w:val="19"/>
+          <w:szCs w:val="19"/>
+        </w:rPr>
+        <w:t xml:space="preserve">•  </w:t>
+      </w:r>
+      <w:r>
+        <w:rPr>
+          <w:rFonts w:ascii="Calibri" w:cs="Calibri" w:eastAsia="Calibri" w:hAnsi="Calibri"/>
+          <w:sz w:val="19"/>
+          <w:szCs w:val="19"/>
+        </w:rPr>
+        <w:t xml:space="preserve">
+            Delivered a </w:t>
+      </w:r>
+      <w:r>
+        <w:rPr>
+          <w:rFonts w:ascii="Calibri" w:cs="Calibri" w:eastAsia="Calibri" w:hAnsi="Calibri"/>
+          <w:b/>
+          <w:bCs/>
+          <w:sz w:val="19"/>
+          <w:szCs w:val="19"/>
+        </w:rPr>
+        <w:t xml:space="preserve">full engineering workflow: simulation, breadboard validation, PCB layout and</w:t>
+      </w:r>
+      <w:r>
+        <w:rPr>
+          <w:rFonts w:ascii="Calibri" w:cs="Calibri" w:eastAsia="Calibri" w:hAnsi="Calibri"/>
+          <w:sz w:val="19"/>
+          <w:szCs w:val="19"/>
+        </w:rPr>
+        <w:t xml:space="preserve">
+            bench testing
+          </w:t>
+      </w:r>
+    </w:p>
+    <w:p>
+      <w:pPr>
+        <w:spacing w:after="20" w:before="0"/>
+        <w:ind w:left="316" w:hanging="259"/>
+      </w:pPr>
+      <w:r>
+        <w:rPr>
+          <w:rFonts w:ascii="Calibri" w:cs="Calibri" w:eastAsia="Calibri" w:hAnsi="Calibri"/>
+          <w:sz w:val="19"/>
+          <w:szCs w:val="19"/>
+        </w:rPr>
+        <w:t xml:space="preserve">•  </w:t>
+      </w:r>
+      <w:r>
+        <w:rPr>
+          <w:rFonts w:ascii="Calibri" w:cs="Calibri" w:eastAsia="Calibri" w:hAnsi="Calibri"/>
+          <w:sz w:val="19"/>
+          <w:szCs w:val="19"/>
+        </w:rPr>
+        <w:t xml:space="preserve">
+            Validated performance with measured output of </w:t>
+      </w:r>
+      <w:r>
+        <w:rPr>
+          <w:rFonts w:ascii="Calibri" w:cs="Calibri" w:eastAsia="Calibri" w:hAnsi="Calibri"/>
+          <w:b/>
+          <w:bCs/>
+          <w:sz w:val="19"/>
+          <w:szCs w:val="19"/>
+        </w:rPr>
+        <w:t xml:space="preserve">2.980 Vpp against a 3 Vpp design target</w:t>
+      </w:r>
+      <w:r>
+        <w:rPr>
+          <w:rFonts w:ascii="Calibri" w:cs="Calibri" w:eastAsia="Calibri" w:hAnsi="Calibri"/>
+          <w:sz w:val="19"/>
+          <w:szCs w:val="19"/>
+        </w:rPr>
+        <w:t xml:space="preserve">
+          </w:t>
+      </w:r>
+    </w:p>
+    <w:p>
+      <w:pPr>
+        <w:spacing w:after="80" w:before="0"/>
+      </w:pPr>
+    </w:p>
+    <w:p>
+      <w:pPr>
+        <w:tabs>
+          <w:tab w:val="right" w:pos="9026"/>
+        </w:tabs>
+        <w:spacing w:after="10" w:before="0"/>
+      </w:pPr>
+      <w:r>
+        <w:rPr>
+          <w:rFonts w:ascii="Calibri" w:cs="Calibri" w:eastAsia="Calibri" w:hAnsi="Calibri"/>
+          <w:b/>
+          <w:bCs/>
+          <w:sz w:val="20"/>
+          <w:szCs w:val="20"/>
+        </w:rPr>
+        <w:t xml:space="preserve">CNC Milling Machine Control System</w:t>
+      </w:r>
+      <w:r>
+        <w:rPr>
+          <w:rFonts w:ascii="Calibri" w:cs="Calibri" w:eastAsia="Calibri" w:hAnsi="Calibri"/>
+          <w:sz w:val="20"/>
+          <w:szCs w:val="20"/>
+        </w:rPr>
+        <w:t xml:space="preserve">	2024</w:t>
+      </w:r>
+    </w:p>
+    <w:p>
+      <w:pPr>
+        <w:spacing w:after="10" w:before="0"/>
+      </w:pPr>
+      <w:r>
+        <w:rPr>
+          <w:rFonts w:ascii="Calibri" w:cs="Calibri" w:eastAsia="Calibri" w:hAnsi="Calibri"/>
+          <w:color w:val="444444"/>
+          <w:sz w:val="19"/>
+          <w:szCs w:val="19"/>
+        </w:rPr>
+        <w:t xml:space="preserve">Arduino, C++, Safety Systems, State Machines</w:t>
+      </w:r>
+      <w:r>
+        <w:rPr>
+          <w:rFonts w:ascii="Calibri" w:cs="Calibri" w:eastAsia="Calibri" w:hAnsi="Calibri"/>
+          <w:sz w:val="19"/>
+          <w:szCs w:val="19"/>
+        </w:rPr>
+        <w:t xml:space="preserve">   </w:t>
+      </w:r>
+      <w:hyperlink w:history="1" r:id="rIdx6j_kjc_qnl10taeorisg">
+        <w:r>
+          <w:rPr>
+            <w:rFonts w:ascii="Calibri" w:cs="Calibri" w:eastAsia="Calibri" w:hAnsi="Calibri"/>
+            <w:color w:val="1a5cc8"/>
+            <w:sz w:val="19"/>
+            <w:szCs w:val="19"/>
+            <w:u w:val="single"/>
+          </w:rPr>
+          <w:t xml:space="preserve">Portfolio ↗</w:t>
+        </w:r>
+      </w:hyperlink>
+    </w:p>
+    <w:p>
+      <w:pPr>
+        <w:spacing w:after="20" w:before="0"/>
+        <w:ind w:left="316" w:hanging="259"/>
+      </w:pPr>
+      <w:r>
+        <w:rPr>
+          <w:rFonts w:ascii="Calibri" w:cs="Calibri" w:eastAsia="Calibri" w:hAnsi="Calibri"/>
+          <w:sz w:val="19"/>
+          <w:szCs w:val="19"/>
+        </w:rPr>
+        <w:t xml:space="preserve">•  </w:t>
+      </w:r>
+      <w:r>
+        <w:rPr>
+          <w:rFonts w:ascii="Calibri" w:cs="Calibri" w:eastAsia="Calibri" w:hAnsi="Calibri"/>
+          <w:sz w:val="19"/>
+          <w:szCs w:val="19"/>
+        </w:rPr>
+        <w:t xml:space="preserve">
+            Engineered a </w:t>
+      </w:r>
+      <w:r>
+        <w:rPr>
+          <w:rFonts w:ascii="Calibri" w:cs="Calibri" w:eastAsia="Calibri" w:hAnsi="Calibri"/>
+          <w:b/>
+          <w:bCs/>
+          <w:sz w:val="19"/>
+          <w:szCs w:val="19"/>
+        </w:rPr>
+        <w:t xml:space="preserve">safety-focused controller</w:t>
+      </w:r>
+      <w:r>
+        <w:rPr>
+          <w:rFonts w:ascii="Calibri" w:cs="Calibri" w:eastAsia="Calibri" w:hAnsi="Calibri"/>
+          <w:sz w:val="19"/>
+          <w:szCs w:val="19"/>
+        </w:rPr>
+        <w:t xml:space="preserve"> using </w:t>
+      </w:r>
+      <w:r>
+        <w:rPr>
+          <w:rFonts w:ascii="Calibri" w:cs="Calibri" w:eastAsia="Calibri" w:hAnsi="Calibri"/>
+          <w:b/>
+          <w:bCs/>
+          <w:sz w:val="19"/>
+          <w:szCs w:val="19"/>
+        </w:rPr>
+        <w:t xml:space="preserve">finite state machine logic</w:t>
+      </w:r>
+      <w:r>
+        <w:rPr>
+          <w:rFonts w:ascii="Calibri" w:cs="Calibri" w:eastAsia="Calibri" w:hAnsi="Calibri"/>
+          <w:sz w:val="19"/>
+          <w:szCs w:val="19"/>
+        </w:rPr>
+        <w:t xml:space="preserve"> and strict
+            transition validation
+          </w:t>
+      </w:r>
+    </w:p>
+    <w:p>
+      <w:pPr>
+        <w:spacing w:after="20" w:before="0"/>
+        <w:ind w:left="316" w:hanging="259"/>
+      </w:pPr>
+      <w:r>
+        <w:rPr>
+          <w:rFonts w:ascii="Calibri" w:cs="Calibri" w:eastAsia="Calibri" w:hAnsi="Calibri"/>
+          <w:sz w:val="19"/>
+          <w:szCs w:val="19"/>
+        </w:rPr>
+        <w:t xml:space="preserve">•  </w:t>
+      </w:r>
+      <w:r>
+        <w:rPr>
+          <w:rFonts w:ascii="Calibri" w:cs="Calibri" w:eastAsia="Calibri" w:hAnsi="Calibri"/>
+          <w:sz w:val="19"/>
+          <w:szCs w:val="19"/>
+        </w:rPr>
+        <w:t xml:space="preserve">
+            Integrated door interlocks, </w:t>
+      </w:r>
+      <w:r>
+        <w:rPr>
+          <w:rFonts w:ascii="Calibri" w:cs="Calibri" w:eastAsia="Calibri" w:hAnsi="Calibri"/>
+          <w:b/>
+          <w:bCs/>
+          <w:sz w:val="19"/>
+          <w:szCs w:val="19"/>
+        </w:rPr>
+        <w:t xml:space="preserve">emergency stop handling</w:t>
+      </w:r>
+      <w:r>
+        <w:rPr>
+          <w:rFonts w:ascii="Calibri" w:cs="Calibri" w:eastAsia="Calibri" w:hAnsi="Calibri"/>
+          <w:sz w:val="19"/>
+          <w:szCs w:val="19"/>
+        </w:rPr>
+        <w:t xml:space="preserve">, timed cooldown and LCD status
+            feedback for safe operation
+          </w:t>
+      </w:r>
+    </w:p>
+    <w:p>
+      <w:pPr>
+        <w:spacing w:after="80" w:before="0"/>
+      </w:pPr>
+    </w:p>
+    <w:p>
+      <w:pPr>
+        <w:pBdr>
+          <w:bottom w:val="single" w:color="000000" w:sz="6" w:space="1"/>
+        </w:pBdr>
+        <w:spacing w:after="40" w:before="160"/>
+      </w:pPr>
+      <w:r>
+        <w:rPr>
+          <w:rFonts w:ascii="Calibri" w:cs="Calibri" w:eastAsia="Calibri" w:hAnsi="Calibri"/>
+          <w:b/>
+          <w:bCs/>
+          <w:sz w:val="21"/>
+          <w:szCs w:val="21"/>
+        </w:rPr>
+        <w:t xml:space="preserve">EXPERIENCE</w:t>
+      </w:r>
+    </w:p>
+    <w:p>
+      <w:pPr>
+        <w:tabs>
+          <w:tab w:val="right" w:pos="9026"/>
+        </w:tabs>
+        <w:spacing w:after="10" w:before="0"/>
+      </w:pPr>
+      <w:r>
+        <w:rPr>
+          <w:rFonts w:ascii="Calibri" w:cs="Calibri" w:eastAsia="Calibri" w:hAnsi="Calibri"/>
+          <w:b/>
+          <w:bCs/>
+          <w:sz w:val="20"/>
+          <w:szCs w:val="20"/>
+        </w:rPr>
+        <w:t xml:space="preserve">Student Representative</w:t>
+      </w:r>
+      <w:r>
+        <w:rPr>
+          <w:rFonts w:ascii="Calibri" w:cs="Calibri" w:eastAsia="Calibri" w:hAnsi="Calibri"/>
+          <w:sz w:val="20"/>
+          <w:szCs w:val="20"/>
+        </w:rPr>
+        <w:t xml:space="preserve">	Aston Students' Union, Birmingham, UK</w:t>
+      </w:r>
+    </w:p>
+    <w:p>
+      <w:pPr>
+        <w:tabs>
+          <w:tab w:val="right" w:pos="9026"/>
+        </w:tabs>
+        <w:spacing w:after="10" w:before="0"/>
+      </w:pPr>
+      <w:r>
+        <w:rPr>
+          <w:rFonts w:ascii="Calibri" w:cs="Calibri" w:eastAsia="Calibri" w:hAnsi="Calibri"/>
+          <w:color w:val="444444"/>
+          <w:sz w:val="19"/>
+          <w:szCs w:val="19"/>
+        </w:rPr>
+        <w:t xml:space="preserve">Student advocacy, stakeholder communication, academic liaison</w:t>
+      </w:r>
+      <w:r>
+        <w:rPr>
+          <w:rFonts w:ascii="Calibri" w:cs="Calibri" w:eastAsia="Calibri" w:hAnsi="Calibri"/>
+          <w:sz w:val="19"/>
+          <w:szCs w:val="19"/>
+        </w:rPr>
+        <w:t xml:space="preserve">	Sep 2025 - Present</w:t>
+      </w:r>
+    </w:p>
+    <w:p>
+      <w:pPr>
+        <w:spacing w:after="20" w:before="0"/>
+        <w:ind w:left="316" w:hanging="259"/>
+      </w:pPr>
+      <w:r>
+        <w:rPr>
+          <w:rFonts w:ascii="Calibri" w:cs="Calibri" w:eastAsia="Calibri" w:hAnsi="Calibri"/>
+          <w:sz w:val="19"/>
+          <w:szCs w:val="19"/>
+        </w:rPr>
+        <w:t xml:space="preserve">•  </w:t>
+      </w:r>
+      <w:r>
+        <w:rPr>
+          <w:rFonts w:ascii="Calibri" w:cs="Calibri" w:eastAsia="Calibri" w:hAnsi="Calibri"/>
+          <w:sz w:val="19"/>
+          <w:szCs w:val="19"/>
+        </w:rPr>
+        <w:t xml:space="preserve">Represent Electronic Engineering and Computer Science students by gathering and communicating feedback to academic staff through </w:t>
+      </w:r>
+      <w:r>
+        <w:rPr>
+          <w:rFonts w:ascii="Calibri" w:cs="Calibri" w:eastAsia="Calibri" w:hAnsi="Calibri"/>
+          <w:b/>
+          <w:bCs/>
+          <w:sz w:val="19"/>
+          <w:szCs w:val="19"/>
+        </w:rPr>
+        <w:t xml:space="preserve">SSLC, Senate and Council meetings</w:t>
+      </w:r>
+    </w:p>
+    <w:p>
+      <w:pPr>
+        <w:spacing w:after="20" w:before="0"/>
+        <w:ind w:left="316" w:hanging="259"/>
+      </w:pPr>
+      <w:r>
+        <w:rPr>
+          <w:rFonts w:ascii="Calibri" w:cs="Calibri" w:eastAsia="Calibri" w:hAnsi="Calibri"/>
+          <w:sz w:val="19"/>
+          <w:szCs w:val="19"/>
+        </w:rPr>
+        <w:t xml:space="preserve">•  </w:t>
+      </w:r>
+      <w:r>
+        <w:rPr>
+          <w:rFonts w:ascii="Calibri" w:cs="Calibri" w:eastAsia="Calibri" w:hAnsi="Calibri"/>
+          <w:sz w:val="19"/>
+          <w:szCs w:val="19"/>
+        </w:rPr>
+        <w:t xml:space="preserve">Drove improvements to </w:t>
+      </w:r>
+      <w:r>
+        <w:rPr>
+          <w:rFonts w:ascii="Calibri" w:cs="Calibri" w:eastAsia="Calibri" w:hAnsi="Calibri"/>
+          <w:b/>
+          <w:bCs/>
+          <w:sz w:val="19"/>
+          <w:szCs w:val="19"/>
+        </w:rPr>
+        <w:t xml:space="preserve">course delivery and software module content</w:t>
+      </w:r>
+      <w:r>
+        <w:rPr>
+          <w:rFonts w:ascii="Calibri" w:cs="Calibri" w:eastAsia="Calibri" w:hAnsi="Calibri"/>
+          <w:sz w:val="19"/>
+          <w:szCs w:val="19"/>
+        </w:rPr>
+        <w:t xml:space="preserve"> by synthesising student input into structured proposals and following through to resolution</w:t>
+      </w:r>
+    </w:p>
+    <w:p>
+      <w:pPr>
+        <w:spacing w:after="80" w:before="0"/>
+      </w:pPr>
+    </w:p>
+    <w:p>
+      <w:pPr>
+        <w:tabs>
+          <w:tab w:val="right" w:pos="9026"/>
+        </w:tabs>
+        <w:spacing w:after="10" w:before="0"/>
+      </w:pPr>
+      <w:r>
+        <w:rPr>
+          <w:rFonts w:ascii="Calibri" w:cs="Calibri" w:eastAsia="Calibri" w:hAnsi="Calibri"/>
+          <w:b/>
+          <w:bCs/>
+          <w:sz w:val="20"/>
+          <w:szCs w:val="20"/>
+        </w:rPr>
+        <w:t xml:space="preserve">Diplomatic, Consular and Estates Intern</w:t>
+      </w:r>
+      <w:r>
+        <w:rPr>
+          <w:rFonts w:ascii="Calibri" w:cs="Calibri" w:eastAsia="Calibri" w:hAnsi="Calibri"/>
+          <w:sz w:val="20"/>
+          <w:szCs w:val="20"/>
+        </w:rPr>
+        <w:t xml:space="preserve">	Ghana High Commission, London, UK</w:t>
+      </w:r>
+    </w:p>
+    <w:p>
+      <w:pPr>
+        <w:tabs>
+          <w:tab w:val="right" w:pos="9026"/>
+        </w:tabs>
+        <w:spacing w:after="10" w:before="0"/>
+      </w:pPr>
+      <w:r>
+        <w:rPr>
+          <w:rFonts w:ascii="Calibri" w:cs="Calibri" w:eastAsia="Calibri" w:hAnsi="Calibri"/>
+          <w:color w:val="444444"/>
+          <w:sz w:val="19"/>
+          <w:szCs w:val="19"/>
+        </w:rPr>
+        <w:t xml:space="preserve">Consular operations, diplomatic property, document processing, client support</w:t>
+      </w:r>
+      <w:r>
+        <w:rPr>
+          <w:rFonts w:ascii="Calibri" w:cs="Calibri" w:eastAsia="Calibri" w:hAnsi="Calibri"/>
+          <w:sz w:val="19"/>
+          <w:szCs w:val="19"/>
+        </w:rPr>
+        <w:t xml:space="preserve">	Mar 2024 - Aug 2024</w:t>
+      </w:r>
+    </w:p>
+    <w:p>
+      <w:pPr>
+        <w:spacing w:after="20" w:before="0"/>
+        <w:ind w:left="316" w:hanging="259"/>
+      </w:pPr>
+      <w:r>
+        <w:rPr>
+          <w:rFonts w:ascii="Calibri" w:cs="Calibri" w:eastAsia="Calibri" w:hAnsi="Calibri"/>
+          <w:sz w:val="19"/>
+          <w:szCs w:val="19"/>
+        </w:rPr>
+        <w:t xml:space="preserve">•  </w:t>
+      </w:r>
+      <w:r>
+        <w:rPr>
+          <w:rFonts w:ascii="Calibri" w:cs="Calibri" w:eastAsia="Calibri" w:hAnsi="Calibri"/>
+          <w:sz w:val="19"/>
+          <w:szCs w:val="19"/>
+        </w:rPr>
+        <w:t xml:space="preserve">Processed end-to-end consular document workflows in official diplomatic management systems, coordinating intake, </w:t>
+      </w:r>
+      <w:r>
+        <w:rPr>
+          <w:rFonts w:ascii="Calibri" w:cs="Calibri" w:eastAsia="Calibri" w:hAnsi="Calibri"/>
+          <w:b/>
+          <w:bCs/>
+          <w:sz w:val="19"/>
+          <w:szCs w:val="19"/>
+        </w:rPr>
+        <w:t xml:space="preserve">biometric data capture</w:t>
+      </w:r>
+      <w:r>
+        <w:rPr>
+          <w:rFonts w:ascii="Calibri" w:cs="Calibri" w:eastAsia="Calibri" w:hAnsi="Calibri"/>
+          <w:sz w:val="19"/>
+          <w:szCs w:val="19"/>
+        </w:rPr>
+        <w:t xml:space="preserve">, authentication and passport production, supporting </w:t>
+      </w:r>
+      <w:r>
+        <w:rPr>
+          <w:rFonts w:ascii="Calibri" w:cs="Calibri" w:eastAsia="Calibri" w:hAnsi="Calibri"/>
+          <w:b/>
+          <w:bCs/>
+          <w:sz w:val="19"/>
+          <w:szCs w:val="19"/>
+        </w:rPr>
+        <w:t xml:space="preserve">100+ daily client interactions</w:t>
+      </w:r>
+    </w:p>
+    <w:p>
+      <w:pPr>
+        <w:spacing w:after="20" w:before="0"/>
+        <w:ind w:left="316" w:hanging="259"/>
+      </w:pPr>
+      <w:r>
+        <w:rPr>
+          <w:rFonts w:ascii="Calibri" w:cs="Calibri" w:eastAsia="Calibri" w:hAnsi="Calibri"/>
+          <w:sz w:val="19"/>
+          <w:szCs w:val="19"/>
+        </w:rPr>
+        <w:t xml:space="preserve">•  </w:t>
+      </w:r>
+      <w:r>
+        <w:rPr>
+          <w:rFonts w:ascii="Calibri" w:cs="Calibri" w:eastAsia="Calibri" w:hAnsi="Calibri"/>
+          <w:sz w:val="19"/>
+          <w:szCs w:val="19"/>
+        </w:rPr>
+        <w:t xml:space="preserve">Maintained structured administrative records across estates documentation, maintenance scheduling and office workflows, supporting coordinated property inspections</w:t>
+      </w:r>
+    </w:p>
+    <w:p>
+      <w:pPr>
+        <w:spacing w:after="80" w:before="0"/>
+      </w:pPr>
+    </w:p>
+    <w:p>
+      <w:pPr>
+        <w:tabs>
+          <w:tab w:val="right" w:pos="9026"/>
+        </w:tabs>
+        <w:spacing w:after="10" w:before="0"/>
+      </w:pPr>
+      <w:r>
+        <w:rPr>
+          <w:rFonts w:ascii="Calibri" w:cs="Calibri" w:eastAsia="Calibri" w:hAnsi="Calibri"/>
+          <w:b/>
+          <w:bCs/>
+          <w:sz w:val="20"/>
+          <w:szCs w:val="20"/>
+        </w:rPr>
+        <w:t xml:space="preserve">Junior Apprentice HVAC Technician</w:t>
+      </w:r>
+      <w:r>
+        <w:rPr>
+          <w:rFonts w:ascii="Calibri" w:cs="Calibri" w:eastAsia="Calibri" w:hAnsi="Calibri"/>
+          <w:sz w:val="20"/>
+          <w:szCs w:val="20"/>
+        </w:rPr>
+        <w:t xml:space="preserve">	Massive Refrigeration Services, Accra, Ghana</w:t>
+      </w:r>
+    </w:p>
+    <w:p>
+      <w:pPr>
+        <w:tabs>
+          <w:tab w:val="right" w:pos="9026"/>
+        </w:tabs>
+        <w:spacing w:after="10" w:before="0"/>
+      </w:pPr>
+      <w:r>
+        <w:rPr>
+          <w:rFonts w:ascii="Calibri" w:cs="Calibri" w:eastAsia="Calibri" w:hAnsi="Calibri"/>
+          <w:color w:val="444444"/>
+          <w:sz w:val="19"/>
+          <w:szCs w:val="19"/>
+        </w:rPr>
+        <w:t xml:space="preserve">Field servicing, diagnostics, installation support</w:t>
+      </w:r>
+      <w:r>
+        <w:rPr>
+          <w:rFonts w:ascii="Calibri" w:cs="Calibri" w:eastAsia="Calibri" w:hAnsi="Calibri"/>
+          <w:sz w:val="19"/>
+          <w:szCs w:val="19"/>
+        </w:rPr>
+        <w:t xml:space="preserve">	Jul 2019 - Jul 2021</w:t>
+      </w:r>
+    </w:p>
+    <w:p>
+      <w:pPr>
+        <w:spacing w:after="20" w:before="0"/>
+        <w:ind w:left="316" w:hanging="259"/>
+      </w:pPr>
+      <w:r>
+        <w:rPr>
+          <w:rFonts w:ascii="Calibri" w:cs="Calibri" w:eastAsia="Calibri" w:hAnsi="Calibri"/>
+          <w:sz w:val="19"/>
+          <w:szCs w:val="19"/>
+        </w:rPr>
+        <w:t xml:space="preserve">•  </w:t>
+      </w:r>
+      <w:r>
+        <w:rPr>
+          <w:rFonts w:ascii="Calibri" w:cs="Calibri" w:eastAsia="Calibri" w:hAnsi="Calibri"/>
+          <w:sz w:val="19"/>
+          <w:szCs w:val="19"/>
+        </w:rPr>
+        <w:t xml:space="preserve">
+            Serviced, installed and maintained </w:t>
+      </w:r>
+      <w:r>
+        <w:rPr>
+          <w:rFonts w:ascii="Calibri" w:cs="Calibri" w:eastAsia="Calibri" w:hAnsi="Calibri"/>
+          <w:b/>
+          <w:bCs/>
+          <w:sz w:val="19"/>
+          <w:szCs w:val="19"/>
+        </w:rPr>
+        <w:t xml:space="preserve">50+ air conditioning units</w:t>
+      </w:r>
+      <w:r>
+        <w:rPr>
+          <w:rFonts w:ascii="Calibri" w:cs="Calibri" w:eastAsia="Calibri" w:hAnsi="Calibri"/>
+          <w:sz w:val="19"/>
+          <w:szCs w:val="19"/>
+        </w:rPr>
+        <w:t xml:space="preserve"> using standard diagnostic tools and field servicing techniques
+          </w:t>
+      </w:r>
+    </w:p>
+    <w:p>
+      <w:pPr>
+        <w:spacing w:after="80" w:before="0"/>
+      </w:pPr>
+    </w:p>
+    <w:p>
+      <w:pPr>
+        <w:pBdr>
+          <w:bottom w:val="single" w:color="000000" w:sz="6" w:space="1"/>
+        </w:pBdr>
+        <w:spacing w:after="40" w:before="160"/>
+      </w:pPr>
+      <w:r>
+        <w:rPr>
+          <w:rFonts w:ascii="Calibri" w:cs="Calibri" w:eastAsia="Calibri" w:hAnsi="Calibri"/>
+          <w:b/>
+          <w:bCs/>
+          <w:sz w:val="21"/>
+          <w:szCs w:val="21"/>
+        </w:rPr>
+        <w:t xml:space="preserve">RESEARCH &amp; PUBLICATIONS</w:t>
+      </w:r>
+    </w:p>
+    <w:p>
+      <w:pPr>
+        <w:tabs>
+          <w:tab w:val="right" w:pos="9026"/>
+        </w:tabs>
+        <w:spacing w:after="10" w:before="0"/>
+      </w:pPr>
+      <w:r>
+        <w:rPr>
+          <w:rFonts w:ascii="Calibri" w:cs="Calibri" w:eastAsia="Calibri" w:hAnsi="Calibri"/>
+          <w:b/>
+          <w:bCs/>
+          <w:sz w:val="20"/>
+          <w:szCs w:val="20"/>
+        </w:rPr>
+        <w:t xml:space="preserve">git-unlocked: An Open-Source Modular Curriculum for Git and Version Control Education</w:t>
+      </w:r>
+    </w:p>
+    <w:p>
+      <w:pPr>
+        <w:tabs>
+          <w:tab w:val="right" w:pos="9026"/>
+        </w:tabs>
+        <w:spacing w:after="10" w:before="0"/>
+      </w:pPr>
+      <w:r>
+        <w:rPr>
+          <w:rFonts w:ascii="Calibri" w:cs="Calibri" w:eastAsia="Calibri" w:hAnsi="Calibri"/>
+          <w:color w:val="444444"/>
+          <w:sz w:val="19"/>
+          <w:szCs w:val="19"/>
+        </w:rPr>
         <w:t xml:space="preserve">I. Adjei · Zenodo · Jun 2026</w:t>
       </w:r>
       <w:r>
@@ -781,7 +2370,7 @@
         </w:rPr>
         <w:t xml:space="preserve">   </w:t>
       </w:r>
-      <w:hyperlink w:history="1" r:id="rIdc0mhbymqx0b_yl9vtazdm">
+      <w:hyperlink w:history="1" r:id="rIdc6t5v32hv6z7xmiosoynf">
         <w:r>
           <w:rPr>
             <w:rFonts w:ascii="Calibri" w:cs="Calibri" w:eastAsia="Calibri" w:hAnsi="Calibri"/>
@@ -809,7 +2398,7 @@
         </w:rPr>
         <w:t xml:space="preserve">| </w:t>
       </w:r>
-      <w:hyperlink w:history="1" r:id="rIdk-kwhlzgan4jz5rgtmh4j">
+      <w:hyperlink w:history="1" r:id="rIdl33u-3oqfleytpwaf5drl">
         <w:r>
           <w:rPr>
             <w:rFonts w:ascii="Calibri" w:cs="Calibri" w:eastAsia="Calibri" w:hAnsi="Calibri"/>

--- a/public/resume/cv-software.docx
+++ b/public/resume/cv-software.docx
@@ -33,7 +33,7 @@
         </w:rPr>
         <w:t xml:space="preserve">✉ </w:t>
       </w:r>
-      <w:hyperlink w:history="1" r:id="rId3v65xbvsda2-ctixxmagk">
+      <w:hyperlink w:history="1" r:id="rIdzkg7zwya-vkp37ssp5ulv">
         <w:r>
           <w:rPr>
             <w:rFonts w:ascii="Calibri" w:cs="Calibri" w:eastAsia="Calibri" w:hAnsi="Calibri"/>
@@ -63,7 +63,7 @@
         </w:rPr>
         <w:t xml:space="preserve">• </w:t>
       </w:r>
-      <w:hyperlink w:history="1" r:id="rIdzwcpblg8knyousq4dxcht">
+      <w:hyperlink w:history="1" r:id="rIdp5bb5xrqfutlvabzc1yba">
         <w:r>
           <w:rPr>
             <w:rFonts w:ascii="Calibri" w:cs="Calibri" w:eastAsia="Calibri" w:hAnsi="Calibri"/>
@@ -93,7 +93,7 @@
         </w:rPr>
         <w:t xml:space="preserve">⁠in </w:t>
       </w:r>
-      <w:hyperlink w:history="1" r:id="rIdwkdbvqqjdcnsyjqofphjx">
+      <w:hyperlink w:history="1" r:id="rIdhlmrmxgiugexkxpksc6_t">
         <w:r>
           <w:rPr>
             <w:rFonts w:ascii="Calibri" w:cs="Calibri" w:eastAsia="Calibri" w:hAnsi="Calibri"/>
@@ -123,7 +123,7 @@
         </w:rPr>
         <w:t xml:space="preserve">◔ </w:t>
       </w:r>
-      <w:hyperlink w:history="1" r:id="rIdj85-rmxbdlodyegm6fjl_">
+      <w:hyperlink w:history="1" r:id="rIdgl0f5selnq1qfhmfi3_bw">
         <w:r>
           <w:rPr>
             <w:rFonts w:ascii="Calibri" w:cs="Calibri" w:eastAsia="Calibri" w:hAnsi="Calibri"/>
@@ -153,7 +153,7 @@
         </w:rPr>
         <w:t xml:space="preserve">Ⓘ </w:t>
       </w:r>
-      <w:hyperlink w:history="1" r:id="rIdipdijkvdzwsbclomeasj1">
+      <w:hyperlink w:history="1" r:id="rIduj-g-cnss_ssap6kcpheu">
         <w:r>
           <w:rPr>
             <w:rFonts w:ascii="Calibri" w:cs="Calibri" w:eastAsia="Calibri" w:hAnsi="Calibri"/>
@@ -716,7 +716,7 @@
         </w:rPr>
         <w:t xml:space="preserve">   </w:t>
       </w:r>
-      <w:hyperlink w:history="1" r:id="rIdaqsuwyj43ugpcqvelfici">
+      <w:hyperlink w:history="1" r:id="rIdhpvmdmn9elfbfprqsjonh">
         <w:r>
           <w:rPr>
             <w:rFonts w:ascii="Calibri" w:cs="Calibri" w:eastAsia="Calibri" w:hAnsi="Calibri"/>
@@ -744,7 +744,7 @@
         </w:rPr>
         <w:t xml:space="preserve">| </w:t>
       </w:r>
-      <w:hyperlink w:history="1" r:id="rId8ptdxe6umobd92oeaijbj">
+      <w:hyperlink w:history="1" r:id="rIdg4bewo5yz6xj6a4rdbryt">
         <w:r>
           <w:rPr>
             <w:rFonts w:ascii="Calibri" w:cs="Calibri" w:eastAsia="Calibri" w:hAnsi="Calibri"/>
@@ -772,7 +772,7 @@
         </w:rPr>
         <w:t xml:space="preserve">| </w:t>
       </w:r>
-      <w:hyperlink w:history="1" r:id="rIdklum8xexvw0e4nqtdsz6u">
+      <w:hyperlink w:history="1" r:id="rId5hcxqs1o_kuznli3oqj0c">
         <w:r>
           <w:rPr>
             <w:rFonts w:ascii="Calibri" w:cs="Calibri" w:eastAsia="Calibri" w:hAnsi="Calibri"/>
@@ -939,7 +939,7 @@
         </w:rPr>
         <w:t xml:space="preserve">   </w:t>
       </w:r>
-      <w:hyperlink w:history="1" r:id="rIdwryp8oynrf-ndh-j03s6y">
+      <w:hyperlink w:history="1" r:id="rIdkfhshf1whj8lsa-mkzpxo">
         <w:r>
           <w:rPr>
             <w:rFonts w:ascii="Calibri" w:cs="Calibri" w:eastAsia="Calibri" w:hAnsi="Calibri"/>
@@ -967,7 +967,7 @@
         </w:rPr>
         <w:t xml:space="preserve">| </w:t>
       </w:r>
-      <w:hyperlink w:history="1" r:id="rIdc1rlkp0bup11aqozygt_f">
+      <w:hyperlink w:history="1" r:id="rIdegnv79c9wsfts-zd2mix3">
         <w:r>
           <w:rPr>
             <w:rFonts w:ascii="Calibri" w:cs="Calibri" w:eastAsia="Calibri" w:hAnsi="Calibri"/>
@@ -995,7 +995,7 @@
         </w:rPr>
         <w:t xml:space="preserve">| </w:t>
       </w:r>
-      <w:hyperlink w:history="1" r:id="rIdni5ywdkrydlhhj72ntksm">
+      <w:hyperlink w:history="1" r:id="rId-_34rkb6rqj913vvokp7o">
         <w:r>
           <w:rPr>
             <w:rFonts w:ascii="Calibri" w:cs="Calibri" w:eastAsia="Calibri" w:hAnsi="Calibri"/>
@@ -1348,7 +1348,7 @@
         </w:rPr>
         <w:t xml:space="preserve">   </w:t>
       </w:r>
-      <w:hyperlink w:history="1" r:id="rIdnxlte0pgojz5ikz38amf9">
+      <w:hyperlink w:history="1" r:id="rIdctsz6uf2yauhcwc7uaptw">
         <w:r>
           <w:rPr>
             <w:rFonts w:ascii="Calibri" w:cs="Calibri" w:eastAsia="Calibri" w:hAnsi="Calibri"/>
@@ -1376,7 +1376,7 @@
         </w:rPr>
         <w:t xml:space="preserve">| </w:t>
       </w:r>
-      <w:hyperlink w:history="1" r:id="rIdubhrcl1rcgmpmipejiltd">
+      <w:hyperlink w:history="1" r:id="rIdkfryfvvca183bzpdeh7eh">
         <w:r>
           <w:rPr>
             <w:rFonts w:ascii="Calibri" w:cs="Calibri" w:eastAsia="Calibri" w:hAnsi="Calibri"/>
@@ -1505,7 +1505,7 @@
         </w:rPr>
         <w:t xml:space="preserve">   </w:t>
       </w:r>
-      <w:hyperlink w:history="1" r:id="rIdcgtftp0s9ijmbbanivofx">
+      <w:hyperlink w:history="1" r:id="rIdlrymbpujyxvbsxpquz9qp">
         <w:r>
           <w:rPr>
             <w:rFonts w:ascii="Calibri" w:cs="Calibri" w:eastAsia="Calibri" w:hAnsi="Calibri"/>
@@ -1533,7 +1533,7 @@
         </w:rPr>
         <w:t xml:space="preserve">| </w:t>
       </w:r>
-      <w:hyperlink w:history="1" r:id="rIdfc4k8wooepnlos3gq0zki">
+      <w:hyperlink w:history="1" r:id="rIdsazltmtlwx3awqpmtv3u5">
         <w:r>
           <w:rPr>
             <w:rFonts w:ascii="Calibri" w:cs="Calibri" w:eastAsia="Calibri" w:hAnsi="Calibri"/>
@@ -1666,7 +1666,7 @@
         </w:rPr>
         <w:t xml:space="preserve">   </w:t>
       </w:r>
-      <w:hyperlink w:history="1" r:id="rIdkacnno4xd6tinlnxyneus">
+      <w:hyperlink w:history="1" r:id="rIdxkztpjmtdyluxxyxtyxbc">
         <w:r>
           <w:rPr>
             <w:rFonts w:ascii="Calibri" w:cs="Calibri" w:eastAsia="Calibri" w:hAnsi="Calibri"/>
@@ -1816,7 +1816,7 @@
         </w:rPr>
         <w:t xml:space="preserve">   </w:t>
       </w:r>
-      <w:hyperlink w:history="1" r:id="rIdx6j_kjc_qnl10taeorisg">
+      <w:hyperlink w:history="1" r:id="rId_u5ihzf7f1fx_xp0w9bak">
         <w:r>
           <w:rPr>
             <w:rFonts w:ascii="Calibri" w:cs="Calibri" w:eastAsia="Calibri" w:hAnsi="Calibri"/>
@@ -2370,7 +2370,7 @@
         </w:rPr>
         <w:t xml:space="preserve">   </w:t>
       </w:r>
-      <w:hyperlink w:history="1" r:id="rIdc6t5v32hv6z7xmiosoynf">
+      <w:hyperlink w:history="1" r:id="rIdqxrlsdvseu5tcqt3ws9rg">
         <w:r>
           <w:rPr>
             <w:rFonts w:ascii="Calibri" w:cs="Calibri" w:eastAsia="Calibri" w:hAnsi="Calibri"/>
@@ -2398,7 +2398,7 @@
         </w:rPr>
         <w:t xml:space="preserve">| </w:t>
       </w:r>
-      <w:hyperlink w:history="1" r:id="rIdl33u-3oqfleytpwaf5drl">
+      <w:hyperlink w:history="1" r:id="rIdd2urvy8bmblmxvfne7_ql">
         <w:r>
           <w:rPr>
             <w:rFonts w:ascii="Calibri" w:cs="Calibri" w:eastAsia="Calibri" w:hAnsi="Calibri"/>

--- a/public/resume/cv-software.docx
+++ b/public/resume/cv-software.docx
@@ -33,7 +33,7 @@
         </w:rPr>
         <w:t xml:space="preserve">✉ </w:t>
       </w:r>
-      <w:hyperlink w:history="1" r:id="rIdzkg7zwya-vkp37ssp5ulv">
+      <w:hyperlink w:history="1" r:id="rIdfhg7reupj3ryvm688xtsx">
         <w:r>
           <w:rPr>
             <w:rFonts w:ascii="Calibri" w:cs="Calibri" w:eastAsia="Calibri" w:hAnsi="Calibri"/>
@@ -63,7 +63,7 @@
         </w:rPr>
         <w:t xml:space="preserve">• </w:t>
       </w:r>
-      <w:hyperlink w:history="1" r:id="rIdp5bb5xrqfutlvabzc1yba">
+      <w:hyperlink w:history="1" r:id="rIde4uz6secrltyxzpphlpty">
         <w:r>
           <w:rPr>
             <w:rFonts w:ascii="Calibri" w:cs="Calibri" w:eastAsia="Calibri" w:hAnsi="Calibri"/>
@@ -93,7 +93,7 @@
         </w:rPr>
         <w:t xml:space="preserve">⁠in </w:t>
       </w:r>
-      <w:hyperlink w:history="1" r:id="rIdhlmrmxgiugexkxpksc6_t">
+      <w:hyperlink w:history="1" r:id="rIddfomzwu9fusxcgy6p08g8">
         <w:r>
           <w:rPr>
             <w:rFonts w:ascii="Calibri" w:cs="Calibri" w:eastAsia="Calibri" w:hAnsi="Calibri"/>
@@ -123,7 +123,7 @@
         </w:rPr>
         <w:t xml:space="preserve">◔ </w:t>
       </w:r>
-      <w:hyperlink w:history="1" r:id="rIdgl0f5selnq1qfhmfi3_bw">
+      <w:hyperlink w:history="1" r:id="rIdk0-embyio7gsv2sqzacev">
         <w:r>
           <w:rPr>
             <w:rFonts w:ascii="Calibri" w:cs="Calibri" w:eastAsia="Calibri" w:hAnsi="Calibri"/>
@@ -153,7 +153,7 @@
         </w:rPr>
         <w:t xml:space="preserve">Ⓘ </w:t>
       </w:r>
-      <w:hyperlink w:history="1" r:id="rIduj-g-cnss_ssap6kcpheu">
+      <w:hyperlink w:history="1" r:id="rIdc5rycyfbto3fbdwankzxa">
         <w:r>
           <w:rPr>
             <w:rFonts w:ascii="Calibri" w:cs="Calibri" w:eastAsia="Calibri" w:hAnsi="Calibri"/>
@@ -716,7 +716,7 @@
         </w:rPr>
         <w:t xml:space="preserve">   </w:t>
       </w:r>
-      <w:hyperlink w:history="1" r:id="rIdhpvmdmn9elfbfprqsjonh">
+      <w:hyperlink w:history="1" r:id="rIdprqef8x26atc_4cwlqgt3">
         <w:r>
           <w:rPr>
             <w:rFonts w:ascii="Calibri" w:cs="Calibri" w:eastAsia="Calibri" w:hAnsi="Calibri"/>
@@ -744,7 +744,7 @@
         </w:rPr>
         <w:t xml:space="preserve">| </w:t>
       </w:r>
-      <w:hyperlink w:history="1" r:id="rIdg4bewo5yz6xj6a4rdbryt">
+      <w:hyperlink w:history="1" r:id="rIdr9h1gkc2ciuzg6elusi9-">
         <w:r>
           <w:rPr>
             <w:rFonts w:ascii="Calibri" w:cs="Calibri" w:eastAsia="Calibri" w:hAnsi="Calibri"/>
@@ -772,7 +772,7 @@
         </w:rPr>
         <w:t xml:space="preserve">| </w:t>
       </w:r>
-      <w:hyperlink w:history="1" r:id="rId5hcxqs1o_kuznli3oqj0c">
+      <w:hyperlink w:history="1" r:id="rIduqg0sluckrk-pewupz0vb">
         <w:r>
           <w:rPr>
             <w:rFonts w:ascii="Calibri" w:cs="Calibri" w:eastAsia="Calibri" w:hAnsi="Calibri"/>
@@ -939,7 +939,7 @@
         </w:rPr>
         <w:t xml:space="preserve">   </w:t>
       </w:r>
-      <w:hyperlink w:history="1" r:id="rIdkfhshf1whj8lsa-mkzpxo">
+      <w:hyperlink w:history="1" r:id="rId6usxbxheltoiefbobwcrl">
         <w:r>
           <w:rPr>
             <w:rFonts w:ascii="Calibri" w:cs="Calibri" w:eastAsia="Calibri" w:hAnsi="Calibri"/>
@@ -967,7 +967,7 @@
         </w:rPr>
         <w:t xml:space="preserve">| </w:t>
       </w:r>
-      <w:hyperlink w:history="1" r:id="rIdegnv79c9wsfts-zd2mix3">
+      <w:hyperlink w:history="1" r:id="rIdpongwjnty2b_gzzdiw-au">
         <w:r>
           <w:rPr>
             <w:rFonts w:ascii="Calibri" w:cs="Calibri" w:eastAsia="Calibri" w:hAnsi="Calibri"/>
@@ -995,7 +995,7 @@
         </w:rPr>
         <w:t xml:space="preserve">| </w:t>
       </w:r>
-      <w:hyperlink w:history="1" r:id="rId-_34rkb6rqj913vvokp7o">
+      <w:hyperlink w:history="1" r:id="rId0mdngyers0usna1y01c1y">
         <w:r>
           <w:rPr>
             <w:rFonts w:ascii="Calibri" w:cs="Calibri" w:eastAsia="Calibri" w:hAnsi="Calibri"/>
@@ -1348,7 +1348,7 @@
         </w:rPr>
         <w:t xml:space="preserve">   </w:t>
       </w:r>
-      <w:hyperlink w:history="1" r:id="rIdctsz6uf2yauhcwc7uaptw">
+      <w:hyperlink w:history="1" r:id="rIdsg2tp2iu0baylq6bwzhql">
         <w:r>
           <w:rPr>
             <w:rFonts w:ascii="Calibri" w:cs="Calibri" w:eastAsia="Calibri" w:hAnsi="Calibri"/>
@@ -1376,7 +1376,7 @@
         </w:rPr>
         <w:t xml:space="preserve">| </w:t>
       </w:r>
-      <w:hyperlink w:history="1" r:id="rIdkfryfvvca183bzpdeh7eh">
+      <w:hyperlink w:history="1" r:id="rIdbzcbmqvjcaolgearbjbof">
         <w:r>
           <w:rPr>
             <w:rFonts w:ascii="Calibri" w:cs="Calibri" w:eastAsia="Calibri" w:hAnsi="Calibri"/>
@@ -1505,7 +1505,7 @@
         </w:rPr>
         <w:t xml:space="preserve">   </w:t>
       </w:r>
-      <w:hyperlink w:history="1" r:id="rIdlrymbpujyxvbsxpquz9qp">
+      <w:hyperlink w:history="1" r:id="rIdunsatrthyofkeu4-2orpc">
         <w:r>
           <w:rPr>
             <w:rFonts w:ascii="Calibri" w:cs="Calibri" w:eastAsia="Calibri" w:hAnsi="Calibri"/>
@@ -1533,7 +1533,7 @@
         </w:rPr>
         <w:t xml:space="preserve">| </w:t>
       </w:r>
-      <w:hyperlink w:history="1" r:id="rIdsazltmtlwx3awqpmtv3u5">
+      <w:hyperlink w:history="1" r:id="rIdzaymrnlahyojxxacpeuv2">
         <w:r>
           <w:rPr>
             <w:rFonts w:ascii="Calibri" w:cs="Calibri" w:eastAsia="Calibri" w:hAnsi="Calibri"/>
@@ -1666,7 +1666,7 @@
         </w:rPr>
         <w:t xml:space="preserve">   </w:t>
       </w:r>
-      <w:hyperlink w:history="1" r:id="rIdxkztpjmtdyluxxyxtyxbc">
+      <w:hyperlink w:history="1" r:id="rIdp0c_8rsfgaxk9dyk_niue">
         <w:r>
           <w:rPr>
             <w:rFonts w:ascii="Calibri" w:cs="Calibri" w:eastAsia="Calibri" w:hAnsi="Calibri"/>
@@ -1816,7 +1816,7 @@
         </w:rPr>
         <w:t xml:space="preserve">   </w:t>
       </w:r>
-      <w:hyperlink w:history="1" r:id="rId_u5ihzf7f1fx_xp0w9bak">
+      <w:hyperlink w:history="1" r:id="rIdscj9ftq8fnvsvzlcfavi_">
         <w:r>
           <w:rPr>
             <w:rFonts w:ascii="Calibri" w:cs="Calibri" w:eastAsia="Calibri" w:hAnsi="Calibri"/>
@@ -2370,7 +2370,7 @@
         </w:rPr>
         <w:t xml:space="preserve">   </w:t>
       </w:r>
-      <w:hyperlink w:history="1" r:id="rIdqxrlsdvseu5tcqt3ws9rg">
+      <w:hyperlink w:history="1" r:id="rIdfxqwml12gphgg5jfxbexo">
         <w:r>
           <w:rPr>
             <w:rFonts w:ascii="Calibri" w:cs="Calibri" w:eastAsia="Calibri" w:hAnsi="Calibri"/>
@@ -2398,7 +2398,7 @@
         </w:rPr>
         <w:t xml:space="preserve">| </w:t>
       </w:r>
-      <w:hyperlink w:history="1" r:id="rIdd2urvy8bmblmxvfne7_ql">
+      <w:hyperlink w:history="1" r:id="rIdmjzn7hrxit60f46mexu_n">
         <w:r>
           <w:rPr>
             <w:rFonts w:ascii="Calibri" w:cs="Calibri" w:eastAsia="Calibri" w:hAnsi="Calibri"/>

--- a/public/resume/cv-software.docx
+++ b/public/resume/cv-software.docx
@@ -33,7 +33,7 @@
         </w:rPr>
         <w:t xml:space="preserve">✉ </w:t>
       </w:r>
-      <w:hyperlink w:history="1" r:id="rIdfhg7reupj3ryvm688xtsx">
+      <w:hyperlink w:history="1" r:id="rIdwqd6kxaup-vulhg8vkpeb">
         <w:r>
           <w:rPr>
             <w:rFonts w:ascii="Calibri" w:cs="Calibri" w:eastAsia="Calibri" w:hAnsi="Calibri"/>
@@ -63,7 +63,7 @@
         </w:rPr>
         <w:t xml:space="preserve">• </w:t>
       </w:r>
-      <w:hyperlink w:history="1" r:id="rIde4uz6secrltyxzpphlpty">
+      <w:hyperlink w:history="1" r:id="rIdrdbfgwlraokj7mihpqay_">
         <w:r>
           <w:rPr>
             <w:rFonts w:ascii="Calibri" w:cs="Calibri" w:eastAsia="Calibri" w:hAnsi="Calibri"/>
@@ -93,7 +93,7 @@
         </w:rPr>
         <w:t xml:space="preserve">⁠in </w:t>
       </w:r>
-      <w:hyperlink w:history="1" r:id="rIddfomzwu9fusxcgy6p08g8">
+      <w:hyperlink w:history="1" r:id="rId9d76th87mud-wzxwwvarj">
         <w:r>
           <w:rPr>
             <w:rFonts w:ascii="Calibri" w:cs="Calibri" w:eastAsia="Calibri" w:hAnsi="Calibri"/>
@@ -123,7 +123,7 @@
         </w:rPr>
         <w:t xml:space="preserve">◔ </w:t>
       </w:r>
-      <w:hyperlink w:history="1" r:id="rIdk0-embyio7gsv2sqzacev">
+      <w:hyperlink w:history="1" r:id="rIde8nbmchn1vhaagtaegh1-">
         <w:r>
           <w:rPr>
             <w:rFonts w:ascii="Calibri" w:cs="Calibri" w:eastAsia="Calibri" w:hAnsi="Calibri"/>
@@ -153,7 +153,7 @@
         </w:rPr>
         <w:t xml:space="preserve">Ⓘ </w:t>
       </w:r>
-      <w:hyperlink w:history="1" r:id="rIdc5rycyfbto3fbdwankzxa">
+      <w:hyperlink w:history="1" r:id="rIdc5qmsgxxmmjmg5ttxixeh">
         <w:r>
           <w:rPr>
             <w:rFonts w:ascii="Calibri" w:cs="Calibri" w:eastAsia="Calibri" w:hAnsi="Calibri"/>
@@ -716,7 +716,7 @@
         </w:rPr>
         <w:t xml:space="preserve">   </w:t>
       </w:r>
-      <w:hyperlink w:history="1" r:id="rIdprqef8x26atc_4cwlqgt3">
+      <w:hyperlink w:history="1" r:id="rIdkekdapwobfqlz-pfppthp">
         <w:r>
           <w:rPr>
             <w:rFonts w:ascii="Calibri" w:cs="Calibri" w:eastAsia="Calibri" w:hAnsi="Calibri"/>
@@ -744,7 +744,7 @@
         </w:rPr>
         <w:t xml:space="preserve">| </w:t>
       </w:r>
-      <w:hyperlink w:history="1" r:id="rIdr9h1gkc2ciuzg6elusi9-">
+      <w:hyperlink w:history="1" r:id="rIdhwef0izlrs4bx6y__yun5">
         <w:r>
           <w:rPr>
             <w:rFonts w:ascii="Calibri" w:cs="Calibri" w:eastAsia="Calibri" w:hAnsi="Calibri"/>
@@ -772,7 +772,7 @@
         </w:rPr>
         <w:t xml:space="preserve">| </w:t>
       </w:r>
-      <w:hyperlink w:history="1" r:id="rIduqg0sluckrk-pewupz0vb">
+      <w:hyperlink w:history="1" r:id="rId5zjgkdas5rywmtqu7iaor">
         <w:r>
           <w:rPr>
             <w:rFonts w:ascii="Calibri" w:cs="Calibri" w:eastAsia="Calibri" w:hAnsi="Calibri"/>
@@ -939,7 +939,7 @@
         </w:rPr>
         <w:t xml:space="preserve">   </w:t>
       </w:r>
-      <w:hyperlink w:history="1" r:id="rId6usxbxheltoiefbobwcrl">
+      <w:hyperlink w:history="1" r:id="rIdoszx3ur2q5t4srdk0hizj">
         <w:r>
           <w:rPr>
             <w:rFonts w:ascii="Calibri" w:cs="Calibri" w:eastAsia="Calibri" w:hAnsi="Calibri"/>
@@ -967,7 +967,7 @@
         </w:rPr>
         <w:t xml:space="preserve">| </w:t>
       </w:r>
-      <w:hyperlink w:history="1" r:id="rIdpongwjnty2b_gzzdiw-au">
+      <w:hyperlink w:history="1" r:id="rIdzlnscmi-4d9jkpw5gcel-">
         <w:r>
           <w:rPr>
             <w:rFonts w:ascii="Calibri" w:cs="Calibri" w:eastAsia="Calibri" w:hAnsi="Calibri"/>
@@ -995,7 +995,7 @@
         </w:rPr>
         <w:t xml:space="preserve">| </w:t>
       </w:r>
-      <w:hyperlink w:history="1" r:id="rId0mdngyers0usna1y01c1y">
+      <w:hyperlink w:history="1" r:id="rIdweayqf4e276t2rezsdq2o">
         <w:r>
           <w:rPr>
             <w:rFonts w:ascii="Calibri" w:cs="Calibri" w:eastAsia="Calibri" w:hAnsi="Calibri"/>
@@ -1348,7 +1348,7 @@
         </w:rPr>
         <w:t xml:space="preserve">   </w:t>
       </w:r>
-      <w:hyperlink w:history="1" r:id="rIdsg2tp2iu0baylq6bwzhql">
+      <w:hyperlink w:history="1" r:id="rIdehwoksreue-nkci18gznj">
         <w:r>
           <w:rPr>
             <w:rFonts w:ascii="Calibri" w:cs="Calibri" w:eastAsia="Calibri" w:hAnsi="Calibri"/>
@@ -1376,7 +1376,7 @@
         </w:rPr>
         <w:t xml:space="preserve">| </w:t>
       </w:r>
-      <w:hyperlink w:history="1" r:id="rIdbzcbmqvjcaolgearbjbof">
+      <w:hyperlink w:history="1" r:id="rId02cauotekwb7wfkjqxkqi">
         <w:r>
           <w:rPr>
             <w:rFonts w:ascii="Calibri" w:cs="Calibri" w:eastAsia="Calibri" w:hAnsi="Calibri"/>
@@ -1505,7 +1505,7 @@
         </w:rPr>
         <w:t xml:space="preserve">   </w:t>
       </w:r>
-      <w:hyperlink w:history="1" r:id="rIdunsatrthyofkeu4-2orpc">
+      <w:hyperlink w:history="1" r:id="rIdeya7ncjdoe4jrydfacism">
         <w:r>
           <w:rPr>
             <w:rFonts w:ascii="Calibri" w:cs="Calibri" w:eastAsia="Calibri" w:hAnsi="Calibri"/>
@@ -1533,7 +1533,7 @@
         </w:rPr>
         <w:t xml:space="preserve">| </w:t>
       </w:r>
-      <w:hyperlink w:history="1" r:id="rIdzaymrnlahyojxxacpeuv2">
+      <w:hyperlink w:history="1" r:id="rId3zy1yqxdeb9ze7axbpo-t">
         <w:r>
           <w:rPr>
             <w:rFonts w:ascii="Calibri" w:cs="Calibri" w:eastAsia="Calibri" w:hAnsi="Calibri"/>
@@ -1666,7 +1666,7 @@
         </w:rPr>
         <w:t xml:space="preserve">   </w:t>
       </w:r>
-      <w:hyperlink w:history="1" r:id="rIdp0c_8rsfgaxk9dyk_niue">
+      <w:hyperlink w:history="1" r:id="rIdq-tjubiwggvkbdnssqlxx">
         <w:r>
           <w:rPr>
             <w:rFonts w:ascii="Calibri" w:cs="Calibri" w:eastAsia="Calibri" w:hAnsi="Calibri"/>
@@ -1816,7 +1816,7 @@
         </w:rPr>
         <w:t xml:space="preserve">   </w:t>
       </w:r>
-      <w:hyperlink w:history="1" r:id="rIdscj9ftq8fnvsvzlcfavi_">
+      <w:hyperlink w:history="1" r:id="rIdcy1svdw-fybcpfbvzikv8">
         <w:r>
           <w:rPr>
             <w:rFonts w:ascii="Calibri" w:cs="Calibri" w:eastAsia="Calibri" w:hAnsi="Calibri"/>
@@ -2370,7 +2370,7 @@
         </w:rPr>
         <w:t xml:space="preserve">   </w:t>
       </w:r>
-      <w:hyperlink w:history="1" r:id="rIdfxqwml12gphgg5jfxbexo">
+      <w:hyperlink w:history="1" r:id="rIdte-m5uxvxzsu_81de4nfz">
         <w:r>
           <w:rPr>
             <w:rFonts w:ascii="Calibri" w:cs="Calibri" w:eastAsia="Calibri" w:hAnsi="Calibri"/>
@@ -2398,7 +2398,7 @@
         </w:rPr>
         <w:t xml:space="preserve">| </w:t>
       </w:r>
-      <w:hyperlink w:history="1" r:id="rIdmjzn7hrxit60f46mexu_n">
+      <w:hyperlink w:history="1" r:id="rId51p8mmfcnibgljxilyt3e">
         <w:r>
           <w:rPr>
             <w:rFonts w:ascii="Calibri" w:cs="Calibri" w:eastAsia="Calibri" w:hAnsi="Calibri"/>

--- a/public/resume/cv-software.docx
+++ b/public/resume/cv-software.docx
@@ -33,7 +33,7 @@
         </w:rPr>
         <w:t xml:space="preserve">✉ </w:t>
       </w:r>
-      <w:hyperlink w:history="1" r:id="rIdwqd6kxaup-vulhg8vkpeb">
+      <w:hyperlink w:history="1" r:id="rIdtr_ldymmgzr-smxuzyk2q">
         <w:r>
           <w:rPr>
             <w:rFonts w:ascii="Calibri" w:cs="Calibri" w:eastAsia="Calibri" w:hAnsi="Calibri"/>
@@ -63,7 +63,7 @@
         </w:rPr>
         <w:t xml:space="preserve">• </w:t>
       </w:r>
-      <w:hyperlink w:history="1" r:id="rIdrdbfgwlraokj7mihpqay_">
+      <w:hyperlink w:history="1" r:id="rIdadl30daor47c-uhcov0n7">
         <w:r>
           <w:rPr>
             <w:rFonts w:ascii="Calibri" w:cs="Calibri" w:eastAsia="Calibri" w:hAnsi="Calibri"/>
@@ -93,7 +93,7 @@
         </w:rPr>
         <w:t xml:space="preserve">⁠in </w:t>
       </w:r>
-      <w:hyperlink w:history="1" r:id="rId9d76th87mud-wzxwwvarj">
+      <w:hyperlink w:history="1" r:id="rIdsersagotyggocab---md3">
         <w:r>
           <w:rPr>
             <w:rFonts w:ascii="Calibri" w:cs="Calibri" w:eastAsia="Calibri" w:hAnsi="Calibri"/>
@@ -123,7 +123,7 @@
         </w:rPr>
         <w:t xml:space="preserve">◔ </w:t>
       </w:r>
-      <w:hyperlink w:history="1" r:id="rIde8nbmchn1vhaagtaegh1-">
+      <w:hyperlink w:history="1" r:id="rIdmt2ulpxffxa0uy7ularbs">
         <w:r>
           <w:rPr>
             <w:rFonts w:ascii="Calibri" w:cs="Calibri" w:eastAsia="Calibri" w:hAnsi="Calibri"/>
@@ -153,7 +153,7 @@
         </w:rPr>
         <w:t xml:space="preserve">Ⓘ </w:t>
       </w:r>
-      <w:hyperlink w:history="1" r:id="rIdc5qmsgxxmmjmg5ttxixeh">
+      <w:hyperlink w:history="1" r:id="rIdmm66vyemlnpfd8w4b1ti0">
         <w:r>
           <w:rPr>
             <w:rFonts w:ascii="Calibri" w:cs="Calibri" w:eastAsia="Calibri" w:hAnsi="Calibri"/>
@@ -716,7 +716,7 @@
         </w:rPr>
         <w:t xml:space="preserve">   </w:t>
       </w:r>
-      <w:hyperlink w:history="1" r:id="rIdkekdapwobfqlz-pfppthp">
+      <w:hyperlink w:history="1" r:id="rIds6jiut0bt82wcs9ol2lqv">
         <w:r>
           <w:rPr>
             <w:rFonts w:ascii="Calibri" w:cs="Calibri" w:eastAsia="Calibri" w:hAnsi="Calibri"/>
@@ -744,7 +744,7 @@
         </w:rPr>
         <w:t xml:space="preserve">| </w:t>
       </w:r>
-      <w:hyperlink w:history="1" r:id="rIdhwef0izlrs4bx6y__yun5">
+      <w:hyperlink w:history="1" r:id="rIdswag6rbw_g4yzdwrxj2bi">
         <w:r>
           <w:rPr>
             <w:rFonts w:ascii="Calibri" w:cs="Calibri" w:eastAsia="Calibri" w:hAnsi="Calibri"/>
@@ -772,7 +772,7 @@
         </w:rPr>
         <w:t xml:space="preserve">| </w:t>
       </w:r>
-      <w:hyperlink w:history="1" r:id="rId5zjgkdas5rywmtqu7iaor">
+      <w:hyperlink w:history="1" r:id="rIda0v_u9q1gekbwovq_euuj">
         <w:r>
           <w:rPr>
             <w:rFonts w:ascii="Calibri" w:cs="Calibri" w:eastAsia="Calibri" w:hAnsi="Calibri"/>
@@ -939,7 +939,7 @@
         </w:rPr>
         <w:t xml:space="preserve">   </w:t>
       </w:r>
-      <w:hyperlink w:history="1" r:id="rIdoszx3ur2q5t4srdk0hizj">
+      <w:hyperlink w:history="1" r:id="rIdyjmovyvhp_b2ytbfg5g5k">
         <w:r>
           <w:rPr>
             <w:rFonts w:ascii="Calibri" w:cs="Calibri" w:eastAsia="Calibri" w:hAnsi="Calibri"/>
@@ -967,7 +967,7 @@
         </w:rPr>
         <w:t xml:space="preserve">| </w:t>
       </w:r>
-      <w:hyperlink w:history="1" r:id="rIdzlnscmi-4d9jkpw5gcel-">
+      <w:hyperlink w:history="1" r:id="rIdhi-x_umegczah7bsfpyq-">
         <w:r>
           <w:rPr>
             <w:rFonts w:ascii="Calibri" w:cs="Calibri" w:eastAsia="Calibri" w:hAnsi="Calibri"/>
@@ -995,7 +995,7 @@
         </w:rPr>
         <w:t xml:space="preserve">| </w:t>
       </w:r>
-      <w:hyperlink w:history="1" r:id="rIdweayqf4e276t2rezsdq2o">
+      <w:hyperlink w:history="1" r:id="rIdz4s4srhq4rbqveeruqhbe">
         <w:r>
           <w:rPr>
             <w:rFonts w:ascii="Calibri" w:cs="Calibri" w:eastAsia="Calibri" w:hAnsi="Calibri"/>
@@ -1348,7 +1348,7 @@
         </w:rPr>
         <w:t xml:space="preserve">   </w:t>
       </w:r>
-      <w:hyperlink w:history="1" r:id="rIdehwoksreue-nkci18gznj">
+      <w:hyperlink w:history="1" r:id="rIdlxcsqsh1syjmydr0ziyf5">
         <w:r>
           <w:rPr>
             <w:rFonts w:ascii="Calibri" w:cs="Calibri" w:eastAsia="Calibri" w:hAnsi="Calibri"/>
@@ -1376,7 +1376,7 @@
         </w:rPr>
         <w:t xml:space="preserve">| </w:t>
       </w:r>
-      <w:hyperlink w:history="1" r:id="rId02cauotekwb7wfkjqxkqi">
+      <w:hyperlink w:history="1" r:id="rIdsnfmpzrz1wndm-hm-ihar">
         <w:r>
           <w:rPr>
             <w:rFonts w:ascii="Calibri" w:cs="Calibri" w:eastAsia="Calibri" w:hAnsi="Calibri"/>
@@ -1505,7 +1505,7 @@
         </w:rPr>
         <w:t xml:space="preserve">   </w:t>
       </w:r>
-      <w:hyperlink w:history="1" r:id="rIdeya7ncjdoe4jrydfacism">
+      <w:hyperlink w:history="1" r:id="rId70hkplssbf9m8myqablck">
         <w:r>
           <w:rPr>
             <w:rFonts w:ascii="Calibri" w:cs="Calibri" w:eastAsia="Calibri" w:hAnsi="Calibri"/>
@@ -1533,7 +1533,7 @@
         </w:rPr>
         <w:t xml:space="preserve">| </w:t>
       </w:r>
-      <w:hyperlink w:history="1" r:id="rId3zy1yqxdeb9ze7axbpo-t">
+      <w:hyperlink w:history="1" r:id="rIdulhgzascfo1thntbxup1g">
         <w:r>
           <w:rPr>
             <w:rFonts w:ascii="Calibri" w:cs="Calibri" w:eastAsia="Calibri" w:hAnsi="Calibri"/>
@@ -1666,7 +1666,7 @@
         </w:rPr>
         <w:t xml:space="preserve">   </w:t>
       </w:r>
-      <w:hyperlink w:history="1" r:id="rIdq-tjubiwggvkbdnssqlxx">
+      <w:hyperlink w:history="1" r:id="rIdn4llyfcqaue3xklg9zdzd">
         <w:r>
           <w:rPr>
             <w:rFonts w:ascii="Calibri" w:cs="Calibri" w:eastAsia="Calibri" w:hAnsi="Calibri"/>
@@ -1816,7 +1816,7 @@
         </w:rPr>
         <w:t xml:space="preserve">   </w:t>
       </w:r>
-      <w:hyperlink w:history="1" r:id="rIdcy1svdw-fybcpfbvzikv8">
+      <w:hyperlink w:history="1" r:id="rIdtkh6a7uuljj004-hizm_f">
         <w:r>
           <w:rPr>
             <w:rFonts w:ascii="Calibri" w:cs="Calibri" w:eastAsia="Calibri" w:hAnsi="Calibri"/>
@@ -2370,7 +2370,7 @@
         </w:rPr>
         <w:t xml:space="preserve">   </w:t>
       </w:r>
-      <w:hyperlink w:history="1" r:id="rIdte-m5uxvxzsu_81de4nfz">
+      <w:hyperlink w:history="1" r:id="rIdenjxlvm8ulimrnpcd2fkq">
         <w:r>
           <w:rPr>
             <w:rFonts w:ascii="Calibri" w:cs="Calibri" w:eastAsia="Calibri" w:hAnsi="Calibri"/>
@@ -2398,7 +2398,7 @@
         </w:rPr>
         <w:t xml:space="preserve">| </w:t>
       </w:r>
-      <w:hyperlink w:history="1" r:id="rId51p8mmfcnibgljxilyt3e">
+      <w:hyperlink w:history="1" r:id="rIdyr4utv2gi7j7zrqx2yb5o">
         <w:r>
           <w:rPr>
             <w:rFonts w:ascii="Calibri" w:cs="Calibri" w:eastAsia="Calibri" w:hAnsi="Calibri"/>

--- a/public/resume/cv-software.docx
+++ b/public/resume/cv-software.docx
@@ -33,7 +33,7 @@
         </w:rPr>
         <w:t xml:space="preserve">✉ </w:t>
       </w:r>
-      <w:hyperlink w:history="1" r:id="rIdwqd6kxaup-vulhg8vkpeb">
+      <w:hyperlink w:history="1" r:id="rId4wq1j2mydhzay4-qtj0gi">
         <w:r>
           <w:rPr>
             <w:rFonts w:ascii="Calibri" w:cs="Calibri" w:eastAsia="Calibri" w:hAnsi="Calibri"/>
@@ -63,7 +63,7 @@
         </w:rPr>
         <w:t xml:space="preserve">• </w:t>
       </w:r>
-      <w:hyperlink w:history="1" r:id="rIdrdbfgwlraokj7mihpqay_">
+      <w:hyperlink w:history="1" r:id="rIdia3eehmwydw9xnybm879w">
         <w:r>
           <w:rPr>
             <w:rFonts w:ascii="Calibri" w:cs="Calibri" w:eastAsia="Calibri" w:hAnsi="Calibri"/>
@@ -93,7 +93,7 @@
         </w:rPr>
         <w:t xml:space="preserve">⁠in </w:t>
       </w:r>
-      <w:hyperlink w:history="1" r:id="rId9d76th87mud-wzxwwvarj">
+      <w:hyperlink w:history="1" r:id="rIdhpiuixexh3df16urc-mqs">
         <w:r>
           <w:rPr>
             <w:rFonts w:ascii="Calibri" w:cs="Calibri" w:eastAsia="Calibri" w:hAnsi="Calibri"/>
@@ -123,7 +123,7 @@
         </w:rPr>
         <w:t xml:space="preserve">◔ </w:t>
       </w:r>
-      <w:hyperlink w:history="1" r:id="rIde8nbmchn1vhaagtaegh1-">
+      <w:hyperlink w:history="1" r:id="rIdkavx9yy7ekotyeluygurv">
         <w:r>
           <w:rPr>
             <w:rFonts w:ascii="Calibri" w:cs="Calibri" w:eastAsia="Calibri" w:hAnsi="Calibri"/>
@@ -153,7 +153,7 @@
         </w:rPr>
         <w:t xml:space="preserve">Ⓘ </w:t>
       </w:r>
-      <w:hyperlink w:history="1" r:id="rIdc5qmsgxxmmjmg5ttxixeh">
+      <w:hyperlink w:history="1" r:id="rIdya-tyrqc_6t7fsqiwoa6h">
         <w:r>
           <w:rPr>
             <w:rFonts w:ascii="Calibri" w:cs="Calibri" w:eastAsia="Calibri" w:hAnsi="Calibri"/>
@@ -716,7 +716,7 @@
         </w:rPr>
         <w:t xml:space="preserve">   </w:t>
       </w:r>
-      <w:hyperlink w:history="1" r:id="rIdkekdapwobfqlz-pfppthp">
+      <w:hyperlink w:history="1" r:id="rId2d5nn2tmjwvwphfmdcjgr">
         <w:r>
           <w:rPr>
             <w:rFonts w:ascii="Calibri" w:cs="Calibri" w:eastAsia="Calibri" w:hAnsi="Calibri"/>
@@ -744,7 +744,7 @@
         </w:rPr>
         <w:t xml:space="preserve">| </w:t>
       </w:r>
-      <w:hyperlink w:history="1" r:id="rIdhwef0izlrs4bx6y__yun5">
+      <w:hyperlink w:history="1" r:id="rIddiqfmma8ixgg1-pndwwrb">
         <w:r>
           <w:rPr>
             <w:rFonts w:ascii="Calibri" w:cs="Calibri" w:eastAsia="Calibri" w:hAnsi="Calibri"/>
@@ -772,7 +772,7 @@
         </w:rPr>
         <w:t xml:space="preserve">| </w:t>
       </w:r>
-      <w:hyperlink w:history="1" r:id="rId5zjgkdas5rywmtqu7iaor">
+      <w:hyperlink w:history="1" r:id="rIdbrp8htxqzeuqst8hscez_">
         <w:r>
           <w:rPr>
             <w:rFonts w:ascii="Calibri" w:cs="Calibri" w:eastAsia="Calibri" w:hAnsi="Calibri"/>
@@ -939,7 +939,7 @@
         </w:rPr>
         <w:t xml:space="preserve">   </w:t>
       </w:r>
-      <w:hyperlink w:history="1" r:id="rIdoszx3ur2q5t4srdk0hizj">
+      <w:hyperlink w:history="1" r:id="rIdqwxrmjpxldniurlapyhe7">
         <w:r>
           <w:rPr>
             <w:rFonts w:ascii="Calibri" w:cs="Calibri" w:eastAsia="Calibri" w:hAnsi="Calibri"/>
@@ -967,7 +967,7 @@
         </w:rPr>
         <w:t xml:space="preserve">| </w:t>
       </w:r>
-      <w:hyperlink w:history="1" r:id="rIdzlnscmi-4d9jkpw5gcel-">
+      <w:hyperlink w:history="1" r:id="rIdbxpg8vfhvaoimt91w96w4">
         <w:r>
           <w:rPr>
             <w:rFonts w:ascii="Calibri" w:cs="Calibri" w:eastAsia="Calibri" w:hAnsi="Calibri"/>
@@ -995,7 +995,7 @@
         </w:rPr>
         <w:t xml:space="preserve">| </w:t>
       </w:r>
-      <w:hyperlink w:history="1" r:id="rIdweayqf4e276t2rezsdq2o">
+      <w:hyperlink w:history="1" r:id="rIdgolllkrwrratebiuqri7x">
         <w:r>
           <w:rPr>
             <w:rFonts w:ascii="Calibri" w:cs="Calibri" w:eastAsia="Calibri" w:hAnsi="Calibri"/>
@@ -1348,7 +1348,7 @@
         </w:rPr>
         <w:t xml:space="preserve">   </w:t>
       </w:r>
-      <w:hyperlink w:history="1" r:id="rIdehwoksreue-nkci18gznj">
+      <w:hyperlink w:history="1" r:id="rIdzjxuatwyifejq73ufvam4">
         <w:r>
           <w:rPr>
             <w:rFonts w:ascii="Calibri" w:cs="Calibri" w:eastAsia="Calibri" w:hAnsi="Calibri"/>
@@ -1376,7 +1376,7 @@
         </w:rPr>
         <w:t xml:space="preserve">| </w:t>
       </w:r>
-      <w:hyperlink w:history="1" r:id="rId02cauotekwb7wfkjqxkqi">
+      <w:hyperlink w:history="1" r:id="rIdvz4prluwcsbmckmrcytkr">
         <w:r>
           <w:rPr>
             <w:rFonts w:ascii="Calibri" w:cs="Calibri" w:eastAsia="Calibri" w:hAnsi="Calibri"/>
@@ -1505,7 +1505,7 @@
         </w:rPr>
         <w:t xml:space="preserve">   </w:t>
       </w:r>
-      <w:hyperlink w:history="1" r:id="rIdeya7ncjdoe4jrydfacism">
+      <w:hyperlink w:history="1" r:id="rIdggkgdooybnlvrold_nz0d">
         <w:r>
           <w:rPr>
             <w:rFonts w:ascii="Calibri" w:cs="Calibri" w:eastAsia="Calibri" w:hAnsi="Calibri"/>
@@ -1533,7 +1533,7 @@
         </w:rPr>
         <w:t xml:space="preserve">| </w:t>
       </w:r>
-      <w:hyperlink w:history="1" r:id="rId3zy1yqxdeb9ze7axbpo-t">
+      <w:hyperlink w:history="1" r:id="rId3fym3lcm28pynmoyeyvvk">
         <w:r>
           <w:rPr>
             <w:rFonts w:ascii="Calibri" w:cs="Calibri" w:eastAsia="Calibri" w:hAnsi="Calibri"/>
@@ -1666,7 +1666,7 @@
         </w:rPr>
         <w:t xml:space="preserve">   </w:t>
       </w:r>
-      <w:hyperlink w:history="1" r:id="rIdq-tjubiwggvkbdnssqlxx">
+      <w:hyperlink w:history="1" r:id="rIdtprrw9hlq1gd-ukhbion-">
         <w:r>
           <w:rPr>
             <w:rFonts w:ascii="Calibri" w:cs="Calibri" w:eastAsia="Calibri" w:hAnsi="Calibri"/>
@@ -1816,7 +1816,7 @@
         </w:rPr>
         <w:t xml:space="preserve">   </w:t>
       </w:r>
-      <w:hyperlink w:history="1" r:id="rIdcy1svdw-fybcpfbvzikv8">
+      <w:hyperlink w:history="1" r:id="rIdtejl1dktziugkigryz1i8">
         <w:r>
           <w:rPr>
             <w:rFonts w:ascii="Calibri" w:cs="Calibri" w:eastAsia="Calibri" w:hAnsi="Calibri"/>
@@ -2370,7 +2370,7 @@
         </w:rPr>
         <w:t xml:space="preserve">   </w:t>
       </w:r>
-      <w:hyperlink w:history="1" r:id="rIdte-m5uxvxzsu_81de4nfz">
+      <w:hyperlink w:history="1" r:id="rIdudtwlc72b8vhz5jdft3h-">
         <w:r>
           <w:rPr>
             <w:rFonts w:ascii="Calibri" w:cs="Calibri" w:eastAsia="Calibri" w:hAnsi="Calibri"/>
@@ -2398,7 +2398,7 @@
         </w:rPr>
         <w:t xml:space="preserve">| </w:t>
       </w:r>
-      <w:hyperlink w:history="1" r:id="rId51p8mmfcnibgljxilyt3e">
+      <w:hyperlink w:history="1" r:id="rIdbxaemo49stegeaajmvsjx">
         <w:r>
           <w:rPr>
             <w:rFonts w:ascii="Calibri" w:cs="Calibri" w:eastAsia="Calibri" w:hAnsi="Calibri"/>

--- a/public/resume/cv-software.docx
+++ b/public/resume/cv-software.docx
@@ -33,7 +33,7 @@
         </w:rPr>
         <w:t xml:space="preserve">✉ </w:t>
       </w:r>
-      <w:hyperlink w:history="1" r:id="rIdtr_ldymmgzr-smxuzyk2q">
+      <w:hyperlink w:history="1" r:id="rIdyd66wlk33j8r9qneqmbiq">
         <w:r>
           <w:rPr>
             <w:rFonts w:ascii="Calibri" w:cs="Calibri" w:eastAsia="Calibri" w:hAnsi="Calibri"/>
@@ -63,7 +63,7 @@
         </w:rPr>
         <w:t xml:space="preserve">• </w:t>
       </w:r>
-      <w:hyperlink w:history="1" r:id="rIdadl30daor47c-uhcov0n7">
+      <w:hyperlink w:history="1" r:id="rIdgrob2l6dmqhncrxepehu6">
         <w:r>
           <w:rPr>
             <w:rFonts w:ascii="Calibri" w:cs="Calibri" w:eastAsia="Calibri" w:hAnsi="Calibri"/>
@@ -93,7 +93,7 @@
         </w:rPr>
         <w:t xml:space="preserve">⁠in </w:t>
       </w:r>
-      <w:hyperlink w:history="1" r:id="rIdsersagotyggocab---md3">
+      <w:hyperlink w:history="1" r:id="rIdmqomjjzgvre9-stixzlmn">
         <w:r>
           <w:rPr>
             <w:rFonts w:ascii="Calibri" w:cs="Calibri" w:eastAsia="Calibri" w:hAnsi="Calibri"/>
@@ -123,7 +123,7 @@
         </w:rPr>
         <w:t xml:space="preserve">◔ </w:t>
       </w:r>
-      <w:hyperlink w:history="1" r:id="rIdmt2ulpxffxa0uy7ularbs">
+      <w:hyperlink w:history="1" r:id="rIdhfnlgvqcvd_ifbw4wqso0">
         <w:r>
           <w:rPr>
             <w:rFonts w:ascii="Calibri" w:cs="Calibri" w:eastAsia="Calibri" w:hAnsi="Calibri"/>
@@ -153,7 +153,7 @@
         </w:rPr>
         <w:t xml:space="preserve">Ⓘ </w:t>
       </w:r>
-      <w:hyperlink w:history="1" r:id="rIdmm66vyemlnpfd8w4b1ti0">
+      <w:hyperlink w:history="1" r:id="rIdem7msgao_id9hfpw1thdi">
         <w:r>
           <w:rPr>
             <w:rFonts w:ascii="Calibri" w:cs="Calibri" w:eastAsia="Calibri" w:hAnsi="Calibri"/>
@@ -716,7 +716,7 @@
         </w:rPr>
         <w:t xml:space="preserve">   </w:t>
       </w:r>
-      <w:hyperlink w:history="1" r:id="rIds6jiut0bt82wcs9ol2lqv">
+      <w:hyperlink w:history="1" r:id="rIdxvm260x9earmcaftkgyn_">
         <w:r>
           <w:rPr>
             <w:rFonts w:ascii="Calibri" w:cs="Calibri" w:eastAsia="Calibri" w:hAnsi="Calibri"/>
@@ -744,7 +744,7 @@
         </w:rPr>
         <w:t xml:space="preserve">| </w:t>
       </w:r>
-      <w:hyperlink w:history="1" r:id="rIdswag6rbw_g4yzdwrxj2bi">
+      <w:hyperlink w:history="1" r:id="rIda66zuuiy_sewu4ylq36k8">
         <w:r>
           <w:rPr>
             <w:rFonts w:ascii="Calibri" w:cs="Calibri" w:eastAsia="Calibri" w:hAnsi="Calibri"/>
@@ -772,7 +772,7 @@
         </w:rPr>
         <w:t xml:space="preserve">| </w:t>
       </w:r>
-      <w:hyperlink w:history="1" r:id="rIda0v_u9q1gekbwovq_euuj">
+      <w:hyperlink w:history="1" r:id="rIdu_csmsmcas00f3hjigcwt">
         <w:r>
           <w:rPr>
             <w:rFonts w:ascii="Calibri" w:cs="Calibri" w:eastAsia="Calibri" w:hAnsi="Calibri"/>
@@ -939,7 +939,7 @@
         </w:rPr>
         <w:t xml:space="preserve">   </w:t>
       </w:r>
-      <w:hyperlink w:history="1" r:id="rIdyjmovyvhp_b2ytbfg5g5k">
+      <w:hyperlink w:history="1" r:id="rIdlut7qynovv4fs5ccpahmw">
         <w:r>
           <w:rPr>
             <w:rFonts w:ascii="Calibri" w:cs="Calibri" w:eastAsia="Calibri" w:hAnsi="Calibri"/>
@@ -967,7 +967,7 @@
         </w:rPr>
         <w:t xml:space="preserve">| </w:t>
       </w:r>
-      <w:hyperlink w:history="1" r:id="rIdhi-x_umegczah7bsfpyq-">
+      <w:hyperlink w:history="1" r:id="rIda8hxvcbarpk22w396ktad">
         <w:r>
           <w:rPr>
             <w:rFonts w:ascii="Calibri" w:cs="Calibri" w:eastAsia="Calibri" w:hAnsi="Calibri"/>
@@ -995,7 +995,7 @@
         </w:rPr>
         <w:t xml:space="preserve">| </w:t>
       </w:r>
-      <w:hyperlink w:history="1" r:id="rIdz4s4srhq4rbqveeruqhbe">
+      <w:hyperlink w:history="1" r:id="rId5qtnvhiibcicmdc6s9dqz">
         <w:r>
           <w:rPr>
             <w:rFonts w:ascii="Calibri" w:cs="Calibri" w:eastAsia="Calibri" w:hAnsi="Calibri"/>
@@ -1348,7 +1348,7 @@
         </w:rPr>
         <w:t xml:space="preserve">   </w:t>
       </w:r>
-      <w:hyperlink w:history="1" r:id="rIdlxcsqsh1syjmydr0ziyf5">
+      <w:hyperlink w:history="1" r:id="rIdekv49hnxgosrnm02ws93_">
         <w:r>
           <w:rPr>
             <w:rFonts w:ascii="Calibri" w:cs="Calibri" w:eastAsia="Calibri" w:hAnsi="Calibri"/>
@@ -1376,7 +1376,7 @@
         </w:rPr>
         <w:t xml:space="preserve">| </w:t>
       </w:r>
-      <w:hyperlink w:history="1" r:id="rIdsnfmpzrz1wndm-hm-ihar">
+      <w:hyperlink w:history="1" r:id="rIdlwzeck6pcqwzfyabjlgb8">
         <w:r>
           <w:rPr>
             <w:rFonts w:ascii="Calibri" w:cs="Calibri" w:eastAsia="Calibri" w:hAnsi="Calibri"/>
@@ -1505,7 +1505,7 @@
         </w:rPr>
         <w:t xml:space="preserve">   </w:t>
       </w:r>
-      <w:hyperlink w:history="1" r:id="rId70hkplssbf9m8myqablck">
+      <w:hyperlink w:history="1" r:id="rIdup2w75i1fbzzym6tzrgak">
         <w:r>
           <w:rPr>
             <w:rFonts w:ascii="Calibri" w:cs="Calibri" w:eastAsia="Calibri" w:hAnsi="Calibri"/>
@@ -1533,7 +1533,7 @@
         </w:rPr>
         <w:t xml:space="preserve">| </w:t>
       </w:r>
-      <w:hyperlink w:history="1" r:id="rIdulhgzascfo1thntbxup1g">
+      <w:hyperlink w:history="1" r:id="rIdxuz34wdqzfg0ftv__zgub">
         <w:r>
           <w:rPr>
             <w:rFonts w:ascii="Calibri" w:cs="Calibri" w:eastAsia="Calibri" w:hAnsi="Calibri"/>
@@ -1666,7 +1666,7 @@
         </w:rPr>
         <w:t xml:space="preserve">   </w:t>
       </w:r>
-      <w:hyperlink w:history="1" r:id="rIdn4llyfcqaue3xklg9zdzd">
+      <w:hyperlink w:history="1" r:id="rIdilzksuaf-chb_svxasrki">
         <w:r>
           <w:rPr>
             <w:rFonts w:ascii="Calibri" w:cs="Calibri" w:eastAsia="Calibri" w:hAnsi="Calibri"/>
@@ -1816,7 +1816,7 @@
         </w:rPr>
         <w:t xml:space="preserve">   </w:t>
       </w:r>
-      <w:hyperlink w:history="1" r:id="rIdtkh6a7uuljj004-hizm_f">
+      <w:hyperlink w:history="1" r:id="rIdlxn5knj3yhwu9ibj4ka-c">
         <w:r>
           <w:rPr>
             <w:rFonts w:ascii="Calibri" w:cs="Calibri" w:eastAsia="Calibri" w:hAnsi="Calibri"/>
@@ -2370,7 +2370,7 @@
         </w:rPr>
         <w:t xml:space="preserve">   </w:t>
       </w:r>
-      <w:hyperlink w:history="1" r:id="rIdenjxlvm8ulimrnpcd2fkq">
+      <w:hyperlink w:history="1" r:id="rId_9-ubuusj3lchamkqpxty">
         <w:r>
           <w:rPr>
             <w:rFonts w:ascii="Calibri" w:cs="Calibri" w:eastAsia="Calibri" w:hAnsi="Calibri"/>
@@ -2398,7 +2398,7 @@
         </w:rPr>
         <w:t xml:space="preserve">| </w:t>
       </w:r>
-      <w:hyperlink w:history="1" r:id="rIdyr4utv2gi7j7zrqx2yb5o">
+      <w:hyperlink w:history="1" r:id="rId03pbjdat2vy3hkvpvgnp7">
         <w:r>
           <w:rPr>
             <w:rFonts w:ascii="Calibri" w:cs="Calibri" w:eastAsia="Calibri" w:hAnsi="Calibri"/>

--- a/public/resume/cv-software.docx
+++ b/public/resume/cv-software.docx
@@ -33,7 +33,7 @@
         </w:rPr>
         <w:t xml:space="preserve">✉ </w:t>
       </w:r>
-      <w:hyperlink w:history="1" r:id="rIdyd66wlk33j8r9qneqmbiq">
+      <w:hyperlink w:history="1" r:id="rIdrr9ettqe5v7-mggzmxgas">
         <w:r>
           <w:rPr>
             <w:rFonts w:ascii="Calibri" w:cs="Calibri" w:eastAsia="Calibri" w:hAnsi="Calibri"/>
@@ -63,7 +63,7 @@
         </w:rPr>
         <w:t xml:space="preserve">• </w:t>
       </w:r>
-      <w:hyperlink w:history="1" r:id="rIdgrob2l6dmqhncrxepehu6">
+      <w:hyperlink w:history="1" r:id="rId2haf1folnmjra9lqqacg4">
         <w:r>
           <w:rPr>
             <w:rFonts w:ascii="Calibri" w:cs="Calibri" w:eastAsia="Calibri" w:hAnsi="Calibri"/>
@@ -93,7 +93,7 @@
         </w:rPr>
         <w:t xml:space="preserve">⁠in </w:t>
       </w:r>
-      <w:hyperlink w:history="1" r:id="rIdmqomjjzgvre9-stixzlmn">
+      <w:hyperlink w:history="1" r:id="rIdvn-k21pggec_28tvol9zc">
         <w:r>
           <w:rPr>
             <w:rFonts w:ascii="Calibri" w:cs="Calibri" w:eastAsia="Calibri" w:hAnsi="Calibri"/>
@@ -123,7 +123,7 @@
         </w:rPr>
         <w:t xml:space="preserve">◔ </w:t>
       </w:r>
-      <w:hyperlink w:history="1" r:id="rIdhfnlgvqcvd_ifbw4wqso0">
+      <w:hyperlink w:history="1" r:id="rIdgsh_kbrtv6fdwssbdbedd">
         <w:r>
           <w:rPr>
             <w:rFonts w:ascii="Calibri" w:cs="Calibri" w:eastAsia="Calibri" w:hAnsi="Calibri"/>
@@ -153,7 +153,7 @@
         </w:rPr>
         <w:t xml:space="preserve">Ⓘ </w:t>
       </w:r>
-      <w:hyperlink w:history="1" r:id="rIdem7msgao_id9hfpw1thdi">
+      <w:hyperlink w:history="1" r:id="rIdwidcm0m0tv3eb7s9alqrn">
         <w:r>
           <w:rPr>
             <w:rFonts w:ascii="Calibri" w:cs="Calibri" w:eastAsia="Calibri" w:hAnsi="Calibri"/>
@@ -716,7 +716,7 @@
         </w:rPr>
         <w:t xml:space="preserve">   </w:t>
       </w:r>
-      <w:hyperlink w:history="1" r:id="rIdxvm260x9earmcaftkgyn_">
+      <w:hyperlink w:history="1" r:id="rIdfrzii0t2qp64gjoj1lb0y">
         <w:r>
           <w:rPr>
             <w:rFonts w:ascii="Calibri" w:cs="Calibri" w:eastAsia="Calibri" w:hAnsi="Calibri"/>
@@ -744,7 +744,7 @@
         </w:rPr>
         <w:t xml:space="preserve">| </w:t>
       </w:r>
-      <w:hyperlink w:history="1" r:id="rIda66zuuiy_sewu4ylq36k8">
+      <w:hyperlink w:history="1" r:id="rIdyogdtpw3f251cb7w27uh3">
         <w:r>
           <w:rPr>
             <w:rFonts w:ascii="Calibri" w:cs="Calibri" w:eastAsia="Calibri" w:hAnsi="Calibri"/>
@@ -772,7 +772,7 @@
         </w:rPr>
         <w:t xml:space="preserve">| </w:t>
       </w:r>
-      <w:hyperlink w:history="1" r:id="rIdu_csmsmcas00f3hjigcwt">
+      <w:hyperlink w:history="1" r:id="rIdqpeyvb9bwqs-y1zpnckyy">
         <w:r>
           <w:rPr>
             <w:rFonts w:ascii="Calibri" w:cs="Calibri" w:eastAsia="Calibri" w:hAnsi="Calibri"/>
@@ -939,7 +939,7 @@
         </w:rPr>
         <w:t xml:space="preserve">   </w:t>
       </w:r>
-      <w:hyperlink w:history="1" r:id="rIdlut7qynovv4fs5ccpahmw">
+      <w:hyperlink w:history="1" r:id="rId2u-guhdlz_lwpkvjghjgq">
         <w:r>
           <w:rPr>
             <w:rFonts w:ascii="Calibri" w:cs="Calibri" w:eastAsia="Calibri" w:hAnsi="Calibri"/>
@@ -967,7 +967,7 @@
         </w:rPr>
         <w:t xml:space="preserve">| </w:t>
       </w:r>
-      <w:hyperlink w:history="1" r:id="rIda8hxvcbarpk22w396ktad">
+      <w:hyperlink w:history="1" r:id="rIdybgoqzczo6aiaafpqbr25">
         <w:r>
           <w:rPr>
             <w:rFonts w:ascii="Calibri" w:cs="Calibri" w:eastAsia="Calibri" w:hAnsi="Calibri"/>
@@ -995,7 +995,7 @@
         </w:rPr>
         <w:t xml:space="preserve">| </w:t>
       </w:r>
-      <w:hyperlink w:history="1" r:id="rId5qtnvhiibcicmdc6s9dqz">
+      <w:hyperlink w:history="1" r:id="rIdabhh4oud-lcbsnm2w_tas">
         <w:r>
           <w:rPr>
             <w:rFonts w:ascii="Calibri" w:cs="Calibri" w:eastAsia="Calibri" w:hAnsi="Calibri"/>
@@ -1348,7 +1348,7 @@
         </w:rPr>
         <w:t xml:space="preserve">   </w:t>
       </w:r>
-      <w:hyperlink w:history="1" r:id="rIdekv49hnxgosrnm02ws93_">
+      <w:hyperlink w:history="1" r:id="rId_fqrvsblnj7hw4irrcqd8">
         <w:r>
           <w:rPr>
             <w:rFonts w:ascii="Calibri" w:cs="Calibri" w:eastAsia="Calibri" w:hAnsi="Calibri"/>
@@ -1376,7 +1376,7 @@
         </w:rPr>
         <w:t xml:space="preserve">| </w:t>
       </w:r>
-      <w:hyperlink w:history="1" r:id="rIdlwzeck6pcqwzfyabjlgb8">
+      <w:hyperlink w:history="1" r:id="rId-w6wypceabut4pamxeoz6">
         <w:r>
           <w:rPr>
             <w:rFonts w:ascii="Calibri" w:cs="Calibri" w:eastAsia="Calibri" w:hAnsi="Calibri"/>
@@ -1505,7 +1505,7 @@
         </w:rPr>
         <w:t xml:space="preserve">   </w:t>
       </w:r>
-      <w:hyperlink w:history="1" r:id="rIdup2w75i1fbzzym6tzrgak">
+      <w:hyperlink w:history="1" r:id="rId2_fhqnyjqclrwtlwoaa0n">
         <w:r>
           <w:rPr>
             <w:rFonts w:ascii="Calibri" w:cs="Calibri" w:eastAsia="Calibri" w:hAnsi="Calibri"/>
@@ -1533,7 +1533,7 @@
         </w:rPr>
         <w:t xml:space="preserve">| </w:t>
       </w:r>
-      <w:hyperlink w:history="1" r:id="rIdxuz34wdqzfg0ftv__zgub">
+      <w:hyperlink w:history="1" r:id="rIdd1l0iil3sbonompcrazka">
         <w:r>
           <w:rPr>
             <w:rFonts w:ascii="Calibri" w:cs="Calibri" w:eastAsia="Calibri" w:hAnsi="Calibri"/>
@@ -1666,7 +1666,7 @@
         </w:rPr>
         <w:t xml:space="preserve">   </w:t>
       </w:r>
-      <w:hyperlink w:history="1" r:id="rIdilzksuaf-chb_svxasrki">
+      <w:hyperlink w:history="1" r:id="rIdejpr2mjkfmdz12gs4glez">
         <w:r>
           <w:rPr>
             <w:rFonts w:ascii="Calibri" w:cs="Calibri" w:eastAsia="Calibri" w:hAnsi="Calibri"/>
@@ -1816,7 +1816,7 @@
         </w:rPr>
         <w:t xml:space="preserve">   </w:t>
       </w:r>
-      <w:hyperlink w:history="1" r:id="rIdlxn5knj3yhwu9ibj4ka-c">
+      <w:hyperlink w:history="1" r:id="rId3ev5ouhemnlxy8kz1gz-0">
         <w:r>
           <w:rPr>
             <w:rFonts w:ascii="Calibri" w:cs="Calibri" w:eastAsia="Calibri" w:hAnsi="Calibri"/>
@@ -2370,7 +2370,7 @@
         </w:rPr>
         <w:t xml:space="preserve">   </w:t>
       </w:r>
-      <w:hyperlink w:history="1" r:id="rId_9-ubuusj3lchamkqpxty">
+      <w:hyperlink w:history="1" r:id="rIdxsnib9aldaa_0x-l-wfry">
         <w:r>
           <w:rPr>
             <w:rFonts w:ascii="Calibri" w:cs="Calibri" w:eastAsia="Calibri" w:hAnsi="Calibri"/>
@@ -2398,7 +2398,7 @@
         </w:rPr>
         <w:t xml:space="preserve">| </w:t>
       </w:r>
-      <w:hyperlink w:history="1" r:id="rId03pbjdat2vy3hkvpvgnp7">
+      <w:hyperlink w:history="1" r:id="rIddk53k9ub2buhal2jus7ls">
         <w:r>
           <w:rPr>
             <w:rFonts w:ascii="Calibri" w:cs="Calibri" w:eastAsia="Calibri" w:hAnsi="Calibri"/>

--- a/public/resume/cv-software.docx
+++ b/public/resume/cv-software.docx
@@ -33,7 +33,7 @@
         </w:rPr>
         <w:t xml:space="preserve">✉ </w:t>
       </w:r>
-      <w:hyperlink w:history="1" r:id="rIdrr9ettqe5v7-mggzmxgas">
+      <w:hyperlink w:history="1" r:id="rIdqvk784xxyfxjhdleolpsk">
         <w:r>
           <w:rPr>
             <w:rFonts w:ascii="Calibri" w:cs="Calibri" w:eastAsia="Calibri" w:hAnsi="Calibri"/>
@@ -63,7 +63,7 @@
         </w:rPr>
         <w:t xml:space="preserve">• </w:t>
       </w:r>
-      <w:hyperlink w:history="1" r:id="rId2haf1folnmjra9lqqacg4">
+      <w:hyperlink w:history="1" r:id="rIdm7idokca-8wcitddlvuli">
         <w:r>
           <w:rPr>
             <w:rFonts w:ascii="Calibri" w:cs="Calibri" w:eastAsia="Calibri" w:hAnsi="Calibri"/>
@@ -93,7 +93,7 @@
         </w:rPr>
         <w:t xml:space="preserve">⁠in </w:t>
       </w:r>
-      <w:hyperlink w:history="1" r:id="rIdvn-k21pggec_28tvol9zc">
+      <w:hyperlink w:history="1" r:id="rIdwunjujwyuwiluj-q4gb-v">
         <w:r>
           <w:rPr>
             <w:rFonts w:ascii="Calibri" w:cs="Calibri" w:eastAsia="Calibri" w:hAnsi="Calibri"/>
@@ -123,7 +123,7 @@
         </w:rPr>
         <w:t xml:space="preserve">◔ </w:t>
       </w:r>
-      <w:hyperlink w:history="1" r:id="rIdgsh_kbrtv6fdwssbdbedd">
+      <w:hyperlink w:history="1" r:id="rId1lqdnt9mqohzw-k3e7rdg">
         <w:r>
           <w:rPr>
             <w:rFonts w:ascii="Calibri" w:cs="Calibri" w:eastAsia="Calibri" w:hAnsi="Calibri"/>
@@ -153,7 +153,7 @@
         </w:rPr>
         <w:t xml:space="preserve">Ⓘ </w:t>
       </w:r>
-      <w:hyperlink w:history="1" r:id="rIdwidcm0m0tv3eb7s9alqrn">
+      <w:hyperlink w:history="1" r:id="rId0hvr_kixskog_phvfzvct">
         <w:r>
           <w:rPr>
             <w:rFonts w:ascii="Calibri" w:cs="Calibri" w:eastAsia="Calibri" w:hAnsi="Calibri"/>
@@ -716,7 +716,7 @@
         </w:rPr>
         <w:t xml:space="preserve">   </w:t>
       </w:r>
-      <w:hyperlink w:history="1" r:id="rIdfrzii0t2qp64gjoj1lb0y">
+      <w:hyperlink w:history="1" r:id="rIdqydmltyt68biaynhfpcnc">
         <w:r>
           <w:rPr>
             <w:rFonts w:ascii="Calibri" w:cs="Calibri" w:eastAsia="Calibri" w:hAnsi="Calibri"/>
@@ -744,7 +744,7 @@
         </w:rPr>
         <w:t xml:space="preserve">| </w:t>
       </w:r>
-      <w:hyperlink w:history="1" r:id="rIdyogdtpw3f251cb7w27uh3">
+      <w:hyperlink w:history="1" r:id="rIdkxb2gik4sgxaeq7aibcpz">
         <w:r>
           <w:rPr>
             <w:rFonts w:ascii="Calibri" w:cs="Calibri" w:eastAsia="Calibri" w:hAnsi="Calibri"/>
@@ -772,7 +772,7 @@
         </w:rPr>
         <w:t xml:space="preserve">| </w:t>
       </w:r>
-      <w:hyperlink w:history="1" r:id="rIdqpeyvb9bwqs-y1zpnckyy">
+      <w:hyperlink w:history="1" r:id="rIdybww4vp_2mityba29kdhu">
         <w:r>
           <w:rPr>
             <w:rFonts w:ascii="Calibri" w:cs="Calibri" w:eastAsia="Calibri" w:hAnsi="Calibri"/>
@@ -939,7 +939,7 @@
         </w:rPr>
         <w:t xml:space="preserve">   </w:t>
       </w:r>
-      <w:hyperlink w:history="1" r:id="rId2u-guhdlz_lwpkvjghjgq">
+      <w:hyperlink w:history="1" r:id="rIdbcgtoke9mraxxz4friq0g">
         <w:r>
           <w:rPr>
             <w:rFonts w:ascii="Calibri" w:cs="Calibri" w:eastAsia="Calibri" w:hAnsi="Calibri"/>
@@ -967,7 +967,7 @@
         </w:rPr>
         <w:t xml:space="preserve">| </w:t>
       </w:r>
-      <w:hyperlink w:history="1" r:id="rIdybgoqzczo6aiaafpqbr25">
+      <w:hyperlink w:history="1" r:id="rIdfqocplop4d1ow6glslcx1">
         <w:r>
           <w:rPr>
             <w:rFonts w:ascii="Calibri" w:cs="Calibri" w:eastAsia="Calibri" w:hAnsi="Calibri"/>
@@ -995,7 +995,7 @@
         </w:rPr>
         <w:t xml:space="preserve">| </w:t>
       </w:r>
-      <w:hyperlink w:history="1" r:id="rIdabhh4oud-lcbsnm2w_tas">
+      <w:hyperlink w:history="1" r:id="rIdj9jfmezc49tl8selxfxit">
         <w:r>
           <w:rPr>
             <w:rFonts w:ascii="Calibri" w:cs="Calibri" w:eastAsia="Calibri" w:hAnsi="Calibri"/>
@@ -1348,7 +1348,7 @@
         </w:rPr>
         <w:t xml:space="preserve">   </w:t>
       </w:r>
-      <w:hyperlink w:history="1" r:id="rId_fqrvsblnj7hw4irrcqd8">
+      <w:hyperlink w:history="1" r:id="rIdswocr9nn6yozlgvdxa2no">
         <w:r>
           <w:rPr>
             <w:rFonts w:ascii="Calibri" w:cs="Calibri" w:eastAsia="Calibri" w:hAnsi="Calibri"/>
@@ -1376,7 +1376,7 @@
         </w:rPr>
         <w:t xml:space="preserve">| </w:t>
       </w:r>
-      <w:hyperlink w:history="1" r:id="rId-w6wypceabut4pamxeoz6">
+      <w:hyperlink w:history="1" r:id="rIdgqn_k4xszrusxbknq923z">
         <w:r>
           <w:rPr>
             <w:rFonts w:ascii="Calibri" w:cs="Calibri" w:eastAsia="Calibri" w:hAnsi="Calibri"/>
@@ -1505,7 +1505,7 @@
         </w:rPr>
         <w:t xml:space="preserve">   </w:t>
       </w:r>
-      <w:hyperlink w:history="1" r:id="rId2_fhqnyjqclrwtlwoaa0n">
+      <w:hyperlink w:history="1" r:id="rIdx_30d727h1h7rwyroc25d">
         <w:r>
           <w:rPr>
             <w:rFonts w:ascii="Calibri" w:cs="Calibri" w:eastAsia="Calibri" w:hAnsi="Calibri"/>
@@ -1533,7 +1533,7 @@
         </w:rPr>
         <w:t xml:space="preserve">| </w:t>
       </w:r>
-      <w:hyperlink w:history="1" r:id="rIdd1l0iil3sbonompcrazka">
+      <w:hyperlink w:history="1" r:id="rIdthdjtwlkj0xktdepljv0n">
         <w:r>
           <w:rPr>
             <w:rFonts w:ascii="Calibri" w:cs="Calibri" w:eastAsia="Calibri" w:hAnsi="Calibri"/>
@@ -1666,7 +1666,7 @@
         </w:rPr>
         <w:t xml:space="preserve">   </w:t>
       </w:r>
-      <w:hyperlink w:history="1" r:id="rIdejpr2mjkfmdz12gs4glez">
+      <w:hyperlink w:history="1" r:id="rIdpwms62dpncpkme0_me8h8">
         <w:r>
           <w:rPr>
             <w:rFonts w:ascii="Calibri" w:cs="Calibri" w:eastAsia="Calibri" w:hAnsi="Calibri"/>
@@ -1816,7 +1816,7 @@
         </w:rPr>
         <w:t xml:space="preserve">   </w:t>
       </w:r>
-      <w:hyperlink w:history="1" r:id="rId3ev5ouhemnlxy8kz1gz-0">
+      <w:hyperlink w:history="1" r:id="rId-qnglmtvowwlca9w31rhi">
         <w:r>
           <w:rPr>
             <w:rFonts w:ascii="Calibri" w:cs="Calibri" w:eastAsia="Calibri" w:hAnsi="Calibri"/>
@@ -2370,7 +2370,7 @@
         </w:rPr>
         <w:t xml:space="preserve">   </w:t>
       </w:r>
-      <w:hyperlink w:history="1" r:id="rIdxsnib9aldaa_0x-l-wfry">
+      <w:hyperlink w:history="1" r:id="rId5ucq_vn8yld_fvwmk83_t">
         <w:r>
           <w:rPr>
             <w:rFonts w:ascii="Calibri" w:cs="Calibri" w:eastAsia="Calibri" w:hAnsi="Calibri"/>
@@ -2398,7 +2398,7 @@
         </w:rPr>
         <w:t xml:space="preserve">| </w:t>
       </w:r>
-      <w:hyperlink w:history="1" r:id="rIddk53k9ub2buhal2jus7ls">
+      <w:hyperlink w:history="1" r:id="rId88uxiaunoacv3hl1xnzqh">
         <w:r>
           <w:rPr>
             <w:rFonts w:ascii="Calibri" w:cs="Calibri" w:eastAsia="Calibri" w:hAnsi="Calibri"/>

--- a/public/resume/cv-software.docx
+++ b/public/resume/cv-software.docx
@@ -33,7 +33,7 @@
         </w:rPr>
         <w:t xml:space="preserve">✉ </w:t>
       </w:r>
-      <w:hyperlink w:history="1" r:id="rIdqvk784xxyfxjhdleolpsk">
+      <w:hyperlink w:history="1" r:id="rIdgfxsbfguxbwjuhjgrmxrf">
         <w:r>
           <w:rPr>
             <w:rFonts w:ascii="Calibri" w:cs="Calibri" w:eastAsia="Calibri" w:hAnsi="Calibri"/>
@@ -63,7 +63,7 @@
         </w:rPr>
         <w:t xml:space="preserve">• </w:t>
       </w:r>
-      <w:hyperlink w:history="1" r:id="rIdm7idokca-8wcitddlvuli">
+      <w:hyperlink w:history="1" r:id="rIdwgyebfuruqbv17eoskbq2">
         <w:r>
           <w:rPr>
             <w:rFonts w:ascii="Calibri" w:cs="Calibri" w:eastAsia="Calibri" w:hAnsi="Calibri"/>
@@ -93,7 +93,7 @@
         </w:rPr>
         <w:t xml:space="preserve">⁠in </w:t>
       </w:r>
-      <w:hyperlink w:history="1" r:id="rIdwunjujwyuwiluj-q4gb-v">
+      <w:hyperlink w:history="1" r:id="rIdhisppkcu7vmemvnwv-7g4">
         <w:r>
           <w:rPr>
             <w:rFonts w:ascii="Calibri" w:cs="Calibri" w:eastAsia="Calibri" w:hAnsi="Calibri"/>
@@ -123,7 +123,7 @@
         </w:rPr>
         <w:t xml:space="preserve">◔ </w:t>
       </w:r>
-      <w:hyperlink w:history="1" r:id="rId1lqdnt9mqohzw-k3e7rdg">
+      <w:hyperlink w:history="1" r:id="rId22gtfmn-9flruisz1j1ry">
         <w:r>
           <w:rPr>
             <w:rFonts w:ascii="Calibri" w:cs="Calibri" w:eastAsia="Calibri" w:hAnsi="Calibri"/>
@@ -153,7 +153,7 @@
         </w:rPr>
         <w:t xml:space="preserve">Ⓘ </w:t>
       </w:r>
-      <w:hyperlink w:history="1" r:id="rId0hvr_kixskog_phvfzvct">
+      <w:hyperlink w:history="1" r:id="rIdkzlw-8r4255eqnsz5f4vq">
         <w:r>
           <w:rPr>
             <w:rFonts w:ascii="Calibri" w:cs="Calibri" w:eastAsia="Calibri" w:hAnsi="Calibri"/>
@@ -716,7 +716,7 @@
         </w:rPr>
         <w:t xml:space="preserve">   </w:t>
       </w:r>
-      <w:hyperlink w:history="1" r:id="rIdqydmltyt68biaynhfpcnc">
+      <w:hyperlink w:history="1" r:id="rIdud0pdjlskrerw-i1ddhzs">
         <w:r>
           <w:rPr>
             <w:rFonts w:ascii="Calibri" w:cs="Calibri" w:eastAsia="Calibri" w:hAnsi="Calibri"/>
@@ -744,7 +744,7 @@
         </w:rPr>
         <w:t xml:space="preserve">| </w:t>
       </w:r>
-      <w:hyperlink w:history="1" r:id="rIdkxb2gik4sgxaeq7aibcpz">
+      <w:hyperlink w:history="1" r:id="rIdeur0iq1atreifj39lux3c">
         <w:r>
           <w:rPr>
             <w:rFonts w:ascii="Calibri" w:cs="Calibri" w:eastAsia="Calibri" w:hAnsi="Calibri"/>
@@ -772,7 +772,7 @@
         </w:rPr>
         <w:t xml:space="preserve">| </w:t>
       </w:r>
-      <w:hyperlink w:history="1" r:id="rIdybww4vp_2mityba29kdhu">
+      <w:hyperlink w:history="1" r:id="rIdv45to2vxaoofujct2km0d">
         <w:r>
           <w:rPr>
             <w:rFonts w:ascii="Calibri" w:cs="Calibri" w:eastAsia="Calibri" w:hAnsi="Calibri"/>
@@ -939,7 +939,7 @@
         </w:rPr>
         <w:t xml:space="preserve">   </w:t>
       </w:r>
-      <w:hyperlink w:history="1" r:id="rIdbcgtoke9mraxxz4friq0g">
+      <w:hyperlink w:history="1" r:id="rIduwycpl6raxbipu06neahh">
         <w:r>
           <w:rPr>
             <w:rFonts w:ascii="Calibri" w:cs="Calibri" w:eastAsia="Calibri" w:hAnsi="Calibri"/>
@@ -967,7 +967,7 @@
         </w:rPr>
         <w:t xml:space="preserve">| </w:t>
       </w:r>
-      <w:hyperlink w:history="1" r:id="rIdfqocplop4d1ow6glslcx1">
+      <w:hyperlink w:history="1" r:id="rIdtvvahllbxqejyrg83iqdg">
         <w:r>
           <w:rPr>
             <w:rFonts w:ascii="Calibri" w:cs="Calibri" w:eastAsia="Calibri" w:hAnsi="Calibri"/>
@@ -995,7 +995,7 @@
         </w:rPr>
         <w:t xml:space="preserve">| </w:t>
       </w:r>
-      <w:hyperlink w:history="1" r:id="rIdj9jfmezc49tl8selxfxit">
+      <w:hyperlink w:history="1" r:id="rId40zy1wtrsxfcfvdxo8ife">
         <w:r>
           <w:rPr>
             <w:rFonts w:ascii="Calibri" w:cs="Calibri" w:eastAsia="Calibri" w:hAnsi="Calibri"/>
@@ -1348,7 +1348,7 @@
         </w:rPr>
         <w:t xml:space="preserve">   </w:t>
       </w:r>
-      <w:hyperlink w:history="1" r:id="rIdswocr9nn6yozlgvdxa2no">
+      <w:hyperlink w:history="1" r:id="rIdhashhllokjrsnpv8qbmk0">
         <w:r>
           <w:rPr>
             <w:rFonts w:ascii="Calibri" w:cs="Calibri" w:eastAsia="Calibri" w:hAnsi="Calibri"/>
@@ -1376,7 +1376,7 @@
         </w:rPr>
         <w:t xml:space="preserve">| </w:t>
       </w:r>
-      <w:hyperlink w:history="1" r:id="rIdgqn_k4xszrusxbknq923z">
+      <w:hyperlink w:history="1" r:id="rIdujqot5ar-cysjtchkuuij">
         <w:r>
           <w:rPr>
             <w:rFonts w:ascii="Calibri" w:cs="Calibri" w:eastAsia="Calibri" w:hAnsi="Calibri"/>
@@ -1505,7 +1505,7 @@
         </w:rPr>
         <w:t xml:space="preserve">   </w:t>
       </w:r>
-      <w:hyperlink w:history="1" r:id="rIdx_30d727h1h7rwyroc25d">
+      <w:hyperlink w:history="1" r:id="rIdec0dsx8qlihsevupah14r">
         <w:r>
           <w:rPr>
             <w:rFonts w:ascii="Calibri" w:cs="Calibri" w:eastAsia="Calibri" w:hAnsi="Calibri"/>
@@ -1533,7 +1533,7 @@
         </w:rPr>
         <w:t xml:space="preserve">| </w:t>
       </w:r>
-      <w:hyperlink w:history="1" r:id="rIdthdjtwlkj0xktdepljv0n">
+      <w:hyperlink w:history="1" r:id="rIda_dslyt_7mcrlkudocsb4">
         <w:r>
           <w:rPr>
             <w:rFonts w:ascii="Calibri" w:cs="Calibri" w:eastAsia="Calibri" w:hAnsi="Calibri"/>
@@ -1666,7 +1666,7 @@
         </w:rPr>
         <w:t xml:space="preserve">   </w:t>
       </w:r>
-      <w:hyperlink w:history="1" r:id="rIdpwms62dpncpkme0_me8h8">
+      <w:hyperlink w:history="1" r:id="rIdfot6bs-avb0jx1xc1_ckk">
         <w:r>
           <w:rPr>
             <w:rFonts w:ascii="Calibri" w:cs="Calibri" w:eastAsia="Calibri" w:hAnsi="Calibri"/>
@@ -1816,7 +1816,7 @@
         </w:rPr>
         <w:t xml:space="preserve">   </w:t>
       </w:r>
-      <w:hyperlink w:history="1" r:id="rId-qnglmtvowwlca9w31rhi">
+      <w:hyperlink w:history="1" r:id="rId6umclchk9f_hxomhayskv">
         <w:r>
           <w:rPr>
             <w:rFonts w:ascii="Calibri" w:cs="Calibri" w:eastAsia="Calibri" w:hAnsi="Calibri"/>
@@ -2370,7 +2370,7 @@
         </w:rPr>
         <w:t xml:space="preserve">   </w:t>
       </w:r>
-      <w:hyperlink w:history="1" r:id="rId5ucq_vn8yld_fvwmk83_t">
+      <w:hyperlink w:history="1" r:id="rIdri1inys85e_ydrsmllstr">
         <w:r>
           <w:rPr>
             <w:rFonts w:ascii="Calibri" w:cs="Calibri" w:eastAsia="Calibri" w:hAnsi="Calibri"/>
@@ -2398,7 +2398,7 @@
         </w:rPr>
         <w:t xml:space="preserve">| </w:t>
       </w:r>
-      <w:hyperlink w:history="1" r:id="rId88uxiaunoacv3hl1xnzqh">
+      <w:hyperlink w:history="1" r:id="rIdbaabbca4fyj_fyl92qzfg">
         <w:r>
           <w:rPr>
             <w:rFonts w:ascii="Calibri" w:cs="Calibri" w:eastAsia="Calibri" w:hAnsi="Calibri"/>

--- a/public/resume/cv-software.docx
+++ b/public/resume/cv-software.docx
@@ -33,7 +33,7 @@
         </w:rPr>
         <w:t xml:space="preserve">✉ </w:t>
       </w:r>
-      <w:hyperlink w:history="1" r:id="rIdgfxsbfguxbwjuhjgrmxrf">
+      <w:hyperlink w:history="1" r:id="rIdinuogbcec9jzkmcwks7up">
         <w:r>
           <w:rPr>
             <w:rFonts w:ascii="Calibri" w:cs="Calibri" w:eastAsia="Calibri" w:hAnsi="Calibri"/>
@@ -63,7 +63,7 @@
         </w:rPr>
         <w:t xml:space="preserve">• </w:t>
       </w:r>
-      <w:hyperlink w:history="1" r:id="rIdwgyebfuruqbv17eoskbq2">
+      <w:hyperlink w:history="1" r:id="rIdvckwcm9y6z35-jxbw_vno">
         <w:r>
           <w:rPr>
             <w:rFonts w:ascii="Calibri" w:cs="Calibri" w:eastAsia="Calibri" w:hAnsi="Calibri"/>
@@ -93,7 +93,7 @@
         </w:rPr>
         <w:t xml:space="preserve">⁠in </w:t>
       </w:r>
-      <w:hyperlink w:history="1" r:id="rIdhisppkcu7vmemvnwv-7g4">
+      <w:hyperlink w:history="1" r:id="rId_zs0nofv0bcbq0bsabb2k">
         <w:r>
           <w:rPr>
             <w:rFonts w:ascii="Calibri" w:cs="Calibri" w:eastAsia="Calibri" w:hAnsi="Calibri"/>
@@ -123,7 +123,7 @@
         </w:rPr>
         <w:t xml:space="preserve">◔ </w:t>
       </w:r>
-      <w:hyperlink w:history="1" r:id="rId22gtfmn-9flruisz1j1ry">
+      <w:hyperlink w:history="1" r:id="rId23atjujz3kchx8pu-sbtz">
         <w:r>
           <w:rPr>
             <w:rFonts w:ascii="Calibri" w:cs="Calibri" w:eastAsia="Calibri" w:hAnsi="Calibri"/>
@@ -153,7 +153,7 @@
         </w:rPr>
         <w:t xml:space="preserve">Ⓘ </w:t>
       </w:r>
-      <w:hyperlink w:history="1" r:id="rIdkzlw-8r4255eqnsz5f4vq">
+      <w:hyperlink w:history="1" r:id="rId-fwde8etwrxmkx8hd4qq4">
         <w:r>
           <w:rPr>
             <w:rFonts w:ascii="Calibri" w:cs="Calibri" w:eastAsia="Calibri" w:hAnsi="Calibri"/>
@@ -716,7 +716,7 @@
         </w:rPr>
         <w:t xml:space="preserve">   </w:t>
       </w:r>
-      <w:hyperlink w:history="1" r:id="rIdud0pdjlskrerw-i1ddhzs">
+      <w:hyperlink w:history="1" r:id="rId40n6ikv4guvhdz1e-pddu">
         <w:r>
           <w:rPr>
             <w:rFonts w:ascii="Calibri" w:cs="Calibri" w:eastAsia="Calibri" w:hAnsi="Calibri"/>
@@ -744,7 +744,7 @@
         </w:rPr>
         <w:t xml:space="preserve">| </w:t>
       </w:r>
-      <w:hyperlink w:history="1" r:id="rIdeur0iq1atreifj39lux3c">
+      <w:hyperlink w:history="1" r:id="rIdezeqmfh0j4nrei1ipfz9k">
         <w:r>
           <w:rPr>
             <w:rFonts w:ascii="Calibri" w:cs="Calibri" w:eastAsia="Calibri" w:hAnsi="Calibri"/>
@@ -772,7 +772,7 @@
         </w:rPr>
         <w:t xml:space="preserve">| </w:t>
       </w:r>
-      <w:hyperlink w:history="1" r:id="rIdv45to2vxaoofujct2km0d">
+      <w:hyperlink w:history="1" r:id="rIdzlefz4bkdluokxfcajzaq">
         <w:r>
           <w:rPr>
             <w:rFonts w:ascii="Calibri" w:cs="Calibri" w:eastAsia="Calibri" w:hAnsi="Calibri"/>
@@ -939,7 +939,7 @@
         </w:rPr>
         <w:t xml:space="preserve">   </w:t>
       </w:r>
-      <w:hyperlink w:history="1" r:id="rIduwycpl6raxbipu06neahh">
+      <w:hyperlink w:history="1" r:id="rIddsoqev-uqyd4v3sbc7bsf">
         <w:r>
           <w:rPr>
             <w:rFonts w:ascii="Calibri" w:cs="Calibri" w:eastAsia="Calibri" w:hAnsi="Calibri"/>
@@ -967,7 +967,7 @@
         </w:rPr>
         <w:t xml:space="preserve">| </w:t>
       </w:r>
-      <w:hyperlink w:history="1" r:id="rIdtvvahllbxqejyrg83iqdg">
+      <w:hyperlink w:history="1" r:id="rId7_hzdlr-xnj98ek6k7lqm">
         <w:r>
           <w:rPr>
             <w:rFonts w:ascii="Calibri" w:cs="Calibri" w:eastAsia="Calibri" w:hAnsi="Calibri"/>
@@ -995,7 +995,7 @@
         </w:rPr>
         <w:t xml:space="preserve">| </w:t>
       </w:r>
-      <w:hyperlink w:history="1" r:id="rId40zy1wtrsxfcfvdxo8ife">
+      <w:hyperlink w:history="1" r:id="rId2maltlt39shr0ykv0shcd">
         <w:r>
           <w:rPr>
             <w:rFonts w:ascii="Calibri" w:cs="Calibri" w:eastAsia="Calibri" w:hAnsi="Calibri"/>
@@ -1348,7 +1348,7 @@
         </w:rPr>
         <w:t xml:space="preserve">   </w:t>
       </w:r>
-      <w:hyperlink w:history="1" r:id="rIdhashhllokjrsnpv8qbmk0">
+      <w:hyperlink w:history="1" r:id="rIdyziq0asjsi0dv-y8ranq-">
         <w:r>
           <w:rPr>
             <w:rFonts w:ascii="Calibri" w:cs="Calibri" w:eastAsia="Calibri" w:hAnsi="Calibri"/>
@@ -1376,7 +1376,7 @@
         </w:rPr>
         <w:t xml:space="preserve">| </w:t>
       </w:r>
-      <w:hyperlink w:history="1" r:id="rIdujqot5ar-cysjtchkuuij">
+      <w:hyperlink w:history="1" r:id="rIdpj09okkcunc83t9cgu_xt">
         <w:r>
           <w:rPr>
             <w:rFonts w:ascii="Calibri" w:cs="Calibri" w:eastAsia="Calibri" w:hAnsi="Calibri"/>
@@ -1505,7 +1505,7 @@
         </w:rPr>
         <w:t xml:space="preserve">   </w:t>
       </w:r>
-      <w:hyperlink w:history="1" r:id="rIdec0dsx8qlihsevupah14r">
+      <w:hyperlink w:history="1" r:id="rIdjhiqzldnntinmhtqowulz">
         <w:r>
           <w:rPr>
             <w:rFonts w:ascii="Calibri" w:cs="Calibri" w:eastAsia="Calibri" w:hAnsi="Calibri"/>
@@ -1533,7 +1533,7 @@
         </w:rPr>
         <w:t xml:space="preserve">| </w:t>
       </w:r>
-      <w:hyperlink w:history="1" r:id="rIda_dslyt_7mcrlkudocsb4">
+      <w:hyperlink w:history="1" r:id="rId_tyu_gfobfyzo2dvqyo5a">
         <w:r>
           <w:rPr>
             <w:rFonts w:ascii="Calibri" w:cs="Calibri" w:eastAsia="Calibri" w:hAnsi="Calibri"/>
@@ -1666,7 +1666,7 @@
         </w:rPr>
         <w:t xml:space="preserve">   </w:t>
       </w:r>
-      <w:hyperlink w:history="1" r:id="rIdfot6bs-avb0jx1xc1_ckk">
+      <w:hyperlink w:history="1" r:id="rIdoldi-4e2ywqgej18mso6z">
         <w:r>
           <w:rPr>
             <w:rFonts w:ascii="Calibri" w:cs="Calibri" w:eastAsia="Calibri" w:hAnsi="Calibri"/>
@@ -1816,7 +1816,7 @@
         </w:rPr>
         <w:t xml:space="preserve">   </w:t>
       </w:r>
-      <w:hyperlink w:history="1" r:id="rId6umclchk9f_hxomhayskv">
+      <w:hyperlink w:history="1" r:id="rIdkjttbnks-m40xh-0t5nt1">
         <w:r>
           <w:rPr>
             <w:rFonts w:ascii="Calibri" w:cs="Calibri" w:eastAsia="Calibri" w:hAnsi="Calibri"/>
@@ -2370,7 +2370,7 @@
         </w:rPr>
         <w:t xml:space="preserve">   </w:t>
       </w:r>
-      <w:hyperlink w:history="1" r:id="rIdri1inys85e_ydrsmllstr">
+      <w:hyperlink w:history="1" r:id="rIdegijfxy1o1cqfgp8h9ntz">
         <w:r>
           <w:rPr>
             <w:rFonts w:ascii="Calibri" w:cs="Calibri" w:eastAsia="Calibri" w:hAnsi="Calibri"/>
@@ -2398,7 +2398,7 @@
         </w:rPr>
         <w:t xml:space="preserve">| </w:t>
       </w:r>
-      <w:hyperlink w:history="1" r:id="rIdbaabbca4fyj_fyl92qzfg">
+      <w:hyperlink w:history="1" r:id="rIdmhu9rq_k9esaqvcdr0dcw">
         <w:r>
           <w:rPr>
             <w:rFonts w:ascii="Calibri" w:cs="Calibri" w:eastAsia="Calibri" w:hAnsi="Calibri"/>

--- a/public/resume/cv-software.docx
+++ b/public/resume/cv-software.docx
@@ -33,7 +33,7 @@
         </w:rPr>
         <w:t xml:space="preserve">✉ </w:t>
       </w:r>
-      <w:hyperlink w:history="1" r:id="rIdinuogbcec9jzkmcwks7up">
+      <w:hyperlink w:history="1" r:id="rIdfopzoxk2gpzdccawoscxa">
         <w:r>
           <w:rPr>
             <w:rFonts w:ascii="Calibri" w:cs="Calibri" w:eastAsia="Calibri" w:hAnsi="Calibri"/>
@@ -63,7 +63,7 @@
         </w:rPr>
         <w:t xml:space="preserve">• </w:t>
       </w:r>
-      <w:hyperlink w:history="1" r:id="rIdvckwcm9y6z35-jxbw_vno">
+      <w:hyperlink w:history="1" r:id="rIdcfntu06erqsiicyziwcn9">
         <w:r>
           <w:rPr>
             <w:rFonts w:ascii="Calibri" w:cs="Calibri" w:eastAsia="Calibri" w:hAnsi="Calibri"/>
@@ -93,7 +93,7 @@
         </w:rPr>
         <w:t xml:space="preserve">⁠in </w:t>
       </w:r>
-      <w:hyperlink w:history="1" r:id="rId_zs0nofv0bcbq0bsabb2k">
+      <w:hyperlink w:history="1" r:id="rIdffyluxlsbtn7_0cc1aeso">
         <w:r>
           <w:rPr>
             <w:rFonts w:ascii="Calibri" w:cs="Calibri" w:eastAsia="Calibri" w:hAnsi="Calibri"/>
@@ -123,7 +123,7 @@
         </w:rPr>
         <w:t xml:space="preserve">◔ </w:t>
       </w:r>
-      <w:hyperlink w:history="1" r:id="rId23atjujz3kchx8pu-sbtz">
+      <w:hyperlink w:history="1" r:id="rIduwsapd-ntax_07rdswb8-">
         <w:r>
           <w:rPr>
             <w:rFonts w:ascii="Calibri" w:cs="Calibri" w:eastAsia="Calibri" w:hAnsi="Calibri"/>
@@ -153,7 +153,7 @@
         </w:rPr>
         <w:t xml:space="preserve">Ⓘ </w:t>
       </w:r>
-      <w:hyperlink w:history="1" r:id="rId-fwde8etwrxmkx8hd4qq4">
+      <w:hyperlink w:history="1" r:id="rIdr53iheeypmdwncc4ouxqn">
         <w:r>
           <w:rPr>
             <w:rFonts w:ascii="Calibri" w:cs="Calibri" w:eastAsia="Calibri" w:hAnsi="Calibri"/>
@@ -716,7 +716,7 @@
         </w:rPr>
         <w:t xml:space="preserve">   </w:t>
       </w:r>
-      <w:hyperlink w:history="1" r:id="rId40n6ikv4guvhdz1e-pddu">
+      <w:hyperlink w:history="1" r:id="rIdttbf6zyc6sphsjqrkq5q0">
         <w:r>
           <w:rPr>
             <w:rFonts w:ascii="Calibri" w:cs="Calibri" w:eastAsia="Calibri" w:hAnsi="Calibri"/>
@@ -744,7 +744,7 @@
         </w:rPr>
         <w:t xml:space="preserve">| </w:t>
       </w:r>
-      <w:hyperlink w:history="1" r:id="rIdezeqmfh0j4nrei1ipfz9k">
+      <w:hyperlink w:history="1" r:id="rIdwt8u6ec-wd0upcerd2svk">
         <w:r>
           <w:rPr>
             <w:rFonts w:ascii="Calibri" w:cs="Calibri" w:eastAsia="Calibri" w:hAnsi="Calibri"/>
@@ -772,7 +772,7 @@
         </w:rPr>
         <w:t xml:space="preserve">| </w:t>
       </w:r>
-      <w:hyperlink w:history="1" r:id="rIdzlefz4bkdluokxfcajzaq">
+      <w:hyperlink w:history="1" r:id="rIdmeaz4-04rxmvrwdddgtkl">
         <w:r>
           <w:rPr>
             <w:rFonts w:ascii="Calibri" w:cs="Calibri" w:eastAsia="Calibri" w:hAnsi="Calibri"/>
@@ -939,7 +939,7 @@
         </w:rPr>
         <w:t xml:space="preserve">   </w:t>
       </w:r>
-      <w:hyperlink w:history="1" r:id="rIddsoqev-uqyd4v3sbc7bsf">
+      <w:hyperlink w:history="1" r:id="rIdzu51-yb0xapzgkgo36ia8">
         <w:r>
           <w:rPr>
             <w:rFonts w:ascii="Calibri" w:cs="Calibri" w:eastAsia="Calibri" w:hAnsi="Calibri"/>
@@ -967,7 +967,7 @@
         </w:rPr>
         <w:t xml:space="preserve">| </w:t>
       </w:r>
-      <w:hyperlink w:history="1" r:id="rId7_hzdlr-xnj98ek6k7lqm">
+      <w:hyperlink w:history="1" r:id="rIdxj1-njpprf6po4nf_ybyy">
         <w:r>
           <w:rPr>
             <w:rFonts w:ascii="Calibri" w:cs="Calibri" w:eastAsia="Calibri" w:hAnsi="Calibri"/>
@@ -995,7 +995,7 @@
         </w:rPr>
         <w:t xml:space="preserve">| </w:t>
       </w:r>
-      <w:hyperlink w:history="1" r:id="rId2maltlt39shr0ykv0shcd">
+      <w:hyperlink w:history="1" r:id="rId9yzcnl6lkrppsryxguvoq">
         <w:r>
           <w:rPr>
             <w:rFonts w:ascii="Calibri" w:cs="Calibri" w:eastAsia="Calibri" w:hAnsi="Calibri"/>
@@ -1348,7 +1348,7 @@
         </w:rPr>
         <w:t xml:space="preserve">   </w:t>
       </w:r>
-      <w:hyperlink w:history="1" r:id="rIdyziq0asjsi0dv-y8ranq-">
+      <w:hyperlink w:history="1" r:id="rId4vzrjixjvwdsk12xl2ejz">
         <w:r>
           <w:rPr>
             <w:rFonts w:ascii="Calibri" w:cs="Calibri" w:eastAsia="Calibri" w:hAnsi="Calibri"/>
@@ -1376,7 +1376,7 @@
         </w:rPr>
         <w:t xml:space="preserve">| </w:t>
       </w:r>
-      <w:hyperlink w:history="1" r:id="rIdpj09okkcunc83t9cgu_xt">
+      <w:hyperlink w:history="1" r:id="rIdvtzusxalfehrp1mxoyg9r">
         <w:r>
           <w:rPr>
             <w:rFonts w:ascii="Calibri" w:cs="Calibri" w:eastAsia="Calibri" w:hAnsi="Calibri"/>
@@ -1505,7 +1505,7 @@
         </w:rPr>
         <w:t xml:space="preserve">   </w:t>
       </w:r>
-      <w:hyperlink w:history="1" r:id="rIdjhiqzldnntinmhtqowulz">
+      <w:hyperlink w:history="1" r:id="rIdfjodpayiqapaqtjsvropq">
         <w:r>
           <w:rPr>
             <w:rFonts w:ascii="Calibri" w:cs="Calibri" w:eastAsia="Calibri" w:hAnsi="Calibri"/>
@@ -1533,7 +1533,7 @@
         </w:rPr>
         <w:t xml:space="preserve">| </w:t>
       </w:r>
-      <w:hyperlink w:history="1" r:id="rId_tyu_gfobfyzo2dvqyo5a">
+      <w:hyperlink w:history="1" r:id="rIdv9egftuzmraa3mcgq36cz">
         <w:r>
           <w:rPr>
             <w:rFonts w:ascii="Calibri" w:cs="Calibri" w:eastAsia="Calibri" w:hAnsi="Calibri"/>
@@ -1666,7 +1666,7 @@
         </w:rPr>
         <w:t xml:space="preserve">   </w:t>
       </w:r>
-      <w:hyperlink w:history="1" r:id="rIdoldi-4e2ywqgej18mso6z">
+      <w:hyperlink w:history="1" r:id="rIdw4xyvqn1yui_1utjgzwjf">
         <w:r>
           <w:rPr>
             <w:rFonts w:ascii="Calibri" w:cs="Calibri" w:eastAsia="Calibri" w:hAnsi="Calibri"/>
@@ -1816,7 +1816,7 @@
         </w:rPr>
         <w:t xml:space="preserve">   </w:t>
       </w:r>
-      <w:hyperlink w:history="1" r:id="rIdkjttbnks-m40xh-0t5nt1">
+      <w:hyperlink w:history="1" r:id="rIdg2doewysw0t0par6uthq6">
         <w:r>
           <w:rPr>
             <w:rFonts w:ascii="Calibri" w:cs="Calibri" w:eastAsia="Calibri" w:hAnsi="Calibri"/>
@@ -2370,7 +2370,7 @@
         </w:rPr>
         <w:t xml:space="preserve">   </w:t>
       </w:r>
-      <w:hyperlink w:history="1" r:id="rIdegijfxy1o1cqfgp8h9ntz">
+      <w:hyperlink w:history="1" r:id="rId8ldodwxolaw68pjmtrpnw">
         <w:r>
           <w:rPr>
             <w:rFonts w:ascii="Calibri" w:cs="Calibri" w:eastAsia="Calibri" w:hAnsi="Calibri"/>
@@ -2398,7 +2398,7 @@
         </w:rPr>
         <w:t xml:space="preserve">| </w:t>
       </w:r>
-      <w:hyperlink w:history="1" r:id="rIdmhu9rq_k9esaqvcdr0dcw">
+      <w:hyperlink w:history="1" r:id="rIdjweigxrqeugfu0jevsvxj">
         <w:r>
           <w:rPr>
             <w:rFonts w:ascii="Calibri" w:cs="Calibri" w:eastAsia="Calibri" w:hAnsi="Calibri"/>

--- a/public/resume/cv-software.docx
+++ b/public/resume/cv-software.docx
@@ -33,7 +33,7 @@
         </w:rPr>
         <w:t xml:space="preserve">✉ </w:t>
       </w:r>
-      <w:hyperlink w:history="1" r:id="rIdfopzoxk2gpzdccawoscxa">
+      <w:hyperlink w:history="1" r:id="rIdkn5h38wygf7nralfo35cl">
         <w:r>
           <w:rPr>
             <w:rFonts w:ascii="Calibri" w:cs="Calibri" w:eastAsia="Calibri" w:hAnsi="Calibri"/>
@@ -63,7 +63,7 @@
         </w:rPr>
         <w:t xml:space="preserve">• </w:t>
       </w:r>
-      <w:hyperlink w:history="1" r:id="rIdcfntu06erqsiicyziwcn9">
+      <w:hyperlink w:history="1" r:id="rIdnffeak7hvuj56irelm9td">
         <w:r>
           <w:rPr>
             <w:rFonts w:ascii="Calibri" w:cs="Calibri" w:eastAsia="Calibri" w:hAnsi="Calibri"/>
@@ -93,7 +93,7 @@
         </w:rPr>
         <w:t xml:space="preserve">⁠in </w:t>
       </w:r>
-      <w:hyperlink w:history="1" r:id="rIdffyluxlsbtn7_0cc1aeso">
+      <w:hyperlink w:history="1" r:id="rIdzx4c68oys0x29agn6ha3x">
         <w:r>
           <w:rPr>
             <w:rFonts w:ascii="Calibri" w:cs="Calibri" w:eastAsia="Calibri" w:hAnsi="Calibri"/>
@@ -123,7 +123,7 @@
         </w:rPr>
         <w:t xml:space="preserve">◔ </w:t>
       </w:r>
-      <w:hyperlink w:history="1" r:id="rIduwsapd-ntax_07rdswb8-">
+      <w:hyperlink w:history="1" r:id="rIdaamjtdsiwatrsyz29sksm">
         <w:r>
           <w:rPr>
             <w:rFonts w:ascii="Calibri" w:cs="Calibri" w:eastAsia="Calibri" w:hAnsi="Calibri"/>
@@ -153,7 +153,7 @@
         </w:rPr>
         <w:t xml:space="preserve">Ⓘ </w:t>
       </w:r>
-      <w:hyperlink w:history="1" r:id="rIdr53iheeypmdwncc4ouxqn">
+      <w:hyperlink w:history="1" r:id="rIdlprbyazzlrn3fkhss01wx">
         <w:r>
           <w:rPr>
             <w:rFonts w:ascii="Calibri" w:cs="Calibri" w:eastAsia="Calibri" w:hAnsi="Calibri"/>
@@ -716,7 +716,7 @@
         </w:rPr>
         <w:t xml:space="preserve">   </w:t>
       </w:r>
-      <w:hyperlink w:history="1" r:id="rIdttbf6zyc6sphsjqrkq5q0">
+      <w:hyperlink w:history="1" r:id="rIdih1fmfrxxbggatlwaqvl9">
         <w:r>
           <w:rPr>
             <w:rFonts w:ascii="Calibri" w:cs="Calibri" w:eastAsia="Calibri" w:hAnsi="Calibri"/>
@@ -744,7 +744,7 @@
         </w:rPr>
         <w:t xml:space="preserve">| </w:t>
       </w:r>
-      <w:hyperlink w:history="1" r:id="rIdwt8u6ec-wd0upcerd2svk">
+      <w:hyperlink w:history="1" r:id="rIdcqpe5hml8x3asx3jwgckf">
         <w:r>
           <w:rPr>
             <w:rFonts w:ascii="Calibri" w:cs="Calibri" w:eastAsia="Calibri" w:hAnsi="Calibri"/>
@@ -772,7 +772,7 @@
         </w:rPr>
         <w:t xml:space="preserve">| </w:t>
       </w:r>
-      <w:hyperlink w:history="1" r:id="rIdmeaz4-04rxmvrwdddgtkl">
+      <w:hyperlink w:history="1" r:id="rIdpwf7ohw76janf7rahftvz">
         <w:r>
           <w:rPr>
             <w:rFonts w:ascii="Calibri" w:cs="Calibri" w:eastAsia="Calibri" w:hAnsi="Calibri"/>
@@ -939,7 +939,7 @@
         </w:rPr>
         <w:t xml:space="preserve">   </w:t>
       </w:r>
-      <w:hyperlink w:history="1" r:id="rIdzu51-yb0xapzgkgo36ia8">
+      <w:hyperlink w:history="1" r:id="rIdwrcybc0b9nuoczlf_52kc">
         <w:r>
           <w:rPr>
             <w:rFonts w:ascii="Calibri" w:cs="Calibri" w:eastAsia="Calibri" w:hAnsi="Calibri"/>
@@ -967,7 +967,7 @@
         </w:rPr>
         <w:t xml:space="preserve">| </w:t>
       </w:r>
-      <w:hyperlink w:history="1" r:id="rIdxj1-njpprf6po4nf_ybyy">
+      <w:hyperlink w:history="1" r:id="rIdbpnhf2l21wnmeykssazno">
         <w:r>
           <w:rPr>
             <w:rFonts w:ascii="Calibri" w:cs="Calibri" w:eastAsia="Calibri" w:hAnsi="Calibri"/>
@@ -995,7 +995,7 @@
         </w:rPr>
         <w:t xml:space="preserve">| </w:t>
       </w:r>
-      <w:hyperlink w:history="1" r:id="rId9yzcnl6lkrppsryxguvoq">
+      <w:hyperlink w:history="1" r:id="rIdzzvjqipvrexjgedv7jows">
         <w:r>
           <w:rPr>
             <w:rFonts w:ascii="Calibri" w:cs="Calibri" w:eastAsia="Calibri" w:hAnsi="Calibri"/>
@@ -1348,7 +1348,7 @@
         </w:rPr>
         <w:t xml:space="preserve">   </w:t>
       </w:r>
-      <w:hyperlink w:history="1" r:id="rId4vzrjixjvwdsk12xl2ejz">
+      <w:hyperlink w:history="1" r:id="rId28ueurp_jxfa9e09lp4fh">
         <w:r>
           <w:rPr>
             <w:rFonts w:ascii="Calibri" w:cs="Calibri" w:eastAsia="Calibri" w:hAnsi="Calibri"/>
@@ -1376,7 +1376,7 @@
         </w:rPr>
         <w:t xml:space="preserve">| </w:t>
       </w:r>
-      <w:hyperlink w:history="1" r:id="rIdvtzusxalfehrp1mxoyg9r">
+      <w:hyperlink w:history="1" r:id="rIdyrf_cktddhnajhkm98mqj">
         <w:r>
           <w:rPr>
             <w:rFonts w:ascii="Calibri" w:cs="Calibri" w:eastAsia="Calibri" w:hAnsi="Calibri"/>
@@ -1505,7 +1505,7 @@
         </w:rPr>
         <w:t xml:space="preserve">   </w:t>
       </w:r>
-      <w:hyperlink w:history="1" r:id="rIdfjodpayiqapaqtjsvropq">
+      <w:hyperlink w:history="1" r:id="rIdtknuiuth6h34rwkyngj1e">
         <w:r>
           <w:rPr>
             <w:rFonts w:ascii="Calibri" w:cs="Calibri" w:eastAsia="Calibri" w:hAnsi="Calibri"/>
@@ -1533,7 +1533,7 @@
         </w:rPr>
         <w:t xml:space="preserve">| </w:t>
       </w:r>
-      <w:hyperlink w:history="1" r:id="rIdv9egftuzmraa3mcgq36cz">
+      <w:hyperlink w:history="1" r:id="rIdzvcm8_r731qku9uk-bxjn">
         <w:r>
           <w:rPr>
             <w:rFonts w:ascii="Calibri" w:cs="Calibri" w:eastAsia="Calibri" w:hAnsi="Calibri"/>
@@ -1666,7 +1666,7 @@
         </w:rPr>
         <w:t xml:space="preserve">   </w:t>
       </w:r>
-      <w:hyperlink w:history="1" r:id="rIdw4xyvqn1yui_1utjgzwjf">
+      <w:hyperlink w:history="1" r:id="rId5p9rmq4u17c-j-0qxjztr">
         <w:r>
           <w:rPr>
             <w:rFonts w:ascii="Calibri" w:cs="Calibri" w:eastAsia="Calibri" w:hAnsi="Calibri"/>
@@ -1816,7 +1816,7 @@
         </w:rPr>
         <w:t xml:space="preserve">   </w:t>
       </w:r>
-      <w:hyperlink w:history="1" r:id="rIdg2doewysw0t0par6uthq6">
+      <w:hyperlink w:history="1" r:id="rId9ws556v-887gqa6gwztcp">
         <w:r>
           <w:rPr>
             <w:rFonts w:ascii="Calibri" w:cs="Calibri" w:eastAsia="Calibri" w:hAnsi="Calibri"/>
@@ -2370,7 +2370,7 @@
         </w:rPr>
         <w:t xml:space="preserve">   </w:t>
       </w:r>
-      <w:hyperlink w:history="1" r:id="rId8ldodwxolaw68pjmtrpnw">
+      <w:hyperlink w:history="1" r:id="rIdorqt3jdjhzwapikle6-yc">
         <w:r>
           <w:rPr>
             <w:rFonts w:ascii="Calibri" w:cs="Calibri" w:eastAsia="Calibri" w:hAnsi="Calibri"/>
@@ -2398,7 +2398,7 @@
         </w:rPr>
         <w:t xml:space="preserve">| </w:t>
       </w:r>
-      <w:hyperlink w:history="1" r:id="rIdjweigxrqeugfu0jevsvxj">
+      <w:hyperlink w:history="1" r:id="rIdf-_pbmriwiwykpvob4bap">
         <w:r>
           <w:rPr>
             <w:rFonts w:ascii="Calibri" w:cs="Calibri" w:eastAsia="Calibri" w:hAnsi="Calibri"/>

--- a/public/resume/cv-software.docx
+++ b/public/resume/cv-software.docx
@@ -33,7 +33,7 @@
         </w:rPr>
         <w:t xml:space="preserve">✉ </w:t>
       </w:r>
-      <w:hyperlink w:history="1" r:id="rIdkn5h38wygf7nralfo35cl">
+      <w:hyperlink w:history="1" r:id="rIdgfbchkggns65guwlrrvey">
         <w:r>
           <w:rPr>
             <w:rFonts w:ascii="Calibri" w:cs="Calibri" w:eastAsia="Calibri" w:hAnsi="Calibri"/>
@@ -63,7 +63,7 @@
         </w:rPr>
         <w:t xml:space="preserve">• </w:t>
       </w:r>
-      <w:hyperlink w:history="1" r:id="rIdnffeak7hvuj56irelm9td">
+      <w:hyperlink w:history="1" r:id="rId_bitslo-cjfogdlpvbnvg">
         <w:r>
           <w:rPr>
             <w:rFonts w:ascii="Calibri" w:cs="Calibri" w:eastAsia="Calibri" w:hAnsi="Calibri"/>
@@ -93,7 +93,7 @@
         </w:rPr>
         <w:t xml:space="preserve">⁠in </w:t>
       </w:r>
-      <w:hyperlink w:history="1" r:id="rIdzx4c68oys0x29agn6ha3x">
+      <w:hyperlink w:history="1" r:id="rIdnwdhha8zztd-njnjhzhnw">
         <w:r>
           <w:rPr>
             <w:rFonts w:ascii="Calibri" w:cs="Calibri" w:eastAsia="Calibri" w:hAnsi="Calibri"/>
@@ -123,7 +123,7 @@
         </w:rPr>
         <w:t xml:space="preserve">◔ </w:t>
       </w:r>
-      <w:hyperlink w:history="1" r:id="rIdaamjtdsiwatrsyz29sksm">
+      <w:hyperlink w:history="1" r:id="rIdcvi3peqikfpo8ppqa5vv-">
         <w:r>
           <w:rPr>
             <w:rFonts w:ascii="Calibri" w:cs="Calibri" w:eastAsia="Calibri" w:hAnsi="Calibri"/>
@@ -153,7 +153,7 @@
         </w:rPr>
         <w:t xml:space="preserve">Ⓘ </w:t>
       </w:r>
-      <w:hyperlink w:history="1" r:id="rIdlprbyazzlrn3fkhss01wx">
+      <w:hyperlink w:history="1" r:id="rId-rfv_72n_9n_lshntwnxo">
         <w:r>
           <w:rPr>
             <w:rFonts w:ascii="Calibri" w:cs="Calibri" w:eastAsia="Calibri" w:hAnsi="Calibri"/>
@@ -716,7 +716,7 @@
         </w:rPr>
         <w:t xml:space="preserve">   </w:t>
       </w:r>
-      <w:hyperlink w:history="1" r:id="rIdih1fmfrxxbggatlwaqvl9">
+      <w:hyperlink w:history="1" r:id="rIdp4fq91f1wa2yrteymuihm">
         <w:r>
           <w:rPr>
             <w:rFonts w:ascii="Calibri" w:cs="Calibri" w:eastAsia="Calibri" w:hAnsi="Calibri"/>
@@ -744,7 +744,7 @@
         </w:rPr>
         <w:t xml:space="preserve">| </w:t>
       </w:r>
-      <w:hyperlink w:history="1" r:id="rIdcqpe5hml8x3asx3jwgckf">
+      <w:hyperlink w:history="1" r:id="rIdowutwfrjcayzfczrgtctc">
         <w:r>
           <w:rPr>
             <w:rFonts w:ascii="Calibri" w:cs="Calibri" w:eastAsia="Calibri" w:hAnsi="Calibri"/>
@@ -772,7 +772,7 @@
         </w:rPr>
         <w:t xml:space="preserve">| </w:t>
       </w:r>
-      <w:hyperlink w:history="1" r:id="rIdpwf7ohw76janf7rahftvz">
+      <w:hyperlink w:history="1" r:id="rIdnycmqd7r0kmvhjojqvmp0">
         <w:r>
           <w:rPr>
             <w:rFonts w:ascii="Calibri" w:cs="Calibri" w:eastAsia="Calibri" w:hAnsi="Calibri"/>
@@ -939,7 +939,7 @@
         </w:rPr>
         <w:t xml:space="preserve">   </w:t>
       </w:r>
-      <w:hyperlink w:history="1" r:id="rIdwrcybc0b9nuoczlf_52kc">
+      <w:hyperlink w:history="1" r:id="rIdysrvlmpwxvaylc-wlw-x0">
         <w:r>
           <w:rPr>
             <w:rFonts w:ascii="Calibri" w:cs="Calibri" w:eastAsia="Calibri" w:hAnsi="Calibri"/>
@@ -967,7 +967,7 @@
         </w:rPr>
         <w:t xml:space="preserve">| </w:t>
       </w:r>
-      <w:hyperlink w:history="1" r:id="rIdbpnhf2l21wnmeykssazno">
+      <w:hyperlink w:history="1" r:id="rIdvn0l6irx9sxika8cogfwb">
         <w:r>
           <w:rPr>
             <w:rFonts w:ascii="Calibri" w:cs="Calibri" w:eastAsia="Calibri" w:hAnsi="Calibri"/>
@@ -995,7 +995,7 @@
         </w:rPr>
         <w:t xml:space="preserve">| </w:t>
       </w:r>
-      <w:hyperlink w:history="1" r:id="rIdzzvjqipvrexjgedv7jows">
+      <w:hyperlink w:history="1" r:id="rIdnkj6gwn9axrkxsrn0toyg">
         <w:r>
           <w:rPr>
             <w:rFonts w:ascii="Calibri" w:cs="Calibri" w:eastAsia="Calibri" w:hAnsi="Calibri"/>
@@ -1348,7 +1348,7 @@
         </w:rPr>
         <w:t xml:space="preserve">   </w:t>
       </w:r>
-      <w:hyperlink w:history="1" r:id="rId28ueurp_jxfa9e09lp4fh">
+      <w:hyperlink w:history="1" r:id="rId9o1faau5gpfk7haanj9vi">
         <w:r>
           <w:rPr>
             <w:rFonts w:ascii="Calibri" w:cs="Calibri" w:eastAsia="Calibri" w:hAnsi="Calibri"/>
@@ -1376,7 +1376,7 @@
         </w:rPr>
         <w:t xml:space="preserve">| </w:t>
       </w:r>
-      <w:hyperlink w:history="1" r:id="rIdyrf_cktddhnajhkm98mqj">
+      <w:hyperlink w:history="1" r:id="rIdi-t9djd97618kwdqxoozh">
         <w:r>
           <w:rPr>
             <w:rFonts w:ascii="Calibri" w:cs="Calibri" w:eastAsia="Calibri" w:hAnsi="Calibri"/>
@@ -1505,7 +1505,7 @@
         </w:rPr>
         <w:t xml:space="preserve">   </w:t>
       </w:r>
-      <w:hyperlink w:history="1" r:id="rIdtknuiuth6h34rwkyngj1e">
+      <w:hyperlink w:history="1" r:id="rIdae7sy4keviusjzlmxst90">
         <w:r>
           <w:rPr>
             <w:rFonts w:ascii="Calibri" w:cs="Calibri" w:eastAsia="Calibri" w:hAnsi="Calibri"/>
@@ -1533,7 +1533,7 @@
         </w:rPr>
         <w:t xml:space="preserve">| </w:t>
       </w:r>
-      <w:hyperlink w:history="1" r:id="rIdzvcm8_r731qku9uk-bxjn">
+      <w:hyperlink w:history="1" r:id="rIdxpetoijddd5lsotd4omus">
         <w:r>
           <w:rPr>
             <w:rFonts w:ascii="Calibri" w:cs="Calibri" w:eastAsia="Calibri" w:hAnsi="Calibri"/>
@@ -1666,7 +1666,7 @@
         </w:rPr>
         <w:t xml:space="preserve">   </w:t>
       </w:r>
-      <w:hyperlink w:history="1" r:id="rId5p9rmq4u17c-j-0qxjztr">
+      <w:hyperlink w:history="1" r:id="rId-zoaruvjy_hsoues3hv2x">
         <w:r>
           <w:rPr>
             <w:rFonts w:ascii="Calibri" w:cs="Calibri" w:eastAsia="Calibri" w:hAnsi="Calibri"/>
@@ -1816,7 +1816,7 @@
         </w:rPr>
         <w:t xml:space="preserve">   </w:t>
       </w:r>
-      <w:hyperlink w:history="1" r:id="rId9ws556v-887gqa6gwztcp">
+      <w:hyperlink w:history="1" r:id="rIdbrlbtwwpbx_wpnsxtqz0x">
         <w:r>
           <w:rPr>
             <w:rFonts w:ascii="Calibri" w:cs="Calibri" w:eastAsia="Calibri" w:hAnsi="Calibri"/>
@@ -2370,7 +2370,7 @@
         </w:rPr>
         <w:t xml:space="preserve">   </w:t>
       </w:r>
-      <w:hyperlink w:history="1" r:id="rIdorqt3jdjhzwapikle6-yc">
+      <w:hyperlink w:history="1" r:id="rIdbu4uttbnma-4vlixwb0ry">
         <w:r>
           <w:rPr>
             <w:rFonts w:ascii="Calibri" w:cs="Calibri" w:eastAsia="Calibri" w:hAnsi="Calibri"/>
@@ -2398,7 +2398,7 @@
         </w:rPr>
         <w:t xml:space="preserve">| </w:t>
       </w:r>
-      <w:hyperlink w:history="1" r:id="rIdf-_pbmriwiwykpvob4bap">
+      <w:hyperlink w:history="1" r:id="rIdgocr-dxkb_wabcmzcchvf">
         <w:r>
           <w:rPr>
             <w:rFonts w:ascii="Calibri" w:cs="Calibri" w:eastAsia="Calibri" w:hAnsi="Calibri"/>

--- a/public/resume/cv-software.docx
+++ b/public/resume/cv-software.docx
@@ -33,7 +33,7 @@
         </w:rPr>
         <w:t xml:space="preserve">✉ </w:t>
       </w:r>
-      <w:hyperlink w:history="1" r:id="rIdgfbchkggns65guwlrrvey">
+      <w:hyperlink w:history="1" r:id="rIdckkln-l7j5hqokv4zmrgp">
         <w:r>
           <w:rPr>
             <w:rFonts w:ascii="Calibri" w:cs="Calibri" w:eastAsia="Calibri" w:hAnsi="Calibri"/>
@@ -63,7 +63,7 @@
         </w:rPr>
         <w:t xml:space="preserve">• </w:t>
       </w:r>
-      <w:hyperlink w:history="1" r:id="rId_bitslo-cjfogdlpvbnvg">
+      <w:hyperlink w:history="1" r:id="rIdcdanzej6srohllnznfh_n">
         <w:r>
           <w:rPr>
             <w:rFonts w:ascii="Calibri" w:cs="Calibri" w:eastAsia="Calibri" w:hAnsi="Calibri"/>
@@ -93,7 +93,7 @@
         </w:rPr>
         <w:t xml:space="preserve">⁠in </w:t>
       </w:r>
-      <w:hyperlink w:history="1" r:id="rIdnwdhha8zztd-njnjhzhnw">
+      <w:hyperlink w:history="1" r:id="rIdouk505v1k08rftxkgkxve">
         <w:r>
           <w:rPr>
             <w:rFonts w:ascii="Calibri" w:cs="Calibri" w:eastAsia="Calibri" w:hAnsi="Calibri"/>
@@ -123,7 +123,7 @@
         </w:rPr>
         <w:t xml:space="preserve">◔ </w:t>
       </w:r>
-      <w:hyperlink w:history="1" r:id="rIdcvi3peqikfpo8ppqa5vv-">
+      <w:hyperlink w:history="1" r:id="rIdddp1t8zbwtnammc2fzquh">
         <w:r>
           <w:rPr>
             <w:rFonts w:ascii="Calibri" w:cs="Calibri" w:eastAsia="Calibri" w:hAnsi="Calibri"/>
@@ -153,7 +153,7 @@
         </w:rPr>
         <w:t xml:space="preserve">Ⓘ </w:t>
       </w:r>
-      <w:hyperlink w:history="1" r:id="rId-rfv_72n_9n_lshntwnxo">
+      <w:hyperlink w:history="1" r:id="rId1uzmg6t4_bcxgqgpeapoq">
         <w:r>
           <w:rPr>
             <w:rFonts w:ascii="Calibri" w:cs="Calibri" w:eastAsia="Calibri" w:hAnsi="Calibri"/>
@@ -716,7 +716,7 @@
         </w:rPr>
         <w:t xml:space="preserve">   </w:t>
       </w:r>
-      <w:hyperlink w:history="1" r:id="rIdp4fq91f1wa2yrteymuihm">
+      <w:hyperlink w:history="1" r:id="rId43-0qhnn1bao71xlfwxzm">
         <w:r>
           <w:rPr>
             <w:rFonts w:ascii="Calibri" w:cs="Calibri" w:eastAsia="Calibri" w:hAnsi="Calibri"/>
@@ -744,7 +744,7 @@
         </w:rPr>
         <w:t xml:space="preserve">| </w:t>
       </w:r>
-      <w:hyperlink w:history="1" r:id="rIdowutwfrjcayzfczrgtctc">
+      <w:hyperlink w:history="1" r:id="rId2ofcqhs4k30m6hcsijcnc">
         <w:r>
           <w:rPr>
             <w:rFonts w:ascii="Calibri" w:cs="Calibri" w:eastAsia="Calibri" w:hAnsi="Calibri"/>
@@ -772,7 +772,7 @@
         </w:rPr>
         <w:t xml:space="preserve">| </w:t>
       </w:r>
-      <w:hyperlink w:history="1" r:id="rIdnycmqd7r0kmvhjojqvmp0">
+      <w:hyperlink w:history="1" r:id="rId_kqhfupa9db0lu3v9khsu">
         <w:r>
           <w:rPr>
             <w:rFonts w:ascii="Calibri" w:cs="Calibri" w:eastAsia="Calibri" w:hAnsi="Calibri"/>
@@ -939,7 +939,7 @@
         </w:rPr>
         <w:t xml:space="preserve">   </w:t>
       </w:r>
-      <w:hyperlink w:history="1" r:id="rIdysrvlmpwxvaylc-wlw-x0">
+      <w:hyperlink w:history="1" r:id="rIdncaz1rkv2pzjjkz12y2a_">
         <w:r>
           <w:rPr>
             <w:rFonts w:ascii="Calibri" w:cs="Calibri" w:eastAsia="Calibri" w:hAnsi="Calibri"/>
@@ -967,7 +967,7 @@
         </w:rPr>
         <w:t xml:space="preserve">| </w:t>
       </w:r>
-      <w:hyperlink w:history="1" r:id="rIdvn0l6irx9sxika8cogfwb">
+      <w:hyperlink w:history="1" r:id="rIdgcmoyzfd8xjbv38ro943b">
         <w:r>
           <w:rPr>
             <w:rFonts w:ascii="Calibri" w:cs="Calibri" w:eastAsia="Calibri" w:hAnsi="Calibri"/>
@@ -995,7 +995,7 @@
         </w:rPr>
         <w:t xml:space="preserve">| </w:t>
       </w:r>
-      <w:hyperlink w:history="1" r:id="rIdnkj6gwn9axrkxsrn0toyg">
+      <w:hyperlink w:history="1" r:id="rIdiysvzatzwsemhdfmgtont">
         <w:r>
           <w:rPr>
             <w:rFonts w:ascii="Calibri" w:cs="Calibri" w:eastAsia="Calibri" w:hAnsi="Calibri"/>
@@ -1348,7 +1348,7 @@
         </w:rPr>
         <w:t xml:space="preserve">   </w:t>
       </w:r>
-      <w:hyperlink w:history="1" r:id="rId9o1faau5gpfk7haanj9vi">
+      <w:hyperlink w:history="1" r:id="rIds7bp2wew5xdkviewgzits">
         <w:r>
           <w:rPr>
             <w:rFonts w:ascii="Calibri" w:cs="Calibri" w:eastAsia="Calibri" w:hAnsi="Calibri"/>
@@ -1376,7 +1376,7 @@
         </w:rPr>
         <w:t xml:space="preserve">| </w:t>
       </w:r>
-      <w:hyperlink w:history="1" r:id="rIdi-t9djd97618kwdqxoozh">
+      <w:hyperlink w:history="1" r:id="rIdcclj6b5sa_raunzakkroy">
         <w:r>
           <w:rPr>
             <w:rFonts w:ascii="Calibri" w:cs="Calibri" w:eastAsia="Calibri" w:hAnsi="Calibri"/>
@@ -1505,7 +1505,7 @@
         </w:rPr>
         <w:t xml:space="preserve">   </w:t>
       </w:r>
-      <w:hyperlink w:history="1" r:id="rIdae7sy4keviusjzlmxst90">
+      <w:hyperlink w:history="1" r:id="rIdbu8hz7z2enhubkh7meemb">
         <w:r>
           <w:rPr>
             <w:rFonts w:ascii="Calibri" w:cs="Calibri" w:eastAsia="Calibri" w:hAnsi="Calibri"/>
@@ -1533,7 +1533,7 @@
         </w:rPr>
         <w:t xml:space="preserve">| </w:t>
       </w:r>
-      <w:hyperlink w:history="1" r:id="rIdxpetoijddd5lsotd4omus">
+      <w:hyperlink w:history="1" r:id="rId_wzgrwn7qm88rao1h8rom">
         <w:r>
           <w:rPr>
             <w:rFonts w:ascii="Calibri" w:cs="Calibri" w:eastAsia="Calibri" w:hAnsi="Calibri"/>
@@ -1666,7 +1666,7 @@
         </w:rPr>
         <w:t xml:space="preserve">   </w:t>
       </w:r>
-      <w:hyperlink w:history="1" r:id="rId-zoaruvjy_hsoues3hv2x">
+      <w:hyperlink w:history="1" r:id="rIduv6-m783ey8hzligl40_z">
         <w:r>
           <w:rPr>
             <w:rFonts w:ascii="Calibri" w:cs="Calibri" w:eastAsia="Calibri" w:hAnsi="Calibri"/>
@@ -1816,7 +1816,7 @@
         </w:rPr>
         <w:t xml:space="preserve">   </w:t>
       </w:r>
-      <w:hyperlink w:history="1" r:id="rIdbrlbtwwpbx_wpnsxtqz0x">
+      <w:hyperlink w:history="1" r:id="rIdftnprjhosstezjevjptse">
         <w:r>
           <w:rPr>
             <w:rFonts w:ascii="Calibri" w:cs="Calibri" w:eastAsia="Calibri" w:hAnsi="Calibri"/>
@@ -2312,6 +2312,220 @@
     </w:p>
     <w:p>
       <w:pPr>
+        <w:tabs>
+          <w:tab w:val="right" w:pos="9026"/>
+        </w:tabs>
+        <w:spacing w:after="10" w:before="0"/>
+      </w:pPr>
+      <w:r>
+        <w:rPr>
+          <w:rFonts w:ascii="Calibri" w:cs="Calibri" w:eastAsia="Calibri" w:hAnsi="Calibri"/>
+          <w:b/>
+          <w:bCs/>
+          <w:sz w:val="20"/>
+          <w:szCs w:val="20"/>
+        </w:rPr>
+        <w:t xml:space="preserve">Peer Assisted Learning (PAL) Leader - Electronics and Programming</w:t>
+      </w:r>
+      <w:r>
+        <w:rPr>
+          <w:rFonts w:ascii="Calibri" w:cs="Calibri" w:eastAsia="Calibri" w:hAnsi="Calibri"/>
+          <w:sz w:val="20"/>
+          <w:szCs w:val="20"/>
+        </w:rPr>
+        <w:t xml:space="preserve">	Aston University, Learning Services, Birmingham, UK</w:t>
+      </w:r>
+    </w:p>
+    <w:p>
+      <w:pPr>
+        <w:tabs>
+          <w:tab w:val="right" w:pos="9026"/>
+        </w:tabs>
+        <w:spacing w:after="10" w:before="0"/>
+      </w:pPr>
+      <w:r>
+        <w:rPr>
+          <w:rFonts w:ascii="Calibri" w:cs="Calibri" w:eastAsia="Calibri" w:hAnsi="Calibri"/>
+          <w:color w:val="444444"/>
+          <w:sz w:val="19"/>
+          <w:szCs w:val="19"/>
+        </w:rPr>
+        <w:t xml:space="preserve">Python, Electronics, peer teaching, curriculum design, student support</w:t>
+      </w:r>
+      <w:r>
+        <w:rPr>
+          <w:rFonts w:ascii="Calibri" w:cs="Calibri" w:eastAsia="Calibri" w:hAnsi="Calibri"/>
+          <w:sz w:val="19"/>
+          <w:szCs w:val="19"/>
+        </w:rPr>
+        <w:t xml:space="preserve">	Sep 2026 - Present</w:t>
+      </w:r>
+    </w:p>
+    <w:p>
+      <w:pPr>
+        <w:spacing w:after="20" w:before="0"/>
+        <w:ind w:left="316" w:hanging="259"/>
+      </w:pPr>
+      <w:r>
+        <w:rPr>
+          <w:rFonts w:ascii="Calibri" w:cs="Calibri" w:eastAsia="Calibri" w:hAnsi="Calibri"/>
+          <w:sz w:val="19"/>
+          <w:szCs w:val="19"/>
+        </w:rPr>
+        <w:t xml:space="preserve">•  </w:t>
+      </w:r>
+      <w:r>
+        <w:rPr>
+          <w:rFonts w:ascii="Calibri" w:cs="Calibri" w:eastAsia="Calibri" w:hAnsi="Calibri"/>
+          <w:sz w:val="19"/>
+          <w:szCs w:val="19"/>
+        </w:rPr>
+        <w:t xml:space="preserve">Facilitate weekly </w:t>
+      </w:r>
+      <w:r>
+        <w:rPr>
+          <w:rFonts w:ascii="Calibri" w:cs="Calibri" w:eastAsia="Calibri" w:hAnsi="Calibri"/>
+          <w:b/>
+          <w:bCs/>
+          <w:sz w:val="19"/>
+          <w:szCs w:val="19"/>
+        </w:rPr>
+        <w:t xml:space="preserve">Peer Assisted Learning (PAL)</w:t>
+      </w:r>
+      <w:r>
+        <w:rPr>
+          <w:rFonts w:ascii="Calibri" w:cs="Calibri" w:eastAsia="Calibri" w:hAnsi="Calibri"/>
+          <w:sz w:val="19"/>
+          <w:szCs w:val="19"/>
+        </w:rPr>
+        <w:t xml:space="preserve"> sessions covering </w:t>
+      </w:r>
+      <w:r>
+        <w:rPr>
+          <w:rFonts w:ascii="Calibri" w:cs="Calibri" w:eastAsia="Calibri" w:hAnsi="Calibri"/>
+          <w:b/>
+          <w:bCs/>
+          <w:sz w:val="19"/>
+          <w:szCs w:val="19"/>
+        </w:rPr>
+        <w:t xml:space="preserve">Python programming</w:t>
+      </w:r>
+      <w:r>
+        <w:rPr>
+          <w:rFonts w:ascii="Calibri" w:cs="Calibri" w:eastAsia="Calibri" w:hAnsi="Calibri"/>
+          <w:sz w:val="19"/>
+          <w:szCs w:val="19"/>
+        </w:rPr>
+        <w:t xml:space="preserve"> and electronics across multiple student cohorts, preparing curriculum-aligned exercises and supporting peer learning in a structured environment</w:t>
+      </w:r>
+    </w:p>
+    <w:p>
+      <w:pPr>
+        <w:spacing w:after="80" w:before="0"/>
+      </w:pPr>
+    </w:p>
+    <w:p>
+      <w:pPr>
+        <w:tabs>
+          <w:tab w:val="right" w:pos="9026"/>
+        </w:tabs>
+        <w:spacing w:after="10" w:before="0"/>
+      </w:pPr>
+      <w:r>
+        <w:rPr>
+          <w:rFonts w:ascii="Calibri" w:cs="Calibri" w:eastAsia="Calibri" w:hAnsi="Calibri"/>
+          <w:b/>
+          <w:bCs/>
+          <w:sz w:val="20"/>
+          <w:szCs w:val="20"/>
+        </w:rPr>
+        <w:t xml:space="preserve">Treasurer</w:t>
+      </w:r>
+      <w:r>
+        <w:rPr>
+          <w:rFonts w:ascii="Calibri" w:cs="Calibri" w:eastAsia="Calibri" w:hAnsi="Calibri"/>
+          <w:sz w:val="20"/>
+          <w:szCs w:val="20"/>
+        </w:rPr>
+        <w:t xml:space="preserve">	Computing &amp; Electronics Society, Aston Students' Union, Birmingham, UK</w:t>
+      </w:r>
+    </w:p>
+    <w:p>
+      <w:pPr>
+        <w:tabs>
+          <w:tab w:val="right" w:pos="9026"/>
+        </w:tabs>
+        <w:spacing w:after="10" w:before="0"/>
+      </w:pPr>
+      <w:r>
+        <w:rPr>
+          <w:rFonts w:ascii="Calibri" w:cs="Calibri" w:eastAsia="Calibri" w:hAnsi="Calibri"/>
+          <w:color w:val="444444"/>
+          <w:sz w:val="19"/>
+          <w:szCs w:val="19"/>
+        </w:rPr>
+        <w:t xml:space="preserve">Budget management, financial reporting, committee leadership, stakeholder communication</w:t>
+      </w:r>
+      <w:r>
+        <w:rPr>
+          <w:rFonts w:ascii="Calibri" w:cs="Calibri" w:eastAsia="Calibri" w:hAnsi="Calibri"/>
+          <w:sz w:val="19"/>
+          <w:szCs w:val="19"/>
+        </w:rPr>
+        <w:t xml:space="preserve">	Sep 2026 - Present</w:t>
+      </w:r>
+    </w:p>
+    <w:p>
+      <w:pPr>
+        <w:spacing w:after="20" w:before="0"/>
+        <w:ind w:left="316" w:hanging="259"/>
+      </w:pPr>
+      <w:r>
+        <w:rPr>
+          <w:rFonts w:ascii="Calibri" w:cs="Calibri" w:eastAsia="Calibri" w:hAnsi="Calibri"/>
+          <w:sz w:val="19"/>
+          <w:szCs w:val="19"/>
+        </w:rPr>
+        <w:t xml:space="preserve">•  </w:t>
+      </w:r>
+      <w:r>
+        <w:rPr>
+          <w:rFonts w:ascii="Calibri" w:cs="Calibri" w:eastAsia="Calibri" w:hAnsi="Calibri"/>
+          <w:sz w:val="19"/>
+          <w:szCs w:val="19"/>
+        </w:rPr>
+        <w:t xml:space="preserve">Manage the society's budget and financial records, reporting to the committee and the Students' Union</w:t>
+      </w:r>
+    </w:p>
+    <w:p>
+      <w:pPr>
+        <w:spacing w:after="20" w:before="0"/>
+        <w:ind w:left="316" w:hanging="259"/>
+      </w:pPr>
+      <w:r>
+        <w:rPr>
+          <w:rFonts w:ascii="Calibri" w:cs="Calibri" w:eastAsia="Calibri" w:hAnsi="Calibri"/>
+          <w:sz w:val="19"/>
+          <w:szCs w:val="19"/>
+        </w:rPr>
+        <w:t xml:space="preserve">•  </w:t>
+      </w:r>
+      <w:r>
+        <w:rPr>
+          <w:rFonts w:ascii="Calibri" w:cs="Calibri" w:eastAsia="Calibri" w:hAnsi="Calibri"/>
+          <w:sz w:val="19"/>
+          <w:szCs w:val="19"/>
+        </w:rPr>
+        <w:t xml:space="preserve">Elected onto the committee for the Computing &amp; Electronics Society, working alongside the President to run society operations</w:t>
+      </w:r>
+    </w:p>
+    <w:p>
+      <w:pPr>
+        <w:spacing w:after="80" w:before="0"/>
+      </w:pPr>
+    </w:p>
+    <w:p>
+      <w:pPr>
         <w:pBdr>
           <w:bottom w:val="single" w:color="000000" w:sz="6" w:space="1"/>
         </w:pBdr>
@@ -2370,7 +2584,7 @@
         </w:rPr>
         <w:t xml:space="preserve">   </w:t>
       </w:r>
-      <w:hyperlink w:history="1" r:id="rIdbu4uttbnma-4vlixwb0ry">
+      <w:hyperlink w:history="1" r:id="rIdwroc_3h4mcmgmv2vpy7yh">
         <w:r>
           <w:rPr>
             <w:rFonts w:ascii="Calibri" w:cs="Calibri" w:eastAsia="Calibri" w:hAnsi="Calibri"/>
@@ -2398,7 +2612,7 @@
         </w:rPr>
         <w:t xml:space="preserve">| </w:t>
       </w:r>
-      <w:hyperlink w:history="1" r:id="rIdgocr-dxkb_wabcmzcchvf">
+      <w:hyperlink w:history="1" r:id="rIdnqh7xe9k5p2nhlsv9sk_q">
         <w:r>
           <w:rPr>
             <w:rFonts w:ascii="Calibri" w:cs="Calibri" w:eastAsia="Calibri" w:hAnsi="Calibri"/>

--- a/public/resume/cv-software.docx
+++ b/public/resume/cv-software.docx
@@ -33,7 +33,7 @@
         </w:rPr>
         <w:t xml:space="preserve">✉ </w:t>
       </w:r>
-      <w:hyperlink w:history="1" r:id="rIdckkln-l7j5hqokv4zmrgp">
+      <w:hyperlink w:history="1" r:id="rIdvgyjcrdm7sragvtlbageu">
         <w:r>
           <w:rPr>
             <w:rFonts w:ascii="Calibri" w:cs="Calibri" w:eastAsia="Calibri" w:hAnsi="Calibri"/>
@@ -63,7 +63,7 @@
         </w:rPr>
         <w:t xml:space="preserve">• </w:t>
       </w:r>
-      <w:hyperlink w:history="1" r:id="rIdcdanzej6srohllnznfh_n">
+      <w:hyperlink w:history="1" r:id="rId2z5qvp4ve1-2a2a5oq1it">
         <w:r>
           <w:rPr>
             <w:rFonts w:ascii="Calibri" w:cs="Calibri" w:eastAsia="Calibri" w:hAnsi="Calibri"/>
@@ -93,7 +93,7 @@
         </w:rPr>
         <w:t xml:space="preserve">⁠in </w:t>
       </w:r>
-      <w:hyperlink w:history="1" r:id="rIdouk505v1k08rftxkgkxve">
+      <w:hyperlink w:history="1" r:id="rIdapaqsxgn0dilkd4cwmeog">
         <w:r>
           <w:rPr>
             <w:rFonts w:ascii="Calibri" w:cs="Calibri" w:eastAsia="Calibri" w:hAnsi="Calibri"/>
@@ -123,7 +123,7 @@
         </w:rPr>
         <w:t xml:space="preserve">◔ </w:t>
       </w:r>
-      <w:hyperlink w:history="1" r:id="rIdddp1t8zbwtnammc2fzquh">
+      <w:hyperlink w:history="1" r:id="rId4jdulzb4ovvqpxgtrg5zx">
         <w:r>
           <w:rPr>
             <w:rFonts w:ascii="Calibri" w:cs="Calibri" w:eastAsia="Calibri" w:hAnsi="Calibri"/>
@@ -153,7 +153,7 @@
         </w:rPr>
         <w:t xml:space="preserve">Ⓘ </w:t>
       </w:r>
-      <w:hyperlink w:history="1" r:id="rId1uzmg6t4_bcxgqgpeapoq">
+      <w:hyperlink w:history="1" r:id="rId-4qqajdrf8acwiuypm2ne">
         <w:r>
           <w:rPr>
             <w:rFonts w:ascii="Calibri" w:cs="Calibri" w:eastAsia="Calibri" w:hAnsi="Calibri"/>
@@ -716,7 +716,7 @@
         </w:rPr>
         <w:t xml:space="preserve">   </w:t>
       </w:r>
-      <w:hyperlink w:history="1" r:id="rId43-0qhnn1bao71xlfwxzm">
+      <w:hyperlink w:history="1" r:id="rIddd3pzlrtpg_3wzyxbrp4n">
         <w:r>
           <w:rPr>
             <w:rFonts w:ascii="Calibri" w:cs="Calibri" w:eastAsia="Calibri" w:hAnsi="Calibri"/>
@@ -744,7 +744,7 @@
         </w:rPr>
         <w:t xml:space="preserve">| </w:t>
       </w:r>
-      <w:hyperlink w:history="1" r:id="rId2ofcqhs4k30m6hcsijcnc">
+      <w:hyperlink w:history="1" r:id="rIdpu9achawlbndhvi6loucz">
         <w:r>
           <w:rPr>
             <w:rFonts w:ascii="Calibri" w:cs="Calibri" w:eastAsia="Calibri" w:hAnsi="Calibri"/>
@@ -772,7 +772,7 @@
         </w:rPr>
         <w:t xml:space="preserve">| </w:t>
       </w:r>
-      <w:hyperlink w:history="1" r:id="rId_kqhfupa9db0lu3v9khsu">
+      <w:hyperlink w:history="1" r:id="rIdzxpnxkhrvzzslrroakftv">
         <w:r>
           <w:rPr>
             <w:rFonts w:ascii="Calibri" w:cs="Calibri" w:eastAsia="Calibri" w:hAnsi="Calibri"/>
@@ -939,7 +939,7 @@
         </w:rPr>
         <w:t xml:space="preserve">   </w:t>
       </w:r>
-      <w:hyperlink w:history="1" r:id="rIdncaz1rkv2pzjjkz12y2a_">
+      <w:hyperlink w:history="1" r:id="rId9hd_xt1fuw7fhxkfrbead">
         <w:r>
           <w:rPr>
             <w:rFonts w:ascii="Calibri" w:cs="Calibri" w:eastAsia="Calibri" w:hAnsi="Calibri"/>
@@ -967,7 +967,7 @@
         </w:rPr>
         <w:t xml:space="preserve">| </w:t>
       </w:r>
-      <w:hyperlink w:history="1" r:id="rIdgcmoyzfd8xjbv38ro943b">
+      <w:hyperlink w:history="1" r:id="rId3cvlijjtftrybfzeay0kl">
         <w:r>
           <w:rPr>
             <w:rFonts w:ascii="Calibri" w:cs="Calibri" w:eastAsia="Calibri" w:hAnsi="Calibri"/>
@@ -995,7 +995,7 @@
         </w:rPr>
         <w:t xml:space="preserve">| </w:t>
       </w:r>
-      <w:hyperlink w:history="1" r:id="rIdiysvzatzwsemhdfmgtont">
+      <w:hyperlink w:history="1" r:id="rIdbmpigo2biet67bez6dsrr">
         <w:r>
           <w:rPr>
             <w:rFonts w:ascii="Calibri" w:cs="Calibri" w:eastAsia="Calibri" w:hAnsi="Calibri"/>
@@ -1348,7 +1348,7 @@
         </w:rPr>
         <w:t xml:space="preserve">   </w:t>
       </w:r>
-      <w:hyperlink w:history="1" r:id="rIds7bp2wew5xdkviewgzits">
+      <w:hyperlink w:history="1" r:id="rIdddjx-9zjqeqemic3d8rh5">
         <w:r>
           <w:rPr>
             <w:rFonts w:ascii="Calibri" w:cs="Calibri" w:eastAsia="Calibri" w:hAnsi="Calibri"/>
@@ -1376,7 +1376,7 @@
         </w:rPr>
         <w:t xml:space="preserve">| </w:t>
       </w:r>
-      <w:hyperlink w:history="1" r:id="rIdcclj6b5sa_raunzakkroy">
+      <w:hyperlink w:history="1" r:id="rIdejy7wju1e2kif0o1ueofn">
         <w:r>
           <w:rPr>
             <w:rFonts w:ascii="Calibri" w:cs="Calibri" w:eastAsia="Calibri" w:hAnsi="Calibri"/>
@@ -1505,7 +1505,7 @@
         </w:rPr>
         <w:t xml:space="preserve">   </w:t>
       </w:r>
-      <w:hyperlink w:history="1" r:id="rIdbu8hz7z2enhubkh7meemb">
+      <w:hyperlink w:history="1" r:id="rIdxbu370rhf2c64zn5lfcy9">
         <w:r>
           <w:rPr>
             <w:rFonts w:ascii="Calibri" w:cs="Calibri" w:eastAsia="Calibri" w:hAnsi="Calibri"/>
@@ -1533,7 +1533,7 @@
         </w:rPr>
         <w:t xml:space="preserve">| </w:t>
       </w:r>
-      <w:hyperlink w:history="1" r:id="rId_wzgrwn7qm88rao1h8rom">
+      <w:hyperlink w:history="1" r:id="rIdjhb0dnenmzyf-wblnkwd7">
         <w:r>
           <w:rPr>
             <w:rFonts w:ascii="Calibri" w:cs="Calibri" w:eastAsia="Calibri" w:hAnsi="Calibri"/>
@@ -1666,7 +1666,7 @@
         </w:rPr>
         <w:t xml:space="preserve">   </w:t>
       </w:r>
-      <w:hyperlink w:history="1" r:id="rIduv6-m783ey8hzligl40_z">
+      <w:hyperlink w:history="1" r:id="rIdfc5-w2mudo4rrl2pnn9fs">
         <w:r>
           <w:rPr>
             <w:rFonts w:ascii="Calibri" w:cs="Calibri" w:eastAsia="Calibri" w:hAnsi="Calibri"/>
@@ -1816,7 +1816,7 @@
         </w:rPr>
         <w:t xml:space="preserve">   </w:t>
       </w:r>
-      <w:hyperlink w:history="1" r:id="rIdftnprjhosstezjevjptse">
+      <w:hyperlink w:history="1" r:id="rIdcdeslr1khnlccatzawe8e">
         <w:r>
           <w:rPr>
             <w:rFonts w:ascii="Calibri" w:cs="Calibri" w:eastAsia="Calibri" w:hAnsi="Calibri"/>
@@ -2584,7 +2584,7 @@
         </w:rPr>
         <w:t xml:space="preserve">   </w:t>
       </w:r>
-      <w:hyperlink w:history="1" r:id="rIdwroc_3h4mcmgmv2vpy7yh">
+      <w:hyperlink w:history="1" r:id="rIdnrmdjfj8hksnbyfijtewl">
         <w:r>
           <w:rPr>
             <w:rFonts w:ascii="Calibri" w:cs="Calibri" w:eastAsia="Calibri" w:hAnsi="Calibri"/>
@@ -2612,7 +2612,7 @@
         </w:rPr>
         <w:t xml:space="preserve">| </w:t>
       </w:r>
-      <w:hyperlink w:history="1" r:id="rIdnqh7xe9k5p2nhlsv9sk_q">
+      <w:hyperlink w:history="1" r:id="rId-tzsvek1dkry2abn--la0">
         <w:r>
           <w:rPr>
             <w:rFonts w:ascii="Calibri" w:cs="Calibri" w:eastAsia="Calibri" w:hAnsi="Calibri"/>
